--- a/thesis/doc/CSN_DX24TT8_NguyenVanNghia_WebDonTrangGioiThieuSach.docx
+++ b/thesis/doc/CSN_DX24TT8_NguyenVanNghia_WebDonTrangGioiThieuSach.docx
@@ -77,7 +77,7 @@
           <w:noProof/>
         </w:rPr>
         <w:drawing>
-          <wp:anchor distT="0" distB="0" distL="114300" distR="114300" simplePos="0" relativeHeight="251670528" behindDoc="0" locked="0" layoutInCell="1" allowOverlap="1" wp14:anchorId="4E865948" wp14:editId="4489936B">
+          <wp:anchor distT="0" distB="0" distL="114300" distR="114300" simplePos="0" relativeHeight="251670528" behindDoc="0" locked="0" layoutInCell="1" allowOverlap="1" wp14:anchorId="4E865948" wp14:editId="7204588E">
             <wp:simplePos x="0" y="0"/>
             <wp:positionH relativeFrom="margin">
               <wp:align>center</wp:align>
@@ -1502,7 +1502,71 @@
           <w:sz w:val="26"/>
           <w:szCs w:val="26"/>
         </w:rPr>
-        <w:t>Các phương thức map(), filter(), find(), sort() và các phương thức thực tế được sử dụng trong sản phẩm.</w:t>
+        <w:t xml:space="preserve">Các phương thức </w:t>
+      </w:r>
+      <w:proofErr w:type="gramStart"/>
+      <w:r>
+        <w:rPr>
+          <w:sz w:val="26"/>
+          <w:szCs w:val="26"/>
+        </w:rPr>
+        <w:t>map(</w:t>
+      </w:r>
+      <w:proofErr w:type="gramEnd"/>
+      <w:r>
+        <w:rPr>
+          <w:sz w:val="26"/>
+          <w:szCs w:val="26"/>
+        </w:rPr>
+        <w:t xml:space="preserve">), </w:t>
+      </w:r>
+      <w:proofErr w:type="gramStart"/>
+      <w:r>
+        <w:rPr>
+          <w:sz w:val="26"/>
+          <w:szCs w:val="26"/>
+        </w:rPr>
+        <w:t>filter(</w:t>
+      </w:r>
+      <w:proofErr w:type="gramEnd"/>
+      <w:r>
+        <w:rPr>
+          <w:sz w:val="26"/>
+          <w:szCs w:val="26"/>
+        </w:rPr>
+        <w:t xml:space="preserve">), </w:t>
+      </w:r>
+      <w:proofErr w:type="gramStart"/>
+      <w:r>
+        <w:rPr>
+          <w:sz w:val="26"/>
+          <w:szCs w:val="26"/>
+        </w:rPr>
+        <w:t>find(</w:t>
+      </w:r>
+      <w:proofErr w:type="gramEnd"/>
+      <w:r>
+        <w:rPr>
+          <w:sz w:val="26"/>
+          <w:szCs w:val="26"/>
+        </w:rPr>
+        <w:t xml:space="preserve">), </w:t>
+      </w:r>
+      <w:proofErr w:type="gramStart"/>
+      <w:r>
+        <w:rPr>
+          <w:sz w:val="26"/>
+          <w:szCs w:val="26"/>
+        </w:rPr>
+        <w:t>sort(</w:t>
+      </w:r>
+      <w:proofErr w:type="gramEnd"/>
+      <w:r>
+        <w:rPr>
+          <w:sz w:val="26"/>
+          <w:szCs w:val="26"/>
+        </w:rPr>
+        <w:t>) và các phương thức thực tế được sử dụng trong sản phẩm.</w:t>
       </w:r>
     </w:p>
     <w:p>
@@ -2127,7 +2191,7 @@
           <w:pPr>
             <w:pStyle w:val="TOC1"/>
             <w:rPr>
-              <w:rFonts w:eastAsiaTheme="minorEastAsia"/>
+              <w:rFonts w:asciiTheme="minorHAnsi" w:eastAsiaTheme="minorEastAsia" w:hAnsiTheme="minorHAnsi" w:cstheme="minorBidi"/>
               <w:b w:val="0"/>
               <w:kern w:val="2"/>
               <w:sz w:val="26"/>
@@ -2156,7 +2220,7 @@
             </w:rPr>
             <w:fldChar w:fldCharType="separate"/>
           </w:r>
-          <w:hyperlink w:anchor="_Toc241157696" w:history="1">
+          <w:hyperlink w:anchor="_Toc241219659" w:history="1">
             <w:r>
               <w:rPr>
                 <w:rStyle w:val="Hyperlink"/>
@@ -2187,7 +2251,7 @@
                 <w:sz w:val="26"/>
                 <w:szCs w:val="26"/>
               </w:rPr>
-              <w:instrText xml:space="preserve"> PAGEREF _Toc241157696 \h </w:instrText>
+              <w:instrText xml:space="preserve"> PAGEREF _Toc241219659 \h </w:instrText>
             </w:r>
             <w:r>
               <w:rPr>
@@ -2229,7 +2293,7 @@
               <w:tab w:val="right" w:leader="dot" w:pos="9062"/>
             </w:tabs>
             <w:rPr>
-              <w:rFonts w:ascii="Times New Roman" w:eastAsiaTheme="minorEastAsia" w:hAnsi="Times New Roman"/>
+              <w:rFonts w:asciiTheme="minorHAnsi" w:eastAsiaTheme="minorEastAsia" w:hAnsiTheme="minorHAnsi" w:cstheme="minorBidi"/>
               <w:noProof/>
               <w:kern w:val="2"/>
               <w:sz w:val="26"/>
@@ -2237,7 +2301,7 @@
               <w14:ligatures w14:val="standardContextual"/>
             </w:rPr>
           </w:pPr>
-          <w:hyperlink w:anchor="_Toc241157697" w:history="1">
+          <w:hyperlink w:anchor="_Toc241219660" w:history="1">
             <w:r>
               <w:rPr>
                 <w:rStyle w:val="Hyperlink"/>
@@ -2251,7 +2315,6 @@
             </w:r>
             <w:r>
               <w:rPr>
-                <w:rFonts w:ascii="Times New Roman" w:hAnsi="Times New Roman"/>
                 <w:noProof/>
                 <w:webHidden/>
                 <w:sz w:val="26"/>
@@ -2261,7 +2324,6 @@
             </w:r>
             <w:r>
               <w:rPr>
-                <w:rFonts w:ascii="Times New Roman" w:hAnsi="Times New Roman"/>
                 <w:noProof/>
                 <w:webHidden/>
                 <w:sz w:val="26"/>
@@ -2271,26 +2333,23 @@
             </w:r>
             <w:r>
               <w:rPr>
-                <w:rFonts w:ascii="Times New Roman" w:hAnsi="Times New Roman"/>
-                <w:noProof/>
-                <w:webHidden/>
-                <w:sz w:val="26"/>
-                <w:szCs w:val="26"/>
-              </w:rPr>
-              <w:instrText xml:space="preserve"> PAGEREF _Toc241157697 \h </w:instrText>
-            </w:r>
-            <w:r>
-              <w:rPr>
-                <w:rFonts w:ascii="Times New Roman" w:hAnsi="Times New Roman"/>
-                <w:noProof/>
-                <w:webHidden/>
-                <w:sz w:val="26"/>
-                <w:szCs w:val="26"/>
-              </w:rPr>
-            </w:r>
-            <w:r>
-              <w:rPr>
-                <w:rFonts w:ascii="Times New Roman" w:hAnsi="Times New Roman"/>
+                <w:noProof/>
+                <w:webHidden/>
+                <w:sz w:val="26"/>
+                <w:szCs w:val="26"/>
+              </w:rPr>
+              <w:instrText xml:space="preserve"> PAGEREF _Toc241219660 \h </w:instrText>
+            </w:r>
+            <w:r>
+              <w:rPr>
+                <w:noProof/>
+                <w:webHidden/>
+                <w:sz w:val="26"/>
+                <w:szCs w:val="26"/>
+              </w:rPr>
+            </w:r>
+            <w:r>
+              <w:rPr>
                 <w:noProof/>
                 <w:webHidden/>
                 <w:sz w:val="26"/>
@@ -2300,7 +2359,7 @@
             </w:r>
             <w:r>
               <w:rPr>
-                <w:rFonts w:ascii="Times New Roman" w:hAnsi="Times New Roman"/>
+                <w:rFonts w:hint="eastAsia"/>
                 <w:noProof/>
                 <w:webHidden/>
                 <w:sz w:val="26"/>
@@ -2310,7 +2369,6 @@
             </w:r>
             <w:r>
               <w:rPr>
-                <w:rFonts w:ascii="Times New Roman" w:hAnsi="Times New Roman"/>
                 <w:noProof/>
                 <w:webHidden/>
                 <w:sz w:val="26"/>
@@ -2327,7 +2385,7 @@
               <w:tab w:val="right" w:leader="dot" w:pos="9062"/>
             </w:tabs>
             <w:rPr>
-              <w:rFonts w:ascii="Times New Roman" w:eastAsiaTheme="minorEastAsia" w:hAnsi="Times New Roman"/>
+              <w:rFonts w:asciiTheme="minorHAnsi" w:eastAsiaTheme="minorEastAsia" w:hAnsiTheme="minorHAnsi" w:cstheme="minorBidi"/>
               <w:noProof/>
               <w:kern w:val="2"/>
               <w:sz w:val="26"/>
@@ -2335,7 +2393,7 @@
               <w14:ligatures w14:val="standardContextual"/>
             </w:rPr>
           </w:pPr>
-          <w:hyperlink w:anchor="_Toc241157698" w:history="1">
+          <w:hyperlink w:anchor="_Toc241219661" w:history="1">
             <w:r>
               <w:rPr>
                 <w:rStyle w:val="Hyperlink"/>
@@ -2349,7 +2407,6 @@
             </w:r>
             <w:r>
               <w:rPr>
-                <w:rFonts w:ascii="Times New Roman" w:hAnsi="Times New Roman"/>
                 <w:noProof/>
                 <w:webHidden/>
                 <w:sz w:val="26"/>
@@ -2359,7 +2416,6 @@
             </w:r>
             <w:r>
               <w:rPr>
-                <w:rFonts w:ascii="Times New Roman" w:hAnsi="Times New Roman"/>
                 <w:noProof/>
                 <w:webHidden/>
                 <w:sz w:val="26"/>
@@ -2369,26 +2425,23 @@
             </w:r>
             <w:r>
               <w:rPr>
-                <w:rFonts w:ascii="Times New Roman" w:hAnsi="Times New Roman"/>
-                <w:noProof/>
-                <w:webHidden/>
-                <w:sz w:val="26"/>
-                <w:szCs w:val="26"/>
-              </w:rPr>
-              <w:instrText xml:space="preserve"> PAGEREF _Toc241157698 \h </w:instrText>
-            </w:r>
-            <w:r>
-              <w:rPr>
-                <w:rFonts w:ascii="Times New Roman" w:hAnsi="Times New Roman"/>
-                <w:noProof/>
-                <w:webHidden/>
-                <w:sz w:val="26"/>
-                <w:szCs w:val="26"/>
-              </w:rPr>
-            </w:r>
-            <w:r>
-              <w:rPr>
-                <w:rFonts w:ascii="Times New Roman" w:hAnsi="Times New Roman"/>
+                <w:noProof/>
+                <w:webHidden/>
+                <w:sz w:val="26"/>
+                <w:szCs w:val="26"/>
+              </w:rPr>
+              <w:instrText xml:space="preserve"> PAGEREF _Toc241219661 \h </w:instrText>
+            </w:r>
+            <w:r>
+              <w:rPr>
+                <w:noProof/>
+                <w:webHidden/>
+                <w:sz w:val="26"/>
+                <w:szCs w:val="26"/>
+              </w:rPr>
+            </w:r>
+            <w:r>
+              <w:rPr>
                 <w:noProof/>
                 <w:webHidden/>
                 <w:sz w:val="26"/>
@@ -2398,7 +2451,7 @@
             </w:r>
             <w:r>
               <w:rPr>
-                <w:rFonts w:ascii="Times New Roman" w:hAnsi="Times New Roman"/>
+                <w:rFonts w:hint="eastAsia"/>
                 <w:noProof/>
                 <w:webHidden/>
                 <w:sz w:val="26"/>
@@ -2408,7 +2461,6 @@
             </w:r>
             <w:r>
               <w:rPr>
-                <w:rFonts w:ascii="Times New Roman" w:hAnsi="Times New Roman"/>
                 <w:noProof/>
                 <w:webHidden/>
                 <w:sz w:val="26"/>
@@ -2425,7 +2477,7 @@
               <w:tab w:val="right" w:leader="dot" w:pos="9062"/>
             </w:tabs>
             <w:rPr>
-              <w:rFonts w:ascii="Times New Roman" w:eastAsiaTheme="minorEastAsia" w:hAnsi="Times New Roman"/>
+              <w:rFonts w:asciiTheme="minorHAnsi" w:eastAsiaTheme="minorEastAsia" w:hAnsiTheme="minorHAnsi" w:cstheme="minorBidi"/>
               <w:noProof/>
               <w:kern w:val="2"/>
               <w:sz w:val="26"/>
@@ -2433,7 +2485,7 @@
               <w14:ligatures w14:val="standardContextual"/>
             </w:rPr>
           </w:pPr>
-          <w:hyperlink w:anchor="_Toc241157699" w:history="1">
+          <w:hyperlink w:anchor="_Toc241219662" w:history="1">
             <w:r>
               <w:rPr>
                 <w:rStyle w:val="Hyperlink"/>
@@ -2447,7 +2499,6 @@
             </w:r>
             <w:r>
               <w:rPr>
-                <w:rFonts w:ascii="Times New Roman" w:hAnsi="Times New Roman"/>
                 <w:noProof/>
                 <w:webHidden/>
                 <w:sz w:val="26"/>
@@ -2457,7 +2508,6 @@
             </w:r>
             <w:r>
               <w:rPr>
-                <w:rFonts w:ascii="Times New Roman" w:hAnsi="Times New Roman"/>
                 <w:noProof/>
                 <w:webHidden/>
                 <w:sz w:val="26"/>
@@ -2467,26 +2517,23 @@
             </w:r>
             <w:r>
               <w:rPr>
-                <w:rFonts w:ascii="Times New Roman" w:hAnsi="Times New Roman"/>
-                <w:noProof/>
-                <w:webHidden/>
-                <w:sz w:val="26"/>
-                <w:szCs w:val="26"/>
-              </w:rPr>
-              <w:instrText xml:space="preserve"> PAGEREF _Toc241157699 \h </w:instrText>
-            </w:r>
-            <w:r>
-              <w:rPr>
-                <w:rFonts w:ascii="Times New Roman" w:hAnsi="Times New Roman"/>
-                <w:noProof/>
-                <w:webHidden/>
-                <w:sz w:val="26"/>
-                <w:szCs w:val="26"/>
-              </w:rPr>
-            </w:r>
-            <w:r>
-              <w:rPr>
-                <w:rFonts w:ascii="Times New Roman" w:hAnsi="Times New Roman"/>
+                <w:noProof/>
+                <w:webHidden/>
+                <w:sz w:val="26"/>
+                <w:szCs w:val="26"/>
+              </w:rPr>
+              <w:instrText xml:space="preserve"> PAGEREF _Toc241219662 \h </w:instrText>
+            </w:r>
+            <w:r>
+              <w:rPr>
+                <w:noProof/>
+                <w:webHidden/>
+                <w:sz w:val="26"/>
+                <w:szCs w:val="26"/>
+              </w:rPr>
+            </w:r>
+            <w:r>
+              <w:rPr>
                 <w:noProof/>
                 <w:webHidden/>
                 <w:sz w:val="26"/>
@@ -2496,7 +2543,7 @@
             </w:r>
             <w:r>
               <w:rPr>
-                <w:rFonts w:ascii="Times New Roman" w:hAnsi="Times New Roman"/>
+                <w:rFonts w:hint="eastAsia"/>
                 <w:noProof/>
                 <w:webHidden/>
                 <w:sz w:val="26"/>
@@ -2506,7 +2553,6 @@
             </w:r>
             <w:r>
               <w:rPr>
-                <w:rFonts w:ascii="Times New Roman" w:hAnsi="Times New Roman"/>
                 <w:noProof/>
                 <w:webHidden/>
                 <w:sz w:val="26"/>
@@ -2523,7 +2569,7 @@
               <w:tab w:val="right" w:leader="dot" w:pos="9062"/>
             </w:tabs>
             <w:rPr>
-              <w:rFonts w:ascii="Times New Roman" w:eastAsiaTheme="minorEastAsia" w:hAnsi="Times New Roman"/>
+              <w:rFonts w:asciiTheme="minorHAnsi" w:eastAsiaTheme="minorEastAsia" w:hAnsiTheme="minorHAnsi" w:cstheme="minorBidi"/>
               <w:noProof/>
               <w:kern w:val="2"/>
               <w:sz w:val="26"/>
@@ -2531,7 +2577,7 @@
               <w14:ligatures w14:val="standardContextual"/>
             </w:rPr>
           </w:pPr>
-          <w:hyperlink w:anchor="_Toc241157700" w:history="1">
+          <w:hyperlink w:anchor="_Toc241219663" w:history="1">
             <w:r>
               <w:rPr>
                 <w:rStyle w:val="Hyperlink"/>
@@ -2545,7 +2591,6 @@
             </w:r>
             <w:r>
               <w:rPr>
-                <w:rFonts w:ascii="Times New Roman" w:hAnsi="Times New Roman"/>
                 <w:noProof/>
                 <w:webHidden/>
                 <w:sz w:val="26"/>
@@ -2555,7 +2600,6 @@
             </w:r>
             <w:r>
               <w:rPr>
-                <w:rFonts w:ascii="Times New Roman" w:hAnsi="Times New Roman"/>
                 <w:noProof/>
                 <w:webHidden/>
                 <w:sz w:val="26"/>
@@ -2565,26 +2609,23 @@
             </w:r>
             <w:r>
               <w:rPr>
-                <w:rFonts w:ascii="Times New Roman" w:hAnsi="Times New Roman"/>
-                <w:noProof/>
-                <w:webHidden/>
-                <w:sz w:val="26"/>
-                <w:szCs w:val="26"/>
-              </w:rPr>
-              <w:instrText xml:space="preserve"> PAGEREF _Toc241157700 \h </w:instrText>
-            </w:r>
-            <w:r>
-              <w:rPr>
-                <w:rFonts w:ascii="Times New Roman" w:hAnsi="Times New Roman"/>
-                <w:noProof/>
-                <w:webHidden/>
-                <w:sz w:val="26"/>
-                <w:szCs w:val="26"/>
-              </w:rPr>
-            </w:r>
-            <w:r>
-              <w:rPr>
-                <w:rFonts w:ascii="Times New Roman" w:hAnsi="Times New Roman"/>
+                <w:noProof/>
+                <w:webHidden/>
+                <w:sz w:val="26"/>
+                <w:szCs w:val="26"/>
+              </w:rPr>
+              <w:instrText xml:space="preserve"> PAGEREF _Toc241219663 \h </w:instrText>
+            </w:r>
+            <w:r>
+              <w:rPr>
+                <w:noProof/>
+                <w:webHidden/>
+                <w:sz w:val="26"/>
+                <w:szCs w:val="26"/>
+              </w:rPr>
+            </w:r>
+            <w:r>
+              <w:rPr>
                 <w:noProof/>
                 <w:webHidden/>
                 <w:sz w:val="26"/>
@@ -2594,7 +2635,7 @@
             </w:r>
             <w:r>
               <w:rPr>
-                <w:rFonts w:ascii="Times New Roman" w:hAnsi="Times New Roman"/>
+                <w:rFonts w:hint="eastAsia"/>
                 <w:noProof/>
                 <w:webHidden/>
                 <w:sz w:val="26"/>
@@ -2604,7 +2645,6 @@
             </w:r>
             <w:r>
               <w:rPr>
-                <w:rFonts w:ascii="Times New Roman" w:hAnsi="Times New Roman"/>
                 <w:noProof/>
                 <w:webHidden/>
                 <w:sz w:val="26"/>
@@ -2621,7 +2661,7 @@
               <w:tab w:val="right" w:leader="dot" w:pos="9062"/>
             </w:tabs>
             <w:rPr>
-              <w:rFonts w:ascii="Times New Roman" w:eastAsiaTheme="minorEastAsia" w:hAnsi="Times New Roman"/>
+              <w:rFonts w:asciiTheme="minorHAnsi" w:eastAsiaTheme="minorEastAsia" w:hAnsiTheme="minorHAnsi" w:cstheme="minorBidi"/>
               <w:noProof/>
               <w:kern w:val="2"/>
               <w:sz w:val="26"/>
@@ -2629,7 +2669,7 @@
               <w14:ligatures w14:val="standardContextual"/>
             </w:rPr>
           </w:pPr>
-          <w:hyperlink w:anchor="_Toc241157701" w:history="1">
+          <w:hyperlink w:anchor="_Toc241219664" w:history="1">
             <w:r>
               <w:rPr>
                 <w:rStyle w:val="Hyperlink"/>
@@ -2643,7 +2683,6 @@
             </w:r>
             <w:r>
               <w:rPr>
-                <w:rFonts w:ascii="Times New Roman" w:hAnsi="Times New Roman"/>
                 <w:noProof/>
                 <w:webHidden/>
                 <w:sz w:val="26"/>
@@ -2653,7 +2692,6 @@
             </w:r>
             <w:r>
               <w:rPr>
-                <w:rFonts w:ascii="Times New Roman" w:hAnsi="Times New Roman"/>
                 <w:noProof/>
                 <w:webHidden/>
                 <w:sz w:val="26"/>
@@ -2663,26 +2701,23 @@
             </w:r>
             <w:r>
               <w:rPr>
-                <w:rFonts w:ascii="Times New Roman" w:hAnsi="Times New Roman"/>
-                <w:noProof/>
-                <w:webHidden/>
-                <w:sz w:val="26"/>
-                <w:szCs w:val="26"/>
-              </w:rPr>
-              <w:instrText xml:space="preserve"> PAGEREF _Toc241157701 \h </w:instrText>
-            </w:r>
-            <w:r>
-              <w:rPr>
-                <w:rFonts w:ascii="Times New Roman" w:hAnsi="Times New Roman"/>
-                <w:noProof/>
-                <w:webHidden/>
-                <w:sz w:val="26"/>
-                <w:szCs w:val="26"/>
-              </w:rPr>
-            </w:r>
-            <w:r>
-              <w:rPr>
-                <w:rFonts w:ascii="Times New Roman" w:hAnsi="Times New Roman"/>
+                <w:noProof/>
+                <w:webHidden/>
+                <w:sz w:val="26"/>
+                <w:szCs w:val="26"/>
+              </w:rPr>
+              <w:instrText xml:space="preserve"> PAGEREF _Toc241219664 \h </w:instrText>
+            </w:r>
+            <w:r>
+              <w:rPr>
+                <w:noProof/>
+                <w:webHidden/>
+                <w:sz w:val="26"/>
+                <w:szCs w:val="26"/>
+              </w:rPr>
+            </w:r>
+            <w:r>
+              <w:rPr>
                 <w:noProof/>
                 <w:webHidden/>
                 <w:sz w:val="26"/>
@@ -2692,7 +2727,7 @@
             </w:r>
             <w:r>
               <w:rPr>
-                <w:rFonts w:ascii="Times New Roman" w:hAnsi="Times New Roman"/>
+                <w:rFonts w:hint="eastAsia"/>
                 <w:noProof/>
                 <w:webHidden/>
                 <w:sz w:val="26"/>
@@ -2702,7 +2737,6 @@
             </w:r>
             <w:r>
               <w:rPr>
-                <w:rFonts w:ascii="Times New Roman" w:hAnsi="Times New Roman"/>
                 <w:noProof/>
                 <w:webHidden/>
                 <w:sz w:val="26"/>
@@ -2719,7 +2753,7 @@
               <w:tab w:val="right" w:leader="dot" w:pos="9062"/>
             </w:tabs>
             <w:rPr>
-              <w:rFonts w:ascii="Times New Roman" w:eastAsiaTheme="minorEastAsia" w:hAnsi="Times New Roman"/>
+              <w:rFonts w:asciiTheme="minorHAnsi" w:eastAsiaTheme="minorEastAsia" w:hAnsiTheme="minorHAnsi" w:cstheme="minorBidi"/>
               <w:noProof/>
               <w:kern w:val="2"/>
               <w:sz w:val="26"/>
@@ -2727,7 +2761,7 @@
               <w14:ligatures w14:val="standardContextual"/>
             </w:rPr>
           </w:pPr>
-          <w:hyperlink w:anchor="_Toc241157702" w:history="1">
+          <w:hyperlink w:anchor="_Toc241219665" w:history="1">
             <w:r>
               <w:rPr>
                 <w:rStyle w:val="Hyperlink"/>
@@ -2741,7 +2775,6 @@
             </w:r>
             <w:r>
               <w:rPr>
-                <w:rFonts w:ascii="Times New Roman" w:hAnsi="Times New Roman"/>
                 <w:noProof/>
                 <w:webHidden/>
                 <w:sz w:val="26"/>
@@ -2751,7 +2784,6 @@
             </w:r>
             <w:r>
               <w:rPr>
-                <w:rFonts w:ascii="Times New Roman" w:hAnsi="Times New Roman"/>
                 <w:noProof/>
                 <w:webHidden/>
                 <w:sz w:val="26"/>
@@ -2761,26 +2793,23 @@
             </w:r>
             <w:r>
               <w:rPr>
-                <w:rFonts w:ascii="Times New Roman" w:hAnsi="Times New Roman"/>
-                <w:noProof/>
-                <w:webHidden/>
-                <w:sz w:val="26"/>
-                <w:szCs w:val="26"/>
-              </w:rPr>
-              <w:instrText xml:space="preserve"> PAGEREF _Toc241157702 \h </w:instrText>
-            </w:r>
-            <w:r>
-              <w:rPr>
-                <w:rFonts w:ascii="Times New Roman" w:hAnsi="Times New Roman"/>
-                <w:noProof/>
-                <w:webHidden/>
-                <w:sz w:val="26"/>
-                <w:szCs w:val="26"/>
-              </w:rPr>
-            </w:r>
-            <w:r>
-              <w:rPr>
-                <w:rFonts w:ascii="Times New Roman" w:hAnsi="Times New Roman"/>
+                <w:noProof/>
+                <w:webHidden/>
+                <w:sz w:val="26"/>
+                <w:szCs w:val="26"/>
+              </w:rPr>
+              <w:instrText xml:space="preserve"> PAGEREF _Toc241219665 \h </w:instrText>
+            </w:r>
+            <w:r>
+              <w:rPr>
+                <w:noProof/>
+                <w:webHidden/>
+                <w:sz w:val="26"/>
+                <w:szCs w:val="26"/>
+              </w:rPr>
+            </w:r>
+            <w:r>
+              <w:rPr>
                 <w:noProof/>
                 <w:webHidden/>
                 <w:sz w:val="26"/>
@@ -2790,7 +2819,7 @@
             </w:r>
             <w:r>
               <w:rPr>
-                <w:rFonts w:ascii="Times New Roman" w:hAnsi="Times New Roman"/>
+                <w:rFonts w:hint="eastAsia"/>
                 <w:noProof/>
                 <w:webHidden/>
                 <w:sz w:val="26"/>
@@ -2800,7 +2829,6 @@
             </w:r>
             <w:r>
               <w:rPr>
-                <w:rFonts w:ascii="Times New Roman" w:hAnsi="Times New Roman"/>
                 <w:noProof/>
                 <w:webHidden/>
                 <w:sz w:val="26"/>
@@ -2817,7 +2845,7 @@
               <w:tab w:val="right" w:leader="dot" w:pos="9062"/>
             </w:tabs>
             <w:rPr>
-              <w:rFonts w:ascii="Times New Roman" w:eastAsiaTheme="minorEastAsia" w:hAnsi="Times New Roman"/>
+              <w:rFonts w:asciiTheme="minorHAnsi" w:eastAsiaTheme="minorEastAsia" w:hAnsiTheme="minorHAnsi" w:cstheme="minorBidi"/>
               <w:noProof/>
               <w:kern w:val="2"/>
               <w:sz w:val="26"/>
@@ -2825,7 +2853,7 @@
               <w14:ligatures w14:val="standardContextual"/>
             </w:rPr>
           </w:pPr>
-          <w:hyperlink w:anchor="_Toc241157703" w:history="1">
+          <w:hyperlink w:anchor="_Toc241219666" w:history="1">
             <w:r>
               <w:rPr>
                 <w:rStyle w:val="Hyperlink"/>
@@ -2839,7 +2867,6 @@
             </w:r>
             <w:r>
               <w:rPr>
-                <w:rFonts w:ascii="Times New Roman" w:hAnsi="Times New Roman"/>
                 <w:noProof/>
                 <w:webHidden/>
                 <w:sz w:val="26"/>
@@ -2849,7 +2876,6 @@
             </w:r>
             <w:r>
               <w:rPr>
-                <w:rFonts w:ascii="Times New Roman" w:hAnsi="Times New Roman"/>
                 <w:noProof/>
                 <w:webHidden/>
                 <w:sz w:val="26"/>
@@ -2859,26 +2885,23 @@
             </w:r>
             <w:r>
               <w:rPr>
-                <w:rFonts w:ascii="Times New Roman" w:hAnsi="Times New Roman"/>
-                <w:noProof/>
-                <w:webHidden/>
-                <w:sz w:val="26"/>
-                <w:szCs w:val="26"/>
-              </w:rPr>
-              <w:instrText xml:space="preserve"> PAGEREF _Toc241157703 \h </w:instrText>
-            </w:r>
-            <w:r>
-              <w:rPr>
-                <w:rFonts w:ascii="Times New Roman" w:hAnsi="Times New Roman"/>
-                <w:noProof/>
-                <w:webHidden/>
-                <w:sz w:val="26"/>
-                <w:szCs w:val="26"/>
-              </w:rPr>
-            </w:r>
-            <w:r>
-              <w:rPr>
-                <w:rFonts w:ascii="Times New Roman" w:hAnsi="Times New Roman"/>
+                <w:noProof/>
+                <w:webHidden/>
+                <w:sz w:val="26"/>
+                <w:szCs w:val="26"/>
+              </w:rPr>
+              <w:instrText xml:space="preserve"> PAGEREF _Toc241219666 \h </w:instrText>
+            </w:r>
+            <w:r>
+              <w:rPr>
+                <w:noProof/>
+                <w:webHidden/>
+                <w:sz w:val="26"/>
+                <w:szCs w:val="26"/>
+              </w:rPr>
+            </w:r>
+            <w:r>
+              <w:rPr>
                 <w:noProof/>
                 <w:webHidden/>
                 <w:sz w:val="26"/>
@@ -2888,7 +2911,7 @@
             </w:r>
             <w:r>
               <w:rPr>
-                <w:rFonts w:ascii="Times New Roman" w:hAnsi="Times New Roman"/>
+                <w:rFonts w:hint="eastAsia"/>
                 <w:noProof/>
                 <w:webHidden/>
                 <w:sz w:val="26"/>
@@ -2898,7 +2921,6 @@
             </w:r>
             <w:r>
               <w:rPr>
-                <w:rFonts w:ascii="Times New Roman" w:hAnsi="Times New Roman"/>
                 <w:noProof/>
                 <w:webHidden/>
                 <w:sz w:val="26"/>
@@ -2912,7 +2934,7 @@
           <w:pPr>
             <w:pStyle w:val="TOC1"/>
             <w:rPr>
-              <w:rFonts w:eastAsiaTheme="minorEastAsia"/>
+              <w:rFonts w:asciiTheme="minorHAnsi" w:eastAsiaTheme="minorEastAsia" w:hAnsiTheme="minorHAnsi" w:cstheme="minorBidi"/>
               <w:b w:val="0"/>
               <w:kern w:val="2"/>
               <w:sz w:val="26"/>
@@ -2920,7 +2942,7 @@
               <w14:ligatures w14:val="standardContextual"/>
             </w:rPr>
           </w:pPr>
-          <w:hyperlink w:anchor="_Toc241157704" w:history="1">
+          <w:hyperlink w:anchor="_Toc241219667" w:history="1">
             <w:r>
               <w:rPr>
                 <w:rStyle w:val="Hyperlink"/>
@@ -2951,7 +2973,7 @@
                 <w:sz w:val="26"/>
                 <w:szCs w:val="26"/>
               </w:rPr>
-              <w:instrText xml:space="preserve"> PAGEREF _Toc241157704 \h </w:instrText>
+              <w:instrText xml:space="preserve"> PAGEREF _Toc241219667 \h </w:instrText>
             </w:r>
             <w:r>
               <w:rPr>
@@ -2993,7 +3015,7 @@
               <w:tab w:val="right" w:leader="dot" w:pos="9062"/>
             </w:tabs>
             <w:rPr>
-              <w:rFonts w:ascii="Times New Roman" w:eastAsiaTheme="minorEastAsia" w:hAnsi="Times New Roman"/>
+              <w:rFonts w:asciiTheme="minorHAnsi" w:eastAsiaTheme="minorEastAsia" w:hAnsiTheme="minorHAnsi" w:cstheme="minorBidi"/>
               <w:noProof/>
               <w:kern w:val="2"/>
               <w:sz w:val="26"/>
@@ -3001,7 +3023,7 @@
               <w14:ligatures w14:val="standardContextual"/>
             </w:rPr>
           </w:pPr>
-          <w:hyperlink w:anchor="_Toc241157705" w:history="1">
+          <w:hyperlink w:anchor="_Toc241219668" w:history="1">
             <w:r>
               <w:rPr>
                 <w:rStyle w:val="Hyperlink"/>
@@ -3015,7 +3037,6 @@
             </w:r>
             <w:r>
               <w:rPr>
-                <w:rFonts w:ascii="Times New Roman" w:hAnsi="Times New Roman"/>
                 <w:noProof/>
                 <w:webHidden/>
                 <w:sz w:val="26"/>
@@ -3025,7 +3046,6 @@
             </w:r>
             <w:r>
               <w:rPr>
-                <w:rFonts w:ascii="Times New Roman" w:hAnsi="Times New Roman"/>
                 <w:noProof/>
                 <w:webHidden/>
                 <w:sz w:val="26"/>
@@ -3035,26 +3055,23 @@
             </w:r>
             <w:r>
               <w:rPr>
-                <w:rFonts w:ascii="Times New Roman" w:hAnsi="Times New Roman"/>
-                <w:noProof/>
-                <w:webHidden/>
-                <w:sz w:val="26"/>
-                <w:szCs w:val="26"/>
-              </w:rPr>
-              <w:instrText xml:space="preserve"> PAGEREF _Toc241157705 \h </w:instrText>
-            </w:r>
-            <w:r>
-              <w:rPr>
-                <w:rFonts w:ascii="Times New Roman" w:hAnsi="Times New Roman"/>
-                <w:noProof/>
-                <w:webHidden/>
-                <w:sz w:val="26"/>
-                <w:szCs w:val="26"/>
-              </w:rPr>
-            </w:r>
-            <w:r>
-              <w:rPr>
-                <w:rFonts w:ascii="Times New Roman" w:hAnsi="Times New Roman"/>
+                <w:noProof/>
+                <w:webHidden/>
+                <w:sz w:val="26"/>
+                <w:szCs w:val="26"/>
+              </w:rPr>
+              <w:instrText xml:space="preserve"> PAGEREF _Toc241219668 \h </w:instrText>
+            </w:r>
+            <w:r>
+              <w:rPr>
+                <w:noProof/>
+                <w:webHidden/>
+                <w:sz w:val="26"/>
+                <w:szCs w:val="26"/>
+              </w:rPr>
+            </w:r>
+            <w:r>
+              <w:rPr>
                 <w:noProof/>
                 <w:webHidden/>
                 <w:sz w:val="26"/>
@@ -3064,7 +3081,7 @@
             </w:r>
             <w:r>
               <w:rPr>
-                <w:rFonts w:ascii="Times New Roman" w:hAnsi="Times New Roman"/>
+                <w:rFonts w:hint="eastAsia"/>
                 <w:noProof/>
                 <w:webHidden/>
                 <w:sz w:val="26"/>
@@ -3074,7 +3091,6 @@
             </w:r>
             <w:r>
               <w:rPr>
-                <w:rFonts w:ascii="Times New Roman" w:hAnsi="Times New Roman"/>
                 <w:noProof/>
                 <w:webHidden/>
                 <w:sz w:val="26"/>
@@ -3091,7 +3107,7 @@
               <w:tab w:val="right" w:leader="dot" w:pos="9062"/>
             </w:tabs>
             <w:rPr>
-              <w:rFonts w:ascii="Times New Roman" w:eastAsiaTheme="minorEastAsia" w:hAnsi="Times New Roman"/>
+              <w:rFonts w:asciiTheme="minorHAnsi" w:eastAsiaTheme="minorEastAsia" w:hAnsiTheme="minorHAnsi" w:cstheme="minorBidi"/>
               <w:noProof/>
               <w:kern w:val="2"/>
               <w:sz w:val="26"/>
@@ -3099,7 +3115,7 @@
               <w14:ligatures w14:val="standardContextual"/>
             </w:rPr>
           </w:pPr>
-          <w:hyperlink w:anchor="_Toc241157706" w:history="1">
+          <w:hyperlink w:anchor="_Toc241219669" w:history="1">
             <w:r>
               <w:rPr>
                 <w:rStyle w:val="Hyperlink"/>
@@ -3113,7 +3129,6 @@
             </w:r>
             <w:r>
               <w:rPr>
-                <w:rFonts w:ascii="Times New Roman" w:hAnsi="Times New Roman"/>
                 <w:noProof/>
                 <w:webHidden/>
                 <w:sz w:val="26"/>
@@ -3123,7 +3138,6 @@
             </w:r>
             <w:r>
               <w:rPr>
-                <w:rFonts w:ascii="Times New Roman" w:hAnsi="Times New Roman"/>
                 <w:noProof/>
                 <w:webHidden/>
                 <w:sz w:val="26"/>
@@ -3133,26 +3147,23 @@
             </w:r>
             <w:r>
               <w:rPr>
-                <w:rFonts w:ascii="Times New Roman" w:hAnsi="Times New Roman"/>
-                <w:noProof/>
-                <w:webHidden/>
-                <w:sz w:val="26"/>
-                <w:szCs w:val="26"/>
-              </w:rPr>
-              <w:instrText xml:space="preserve"> PAGEREF _Toc241157706 \h </w:instrText>
-            </w:r>
-            <w:r>
-              <w:rPr>
-                <w:rFonts w:ascii="Times New Roman" w:hAnsi="Times New Roman"/>
-                <w:noProof/>
-                <w:webHidden/>
-                <w:sz w:val="26"/>
-                <w:szCs w:val="26"/>
-              </w:rPr>
-            </w:r>
-            <w:r>
-              <w:rPr>
-                <w:rFonts w:ascii="Times New Roman" w:hAnsi="Times New Roman"/>
+                <w:noProof/>
+                <w:webHidden/>
+                <w:sz w:val="26"/>
+                <w:szCs w:val="26"/>
+              </w:rPr>
+              <w:instrText xml:space="preserve"> PAGEREF _Toc241219669 \h </w:instrText>
+            </w:r>
+            <w:r>
+              <w:rPr>
+                <w:noProof/>
+                <w:webHidden/>
+                <w:sz w:val="26"/>
+                <w:szCs w:val="26"/>
+              </w:rPr>
+            </w:r>
+            <w:r>
+              <w:rPr>
                 <w:noProof/>
                 <w:webHidden/>
                 <w:sz w:val="26"/>
@@ -3162,7 +3173,7 @@
             </w:r>
             <w:r>
               <w:rPr>
-                <w:rFonts w:ascii="Times New Roman" w:hAnsi="Times New Roman"/>
+                <w:rFonts w:hint="eastAsia"/>
                 <w:noProof/>
                 <w:webHidden/>
                 <w:sz w:val="26"/>
@@ -3172,7 +3183,6 @@
             </w:r>
             <w:r>
               <w:rPr>
-                <w:rFonts w:ascii="Times New Roman" w:hAnsi="Times New Roman"/>
                 <w:noProof/>
                 <w:webHidden/>
                 <w:sz w:val="26"/>
@@ -3189,7 +3199,7 @@
               <w:tab w:val="right" w:leader="dot" w:pos="9062"/>
             </w:tabs>
             <w:rPr>
-              <w:rFonts w:ascii="Times New Roman" w:eastAsiaTheme="minorEastAsia" w:hAnsi="Times New Roman"/>
+              <w:rFonts w:asciiTheme="minorHAnsi" w:eastAsiaTheme="minorEastAsia" w:hAnsiTheme="minorHAnsi" w:cstheme="minorBidi"/>
               <w:noProof/>
               <w:kern w:val="2"/>
               <w:sz w:val="26"/>
@@ -3197,7 +3207,7 @@
               <w14:ligatures w14:val="standardContextual"/>
             </w:rPr>
           </w:pPr>
-          <w:hyperlink w:anchor="_Toc241157707" w:history="1">
+          <w:hyperlink w:anchor="_Toc241219670" w:history="1">
             <w:r>
               <w:rPr>
                 <w:rStyle w:val="Hyperlink"/>
@@ -3211,7 +3221,6 @@
             </w:r>
             <w:r>
               <w:rPr>
-                <w:rFonts w:ascii="Times New Roman" w:hAnsi="Times New Roman"/>
                 <w:noProof/>
                 <w:webHidden/>
                 <w:sz w:val="26"/>
@@ -3221,7 +3230,6 @@
             </w:r>
             <w:r>
               <w:rPr>
-                <w:rFonts w:ascii="Times New Roman" w:hAnsi="Times New Roman"/>
                 <w:noProof/>
                 <w:webHidden/>
                 <w:sz w:val="26"/>
@@ -3231,26 +3239,23 @@
             </w:r>
             <w:r>
               <w:rPr>
-                <w:rFonts w:ascii="Times New Roman" w:hAnsi="Times New Roman"/>
-                <w:noProof/>
-                <w:webHidden/>
-                <w:sz w:val="26"/>
-                <w:szCs w:val="26"/>
-              </w:rPr>
-              <w:instrText xml:space="preserve"> PAGEREF _Toc241157707 \h </w:instrText>
-            </w:r>
-            <w:r>
-              <w:rPr>
-                <w:rFonts w:ascii="Times New Roman" w:hAnsi="Times New Roman"/>
-                <w:noProof/>
-                <w:webHidden/>
-                <w:sz w:val="26"/>
-                <w:szCs w:val="26"/>
-              </w:rPr>
-            </w:r>
-            <w:r>
-              <w:rPr>
-                <w:rFonts w:ascii="Times New Roman" w:hAnsi="Times New Roman"/>
+                <w:noProof/>
+                <w:webHidden/>
+                <w:sz w:val="26"/>
+                <w:szCs w:val="26"/>
+              </w:rPr>
+              <w:instrText xml:space="preserve"> PAGEREF _Toc241219670 \h </w:instrText>
+            </w:r>
+            <w:r>
+              <w:rPr>
+                <w:noProof/>
+                <w:webHidden/>
+                <w:sz w:val="26"/>
+                <w:szCs w:val="26"/>
+              </w:rPr>
+            </w:r>
+            <w:r>
+              <w:rPr>
                 <w:noProof/>
                 <w:webHidden/>
                 <w:sz w:val="26"/>
@@ -3260,7 +3265,7 @@
             </w:r>
             <w:r>
               <w:rPr>
-                <w:rFonts w:ascii="Times New Roman" w:hAnsi="Times New Roman"/>
+                <w:rFonts w:hint="eastAsia"/>
                 <w:noProof/>
                 <w:webHidden/>
                 <w:sz w:val="26"/>
@@ -3270,7 +3275,6 @@
             </w:r>
             <w:r>
               <w:rPr>
-                <w:rFonts w:ascii="Times New Roman" w:hAnsi="Times New Roman"/>
                 <w:noProof/>
                 <w:webHidden/>
                 <w:sz w:val="26"/>
@@ -3287,7 +3291,7 @@
               <w:tab w:val="right" w:leader="dot" w:pos="9062"/>
             </w:tabs>
             <w:rPr>
-              <w:rFonts w:ascii="Times New Roman" w:eastAsiaTheme="minorEastAsia" w:hAnsi="Times New Roman"/>
+              <w:rFonts w:asciiTheme="minorHAnsi" w:eastAsiaTheme="minorEastAsia" w:hAnsiTheme="minorHAnsi" w:cstheme="minorBidi"/>
               <w:noProof/>
               <w:kern w:val="2"/>
               <w:sz w:val="26"/>
@@ -3295,7 +3299,7 @@
               <w14:ligatures w14:val="standardContextual"/>
             </w:rPr>
           </w:pPr>
-          <w:hyperlink w:anchor="_Toc241157708" w:history="1">
+          <w:hyperlink w:anchor="_Toc241219671" w:history="1">
             <w:r>
               <w:rPr>
                 <w:rStyle w:val="Hyperlink"/>
@@ -3309,7 +3313,6 @@
             </w:r>
             <w:r>
               <w:rPr>
-                <w:rFonts w:ascii="Times New Roman" w:hAnsi="Times New Roman"/>
                 <w:noProof/>
                 <w:webHidden/>
                 <w:sz w:val="26"/>
@@ -3319,7 +3322,6 @@
             </w:r>
             <w:r>
               <w:rPr>
-                <w:rFonts w:ascii="Times New Roman" w:hAnsi="Times New Roman"/>
                 <w:noProof/>
                 <w:webHidden/>
                 <w:sz w:val="26"/>
@@ -3329,26 +3331,23 @@
             </w:r>
             <w:r>
               <w:rPr>
-                <w:rFonts w:ascii="Times New Roman" w:hAnsi="Times New Roman"/>
-                <w:noProof/>
-                <w:webHidden/>
-                <w:sz w:val="26"/>
-                <w:szCs w:val="26"/>
-              </w:rPr>
-              <w:instrText xml:space="preserve"> PAGEREF _Toc241157708 \h </w:instrText>
-            </w:r>
-            <w:r>
-              <w:rPr>
-                <w:rFonts w:ascii="Times New Roman" w:hAnsi="Times New Roman"/>
-                <w:noProof/>
-                <w:webHidden/>
-                <w:sz w:val="26"/>
-                <w:szCs w:val="26"/>
-              </w:rPr>
-            </w:r>
-            <w:r>
-              <w:rPr>
-                <w:rFonts w:ascii="Times New Roman" w:hAnsi="Times New Roman"/>
+                <w:noProof/>
+                <w:webHidden/>
+                <w:sz w:val="26"/>
+                <w:szCs w:val="26"/>
+              </w:rPr>
+              <w:instrText xml:space="preserve"> PAGEREF _Toc241219671 \h </w:instrText>
+            </w:r>
+            <w:r>
+              <w:rPr>
+                <w:noProof/>
+                <w:webHidden/>
+                <w:sz w:val="26"/>
+                <w:szCs w:val="26"/>
+              </w:rPr>
+            </w:r>
+            <w:r>
+              <w:rPr>
                 <w:noProof/>
                 <w:webHidden/>
                 <w:sz w:val="26"/>
@@ -3358,7 +3357,7 @@
             </w:r>
             <w:r>
               <w:rPr>
-                <w:rFonts w:ascii="Times New Roman" w:hAnsi="Times New Roman"/>
+                <w:rFonts w:hint="eastAsia"/>
                 <w:noProof/>
                 <w:webHidden/>
                 <w:sz w:val="26"/>
@@ -3368,7 +3367,6 @@
             </w:r>
             <w:r>
               <w:rPr>
-                <w:rFonts w:ascii="Times New Roman" w:hAnsi="Times New Roman"/>
                 <w:noProof/>
                 <w:webHidden/>
                 <w:sz w:val="26"/>
@@ -3385,7 +3383,7 @@
               <w:tab w:val="right" w:leader="dot" w:pos="9062"/>
             </w:tabs>
             <w:rPr>
-              <w:rFonts w:ascii="Times New Roman" w:eastAsiaTheme="minorEastAsia" w:hAnsi="Times New Roman"/>
+              <w:rFonts w:asciiTheme="minorHAnsi" w:eastAsiaTheme="minorEastAsia" w:hAnsiTheme="minorHAnsi" w:cstheme="minorBidi"/>
               <w:noProof/>
               <w:kern w:val="2"/>
               <w:sz w:val="26"/>
@@ -3393,7 +3391,7 @@
               <w14:ligatures w14:val="standardContextual"/>
             </w:rPr>
           </w:pPr>
-          <w:hyperlink w:anchor="_Toc241157709" w:history="1">
+          <w:hyperlink w:anchor="_Toc241219672" w:history="1">
             <w:r>
               <w:rPr>
                 <w:rStyle w:val="Hyperlink"/>
@@ -3407,7 +3405,6 @@
             </w:r>
             <w:r>
               <w:rPr>
-                <w:rFonts w:ascii="Times New Roman" w:hAnsi="Times New Roman"/>
                 <w:noProof/>
                 <w:webHidden/>
                 <w:sz w:val="26"/>
@@ -3417,7 +3414,6 @@
             </w:r>
             <w:r>
               <w:rPr>
-                <w:rFonts w:ascii="Times New Roman" w:hAnsi="Times New Roman"/>
                 <w:noProof/>
                 <w:webHidden/>
                 <w:sz w:val="26"/>
@@ -3427,26 +3423,23 @@
             </w:r>
             <w:r>
               <w:rPr>
-                <w:rFonts w:ascii="Times New Roman" w:hAnsi="Times New Roman"/>
-                <w:noProof/>
-                <w:webHidden/>
-                <w:sz w:val="26"/>
-                <w:szCs w:val="26"/>
-              </w:rPr>
-              <w:instrText xml:space="preserve"> PAGEREF _Toc241157709 \h </w:instrText>
-            </w:r>
-            <w:r>
-              <w:rPr>
-                <w:rFonts w:ascii="Times New Roman" w:hAnsi="Times New Roman"/>
-                <w:noProof/>
-                <w:webHidden/>
-                <w:sz w:val="26"/>
-                <w:szCs w:val="26"/>
-              </w:rPr>
-            </w:r>
-            <w:r>
-              <w:rPr>
-                <w:rFonts w:ascii="Times New Roman" w:hAnsi="Times New Roman"/>
+                <w:noProof/>
+                <w:webHidden/>
+                <w:sz w:val="26"/>
+                <w:szCs w:val="26"/>
+              </w:rPr>
+              <w:instrText xml:space="preserve"> PAGEREF _Toc241219672 \h </w:instrText>
+            </w:r>
+            <w:r>
+              <w:rPr>
+                <w:noProof/>
+                <w:webHidden/>
+                <w:sz w:val="26"/>
+                <w:szCs w:val="26"/>
+              </w:rPr>
+            </w:r>
+            <w:r>
+              <w:rPr>
                 <w:noProof/>
                 <w:webHidden/>
                 <w:sz w:val="26"/>
@@ -3456,7 +3449,7 @@
             </w:r>
             <w:r>
               <w:rPr>
-                <w:rFonts w:ascii="Times New Roman" w:hAnsi="Times New Roman"/>
+                <w:rFonts w:hint="eastAsia"/>
                 <w:noProof/>
                 <w:webHidden/>
                 <w:sz w:val="26"/>
@@ -3466,7 +3459,6 @@
             </w:r>
             <w:r>
               <w:rPr>
-                <w:rFonts w:ascii="Times New Roman" w:hAnsi="Times New Roman"/>
                 <w:noProof/>
                 <w:webHidden/>
                 <w:sz w:val="26"/>
@@ -3483,7 +3475,7 @@
               <w:tab w:val="right" w:leader="dot" w:pos="9062"/>
             </w:tabs>
             <w:rPr>
-              <w:rFonts w:ascii="Times New Roman" w:eastAsiaTheme="minorEastAsia" w:hAnsi="Times New Roman"/>
+              <w:rFonts w:asciiTheme="minorHAnsi" w:eastAsiaTheme="minorEastAsia" w:hAnsiTheme="minorHAnsi" w:cstheme="minorBidi"/>
               <w:noProof/>
               <w:kern w:val="2"/>
               <w:sz w:val="26"/>
@@ -3491,7 +3483,7 @@
               <w14:ligatures w14:val="standardContextual"/>
             </w:rPr>
           </w:pPr>
-          <w:hyperlink w:anchor="_Toc241157710" w:history="1">
+          <w:hyperlink w:anchor="_Toc241219673" w:history="1">
             <w:r>
               <w:rPr>
                 <w:rStyle w:val="Hyperlink"/>
@@ -3505,7 +3497,6 @@
             </w:r>
             <w:r>
               <w:rPr>
-                <w:rFonts w:ascii="Times New Roman" w:hAnsi="Times New Roman"/>
                 <w:noProof/>
                 <w:webHidden/>
                 <w:sz w:val="26"/>
@@ -3515,7 +3506,6 @@
             </w:r>
             <w:r>
               <w:rPr>
-                <w:rFonts w:ascii="Times New Roman" w:hAnsi="Times New Roman"/>
                 <w:noProof/>
                 <w:webHidden/>
                 <w:sz w:val="26"/>
@@ -3525,26 +3515,23 @@
             </w:r>
             <w:r>
               <w:rPr>
-                <w:rFonts w:ascii="Times New Roman" w:hAnsi="Times New Roman"/>
-                <w:noProof/>
-                <w:webHidden/>
-                <w:sz w:val="26"/>
-                <w:szCs w:val="26"/>
-              </w:rPr>
-              <w:instrText xml:space="preserve"> PAGEREF _Toc241157710 \h </w:instrText>
-            </w:r>
-            <w:r>
-              <w:rPr>
-                <w:rFonts w:ascii="Times New Roman" w:hAnsi="Times New Roman"/>
-                <w:noProof/>
-                <w:webHidden/>
-                <w:sz w:val="26"/>
-                <w:szCs w:val="26"/>
-              </w:rPr>
-            </w:r>
-            <w:r>
-              <w:rPr>
-                <w:rFonts w:ascii="Times New Roman" w:hAnsi="Times New Roman"/>
+                <w:noProof/>
+                <w:webHidden/>
+                <w:sz w:val="26"/>
+                <w:szCs w:val="26"/>
+              </w:rPr>
+              <w:instrText xml:space="preserve"> PAGEREF _Toc241219673 \h </w:instrText>
+            </w:r>
+            <w:r>
+              <w:rPr>
+                <w:noProof/>
+                <w:webHidden/>
+                <w:sz w:val="26"/>
+                <w:szCs w:val="26"/>
+              </w:rPr>
+            </w:r>
+            <w:r>
+              <w:rPr>
                 <w:noProof/>
                 <w:webHidden/>
                 <w:sz w:val="26"/>
@@ -3554,7 +3541,7 @@
             </w:r>
             <w:r>
               <w:rPr>
-                <w:rFonts w:ascii="Times New Roman" w:hAnsi="Times New Roman"/>
+                <w:rFonts w:hint="eastAsia"/>
                 <w:noProof/>
                 <w:webHidden/>
                 <w:sz w:val="26"/>
@@ -3564,7 +3551,6 @@
             </w:r>
             <w:r>
               <w:rPr>
-                <w:rFonts w:ascii="Times New Roman" w:hAnsi="Times New Roman"/>
                 <w:noProof/>
                 <w:webHidden/>
                 <w:sz w:val="26"/>
@@ -3581,7 +3567,7 @@
               <w:tab w:val="right" w:leader="dot" w:pos="9062"/>
             </w:tabs>
             <w:rPr>
-              <w:rFonts w:ascii="Times New Roman" w:eastAsiaTheme="minorEastAsia" w:hAnsi="Times New Roman"/>
+              <w:rFonts w:asciiTheme="minorHAnsi" w:eastAsiaTheme="minorEastAsia" w:hAnsiTheme="minorHAnsi" w:cstheme="minorBidi"/>
               <w:noProof/>
               <w:kern w:val="2"/>
               <w:sz w:val="26"/>
@@ -3589,7 +3575,7 @@
               <w14:ligatures w14:val="standardContextual"/>
             </w:rPr>
           </w:pPr>
-          <w:hyperlink w:anchor="_Toc241157711" w:history="1">
+          <w:hyperlink w:anchor="_Toc241219674" w:history="1">
             <w:r>
               <w:rPr>
                 <w:rStyle w:val="Hyperlink"/>
@@ -3603,7 +3589,6 @@
             </w:r>
             <w:r>
               <w:rPr>
-                <w:rFonts w:ascii="Times New Roman" w:hAnsi="Times New Roman"/>
                 <w:noProof/>
                 <w:webHidden/>
                 <w:sz w:val="26"/>
@@ -3613,7 +3598,6 @@
             </w:r>
             <w:r>
               <w:rPr>
-                <w:rFonts w:ascii="Times New Roman" w:hAnsi="Times New Roman"/>
                 <w:noProof/>
                 <w:webHidden/>
                 <w:sz w:val="26"/>
@@ -3623,26 +3607,23 @@
             </w:r>
             <w:r>
               <w:rPr>
-                <w:rFonts w:ascii="Times New Roman" w:hAnsi="Times New Roman"/>
-                <w:noProof/>
-                <w:webHidden/>
-                <w:sz w:val="26"/>
-                <w:szCs w:val="26"/>
-              </w:rPr>
-              <w:instrText xml:space="preserve"> PAGEREF _Toc241157711 \h </w:instrText>
-            </w:r>
-            <w:r>
-              <w:rPr>
-                <w:rFonts w:ascii="Times New Roman" w:hAnsi="Times New Roman"/>
-                <w:noProof/>
-                <w:webHidden/>
-                <w:sz w:val="26"/>
-                <w:szCs w:val="26"/>
-              </w:rPr>
-            </w:r>
-            <w:r>
-              <w:rPr>
-                <w:rFonts w:ascii="Times New Roman" w:hAnsi="Times New Roman"/>
+                <w:noProof/>
+                <w:webHidden/>
+                <w:sz w:val="26"/>
+                <w:szCs w:val="26"/>
+              </w:rPr>
+              <w:instrText xml:space="preserve"> PAGEREF _Toc241219674 \h </w:instrText>
+            </w:r>
+            <w:r>
+              <w:rPr>
+                <w:noProof/>
+                <w:webHidden/>
+                <w:sz w:val="26"/>
+                <w:szCs w:val="26"/>
+              </w:rPr>
+            </w:r>
+            <w:r>
+              <w:rPr>
                 <w:noProof/>
                 <w:webHidden/>
                 <w:sz w:val="26"/>
@@ -3652,7 +3633,7 @@
             </w:r>
             <w:r>
               <w:rPr>
-                <w:rFonts w:ascii="Times New Roman" w:hAnsi="Times New Roman"/>
+                <w:rFonts w:hint="eastAsia"/>
                 <w:noProof/>
                 <w:webHidden/>
                 <w:sz w:val="26"/>
@@ -3662,7 +3643,6 @@
             </w:r>
             <w:r>
               <w:rPr>
-                <w:rFonts w:ascii="Times New Roman" w:hAnsi="Times New Roman"/>
                 <w:noProof/>
                 <w:webHidden/>
                 <w:sz w:val="26"/>
@@ -3679,7 +3659,7 @@
               <w:tab w:val="right" w:leader="dot" w:pos="9062"/>
             </w:tabs>
             <w:rPr>
-              <w:rFonts w:ascii="Times New Roman" w:eastAsiaTheme="minorEastAsia" w:hAnsi="Times New Roman"/>
+              <w:rFonts w:asciiTheme="minorHAnsi" w:eastAsiaTheme="minorEastAsia" w:hAnsiTheme="minorHAnsi" w:cstheme="minorBidi"/>
               <w:noProof/>
               <w:kern w:val="2"/>
               <w:sz w:val="26"/>
@@ -3687,7 +3667,7 @@
               <w14:ligatures w14:val="standardContextual"/>
             </w:rPr>
           </w:pPr>
-          <w:hyperlink w:anchor="_Toc241157712" w:history="1">
+          <w:hyperlink w:anchor="_Toc241219675" w:history="1">
             <w:r>
               <w:rPr>
                 <w:rStyle w:val="Hyperlink"/>
@@ -3701,7 +3681,6 @@
             </w:r>
             <w:r>
               <w:rPr>
-                <w:rFonts w:ascii="Times New Roman" w:hAnsi="Times New Roman"/>
                 <w:noProof/>
                 <w:webHidden/>
                 <w:sz w:val="26"/>
@@ -3711,7 +3690,6 @@
             </w:r>
             <w:r>
               <w:rPr>
-                <w:rFonts w:ascii="Times New Roman" w:hAnsi="Times New Roman"/>
                 <w:noProof/>
                 <w:webHidden/>
                 <w:sz w:val="26"/>
@@ -3721,26 +3699,23 @@
             </w:r>
             <w:r>
               <w:rPr>
-                <w:rFonts w:ascii="Times New Roman" w:hAnsi="Times New Roman"/>
-                <w:noProof/>
-                <w:webHidden/>
-                <w:sz w:val="26"/>
-                <w:szCs w:val="26"/>
-              </w:rPr>
-              <w:instrText xml:space="preserve"> PAGEREF _Toc241157712 \h </w:instrText>
-            </w:r>
-            <w:r>
-              <w:rPr>
-                <w:rFonts w:ascii="Times New Roman" w:hAnsi="Times New Roman"/>
-                <w:noProof/>
-                <w:webHidden/>
-                <w:sz w:val="26"/>
-                <w:szCs w:val="26"/>
-              </w:rPr>
-            </w:r>
-            <w:r>
-              <w:rPr>
-                <w:rFonts w:ascii="Times New Roman" w:hAnsi="Times New Roman"/>
+                <w:noProof/>
+                <w:webHidden/>
+                <w:sz w:val="26"/>
+                <w:szCs w:val="26"/>
+              </w:rPr>
+              <w:instrText xml:space="preserve"> PAGEREF _Toc241219675 \h </w:instrText>
+            </w:r>
+            <w:r>
+              <w:rPr>
+                <w:noProof/>
+                <w:webHidden/>
+                <w:sz w:val="26"/>
+                <w:szCs w:val="26"/>
+              </w:rPr>
+            </w:r>
+            <w:r>
+              <w:rPr>
                 <w:noProof/>
                 <w:webHidden/>
                 <w:sz w:val="26"/>
@@ -3750,7 +3725,7 @@
             </w:r>
             <w:r>
               <w:rPr>
-                <w:rFonts w:ascii="Times New Roman" w:hAnsi="Times New Roman"/>
+                <w:rFonts w:hint="eastAsia"/>
                 <w:noProof/>
                 <w:webHidden/>
                 <w:sz w:val="26"/>
@@ -3760,7 +3735,6 @@
             </w:r>
             <w:r>
               <w:rPr>
-                <w:rFonts w:ascii="Times New Roman" w:hAnsi="Times New Roman"/>
                 <w:noProof/>
                 <w:webHidden/>
                 <w:sz w:val="26"/>
@@ -3777,7 +3751,7 @@
               <w:tab w:val="right" w:leader="dot" w:pos="9062"/>
             </w:tabs>
             <w:rPr>
-              <w:rFonts w:ascii="Times New Roman" w:eastAsiaTheme="minorEastAsia" w:hAnsi="Times New Roman"/>
+              <w:rFonts w:asciiTheme="minorHAnsi" w:eastAsiaTheme="minorEastAsia" w:hAnsiTheme="minorHAnsi" w:cstheme="minorBidi"/>
               <w:noProof/>
               <w:kern w:val="2"/>
               <w:sz w:val="26"/>
@@ -3785,7 +3759,7 @@
               <w14:ligatures w14:val="standardContextual"/>
             </w:rPr>
           </w:pPr>
-          <w:hyperlink w:anchor="_Toc241157713" w:history="1">
+          <w:hyperlink w:anchor="_Toc241219676" w:history="1">
             <w:r>
               <w:rPr>
                 <w:rStyle w:val="Hyperlink"/>
@@ -3799,7 +3773,6 @@
             </w:r>
             <w:r>
               <w:rPr>
-                <w:rFonts w:ascii="Times New Roman" w:hAnsi="Times New Roman"/>
                 <w:noProof/>
                 <w:webHidden/>
                 <w:sz w:val="26"/>
@@ -3809,7 +3782,6 @@
             </w:r>
             <w:r>
               <w:rPr>
-                <w:rFonts w:ascii="Times New Roman" w:hAnsi="Times New Roman"/>
                 <w:noProof/>
                 <w:webHidden/>
                 <w:sz w:val="26"/>
@@ -3819,26 +3791,23 @@
             </w:r>
             <w:r>
               <w:rPr>
-                <w:rFonts w:ascii="Times New Roman" w:hAnsi="Times New Roman"/>
-                <w:noProof/>
-                <w:webHidden/>
-                <w:sz w:val="26"/>
-                <w:szCs w:val="26"/>
-              </w:rPr>
-              <w:instrText xml:space="preserve"> PAGEREF _Toc241157713 \h </w:instrText>
-            </w:r>
-            <w:r>
-              <w:rPr>
-                <w:rFonts w:ascii="Times New Roman" w:hAnsi="Times New Roman"/>
-                <w:noProof/>
-                <w:webHidden/>
-                <w:sz w:val="26"/>
-                <w:szCs w:val="26"/>
-              </w:rPr>
-            </w:r>
-            <w:r>
-              <w:rPr>
-                <w:rFonts w:ascii="Times New Roman" w:hAnsi="Times New Roman"/>
+                <w:noProof/>
+                <w:webHidden/>
+                <w:sz w:val="26"/>
+                <w:szCs w:val="26"/>
+              </w:rPr>
+              <w:instrText xml:space="preserve"> PAGEREF _Toc241219676 \h </w:instrText>
+            </w:r>
+            <w:r>
+              <w:rPr>
+                <w:noProof/>
+                <w:webHidden/>
+                <w:sz w:val="26"/>
+                <w:szCs w:val="26"/>
+              </w:rPr>
+            </w:r>
+            <w:r>
+              <w:rPr>
                 <w:noProof/>
                 <w:webHidden/>
                 <w:sz w:val="26"/>
@@ -3848,7 +3817,7 @@
             </w:r>
             <w:r>
               <w:rPr>
-                <w:rFonts w:ascii="Times New Roman" w:hAnsi="Times New Roman"/>
+                <w:rFonts w:hint="eastAsia"/>
                 <w:noProof/>
                 <w:webHidden/>
                 <w:sz w:val="26"/>
@@ -3858,7 +3827,6 @@
             </w:r>
             <w:r>
               <w:rPr>
-                <w:rFonts w:ascii="Times New Roman" w:hAnsi="Times New Roman"/>
                 <w:noProof/>
                 <w:webHidden/>
                 <w:sz w:val="26"/>
@@ -3872,7 +3840,7 @@
           <w:pPr>
             <w:pStyle w:val="TOC1"/>
             <w:rPr>
-              <w:rFonts w:eastAsiaTheme="minorEastAsia"/>
+              <w:rFonts w:asciiTheme="minorHAnsi" w:eastAsiaTheme="minorEastAsia" w:hAnsiTheme="minorHAnsi" w:cstheme="minorBidi"/>
               <w:b w:val="0"/>
               <w:kern w:val="2"/>
               <w:sz w:val="26"/>
@@ -3880,7 +3848,7 @@
               <w14:ligatures w14:val="standardContextual"/>
             </w:rPr>
           </w:pPr>
-          <w:hyperlink w:anchor="_Toc241157714" w:history="1">
+          <w:hyperlink w:anchor="_Toc241219677" w:history="1">
             <w:r>
               <w:rPr>
                 <w:rStyle w:val="Hyperlink"/>
@@ -3911,7 +3879,7 @@
                 <w:sz w:val="26"/>
                 <w:szCs w:val="26"/>
               </w:rPr>
-              <w:instrText xml:space="preserve"> PAGEREF _Toc241157714 \h </w:instrText>
+              <w:instrText xml:space="preserve"> PAGEREF _Toc241219677 \h </w:instrText>
             </w:r>
             <w:r>
               <w:rPr>
@@ -3953,7 +3921,7 @@
               <w:tab w:val="right" w:leader="dot" w:pos="9062"/>
             </w:tabs>
             <w:rPr>
-              <w:rFonts w:ascii="Times New Roman" w:eastAsiaTheme="minorEastAsia" w:hAnsi="Times New Roman"/>
+              <w:rFonts w:asciiTheme="minorHAnsi" w:eastAsiaTheme="minorEastAsia" w:hAnsiTheme="minorHAnsi" w:cstheme="minorBidi"/>
               <w:noProof/>
               <w:kern w:val="2"/>
               <w:sz w:val="26"/>
@@ -3961,7 +3929,7 @@
               <w14:ligatures w14:val="standardContextual"/>
             </w:rPr>
           </w:pPr>
-          <w:hyperlink w:anchor="_Toc241157715" w:history="1">
+          <w:hyperlink w:anchor="_Toc241219678" w:history="1">
             <w:r>
               <w:rPr>
                 <w:rStyle w:val="Hyperlink"/>
@@ -3975,7 +3943,6 @@
             </w:r>
             <w:r>
               <w:rPr>
-                <w:rFonts w:ascii="Times New Roman" w:hAnsi="Times New Roman"/>
                 <w:noProof/>
                 <w:webHidden/>
                 <w:sz w:val="26"/>
@@ -3985,7 +3952,6 @@
             </w:r>
             <w:r>
               <w:rPr>
-                <w:rFonts w:ascii="Times New Roman" w:hAnsi="Times New Roman"/>
                 <w:noProof/>
                 <w:webHidden/>
                 <w:sz w:val="26"/>
@@ -3995,26 +3961,23 @@
             </w:r>
             <w:r>
               <w:rPr>
-                <w:rFonts w:ascii="Times New Roman" w:hAnsi="Times New Roman"/>
-                <w:noProof/>
-                <w:webHidden/>
-                <w:sz w:val="26"/>
-                <w:szCs w:val="26"/>
-              </w:rPr>
-              <w:instrText xml:space="preserve"> PAGEREF _Toc241157715 \h </w:instrText>
-            </w:r>
-            <w:r>
-              <w:rPr>
-                <w:rFonts w:ascii="Times New Roman" w:hAnsi="Times New Roman"/>
-                <w:noProof/>
-                <w:webHidden/>
-                <w:sz w:val="26"/>
-                <w:szCs w:val="26"/>
-              </w:rPr>
-            </w:r>
-            <w:r>
-              <w:rPr>
-                <w:rFonts w:ascii="Times New Roman" w:hAnsi="Times New Roman"/>
+                <w:noProof/>
+                <w:webHidden/>
+                <w:sz w:val="26"/>
+                <w:szCs w:val="26"/>
+              </w:rPr>
+              <w:instrText xml:space="preserve"> PAGEREF _Toc241219678 \h </w:instrText>
+            </w:r>
+            <w:r>
+              <w:rPr>
+                <w:noProof/>
+                <w:webHidden/>
+                <w:sz w:val="26"/>
+                <w:szCs w:val="26"/>
+              </w:rPr>
+            </w:r>
+            <w:r>
+              <w:rPr>
                 <w:noProof/>
                 <w:webHidden/>
                 <w:sz w:val="26"/>
@@ -4024,7 +3987,7 @@
             </w:r>
             <w:r>
               <w:rPr>
-                <w:rFonts w:ascii="Times New Roman" w:hAnsi="Times New Roman"/>
+                <w:rFonts w:hint="eastAsia"/>
                 <w:noProof/>
                 <w:webHidden/>
                 <w:sz w:val="26"/>
@@ -4034,7 +3997,6 @@
             </w:r>
             <w:r>
               <w:rPr>
-                <w:rFonts w:ascii="Times New Roman" w:hAnsi="Times New Roman"/>
                 <w:noProof/>
                 <w:webHidden/>
                 <w:sz w:val="26"/>
@@ -4051,7 +4013,7 @@
               <w:tab w:val="right" w:leader="dot" w:pos="9062"/>
             </w:tabs>
             <w:rPr>
-              <w:rFonts w:ascii="Times New Roman" w:eastAsiaTheme="minorEastAsia" w:hAnsi="Times New Roman"/>
+              <w:rFonts w:asciiTheme="minorHAnsi" w:eastAsiaTheme="minorEastAsia" w:hAnsiTheme="minorHAnsi" w:cstheme="minorBidi"/>
               <w:noProof/>
               <w:kern w:val="2"/>
               <w:sz w:val="26"/>
@@ -4059,7 +4021,7 @@
               <w14:ligatures w14:val="standardContextual"/>
             </w:rPr>
           </w:pPr>
-          <w:hyperlink w:anchor="_Toc241157716" w:history="1">
+          <w:hyperlink w:anchor="_Toc241219679" w:history="1">
             <w:r>
               <w:rPr>
                 <w:rStyle w:val="Hyperlink"/>
@@ -4073,7 +4035,6 @@
             </w:r>
             <w:r>
               <w:rPr>
-                <w:rFonts w:ascii="Times New Roman" w:hAnsi="Times New Roman"/>
                 <w:noProof/>
                 <w:webHidden/>
                 <w:sz w:val="26"/>
@@ -4083,7 +4044,6 @@
             </w:r>
             <w:r>
               <w:rPr>
-                <w:rFonts w:ascii="Times New Roman" w:hAnsi="Times New Roman"/>
                 <w:noProof/>
                 <w:webHidden/>
                 <w:sz w:val="26"/>
@@ -4093,26 +4053,23 @@
             </w:r>
             <w:r>
               <w:rPr>
-                <w:rFonts w:ascii="Times New Roman" w:hAnsi="Times New Roman"/>
-                <w:noProof/>
-                <w:webHidden/>
-                <w:sz w:val="26"/>
-                <w:szCs w:val="26"/>
-              </w:rPr>
-              <w:instrText xml:space="preserve"> PAGEREF _Toc241157716 \h </w:instrText>
-            </w:r>
-            <w:r>
-              <w:rPr>
-                <w:rFonts w:ascii="Times New Roman" w:hAnsi="Times New Roman"/>
-                <w:noProof/>
-                <w:webHidden/>
-                <w:sz w:val="26"/>
-                <w:szCs w:val="26"/>
-              </w:rPr>
-            </w:r>
-            <w:r>
-              <w:rPr>
-                <w:rFonts w:ascii="Times New Roman" w:hAnsi="Times New Roman"/>
+                <w:noProof/>
+                <w:webHidden/>
+                <w:sz w:val="26"/>
+                <w:szCs w:val="26"/>
+              </w:rPr>
+              <w:instrText xml:space="preserve"> PAGEREF _Toc241219679 \h </w:instrText>
+            </w:r>
+            <w:r>
+              <w:rPr>
+                <w:noProof/>
+                <w:webHidden/>
+                <w:sz w:val="26"/>
+                <w:szCs w:val="26"/>
+              </w:rPr>
+            </w:r>
+            <w:r>
+              <w:rPr>
                 <w:noProof/>
                 <w:webHidden/>
                 <w:sz w:val="26"/>
@@ -4122,7 +4079,7 @@
             </w:r>
             <w:r>
               <w:rPr>
-                <w:rFonts w:ascii="Times New Roman" w:hAnsi="Times New Roman"/>
+                <w:rFonts w:hint="eastAsia"/>
                 <w:noProof/>
                 <w:webHidden/>
                 <w:sz w:val="26"/>
@@ -4132,7 +4089,6 @@
             </w:r>
             <w:r>
               <w:rPr>
-                <w:rFonts w:ascii="Times New Roman" w:hAnsi="Times New Roman"/>
                 <w:noProof/>
                 <w:webHidden/>
                 <w:sz w:val="26"/>
@@ -4149,7 +4105,7 @@
               <w:tab w:val="right" w:leader="dot" w:pos="9062"/>
             </w:tabs>
             <w:rPr>
-              <w:rFonts w:ascii="Times New Roman" w:eastAsiaTheme="minorEastAsia" w:hAnsi="Times New Roman"/>
+              <w:rFonts w:asciiTheme="minorHAnsi" w:eastAsiaTheme="minorEastAsia" w:hAnsiTheme="minorHAnsi" w:cstheme="minorBidi"/>
               <w:noProof/>
               <w:kern w:val="2"/>
               <w:sz w:val="26"/>
@@ -4157,7 +4113,7 @@
               <w14:ligatures w14:val="standardContextual"/>
             </w:rPr>
           </w:pPr>
-          <w:hyperlink w:anchor="_Toc241157717" w:history="1">
+          <w:hyperlink w:anchor="_Toc241219680" w:history="1">
             <w:r>
               <w:rPr>
                 <w:rStyle w:val="Hyperlink"/>
@@ -4171,7 +4127,6 @@
             </w:r>
             <w:r>
               <w:rPr>
-                <w:rFonts w:ascii="Times New Roman" w:hAnsi="Times New Roman"/>
                 <w:noProof/>
                 <w:webHidden/>
                 <w:sz w:val="26"/>
@@ -4181,7 +4136,6 @@
             </w:r>
             <w:r>
               <w:rPr>
-                <w:rFonts w:ascii="Times New Roman" w:hAnsi="Times New Roman"/>
                 <w:noProof/>
                 <w:webHidden/>
                 <w:sz w:val="26"/>
@@ -4191,26 +4145,23 @@
             </w:r>
             <w:r>
               <w:rPr>
-                <w:rFonts w:ascii="Times New Roman" w:hAnsi="Times New Roman"/>
-                <w:noProof/>
-                <w:webHidden/>
-                <w:sz w:val="26"/>
-                <w:szCs w:val="26"/>
-              </w:rPr>
-              <w:instrText xml:space="preserve"> PAGEREF _Toc241157717 \h </w:instrText>
-            </w:r>
-            <w:r>
-              <w:rPr>
-                <w:rFonts w:ascii="Times New Roman" w:hAnsi="Times New Roman"/>
-                <w:noProof/>
-                <w:webHidden/>
-                <w:sz w:val="26"/>
-                <w:szCs w:val="26"/>
-              </w:rPr>
-            </w:r>
-            <w:r>
-              <w:rPr>
-                <w:rFonts w:ascii="Times New Roman" w:hAnsi="Times New Roman"/>
+                <w:noProof/>
+                <w:webHidden/>
+                <w:sz w:val="26"/>
+                <w:szCs w:val="26"/>
+              </w:rPr>
+              <w:instrText xml:space="preserve"> PAGEREF _Toc241219680 \h </w:instrText>
+            </w:r>
+            <w:r>
+              <w:rPr>
+                <w:noProof/>
+                <w:webHidden/>
+                <w:sz w:val="26"/>
+                <w:szCs w:val="26"/>
+              </w:rPr>
+            </w:r>
+            <w:r>
+              <w:rPr>
                 <w:noProof/>
                 <w:webHidden/>
                 <w:sz w:val="26"/>
@@ -4220,7 +4171,7 @@
             </w:r>
             <w:r>
               <w:rPr>
-                <w:rFonts w:ascii="Times New Roman" w:hAnsi="Times New Roman"/>
+                <w:rFonts w:hint="eastAsia"/>
                 <w:noProof/>
                 <w:webHidden/>
                 <w:sz w:val="26"/>
@@ -4230,7 +4181,6 @@
             </w:r>
             <w:r>
               <w:rPr>
-                <w:rFonts w:ascii="Times New Roman" w:hAnsi="Times New Roman"/>
                 <w:noProof/>
                 <w:webHidden/>
                 <w:sz w:val="26"/>
@@ -4247,7 +4197,7 @@
               <w:tab w:val="right" w:leader="dot" w:pos="9062"/>
             </w:tabs>
             <w:rPr>
-              <w:rFonts w:ascii="Times New Roman" w:eastAsiaTheme="minorEastAsia" w:hAnsi="Times New Roman"/>
+              <w:rFonts w:asciiTheme="minorHAnsi" w:eastAsiaTheme="minorEastAsia" w:hAnsiTheme="minorHAnsi" w:cstheme="minorBidi"/>
               <w:noProof/>
               <w:kern w:val="2"/>
               <w:sz w:val="26"/>
@@ -4255,7 +4205,7 @@
               <w14:ligatures w14:val="standardContextual"/>
             </w:rPr>
           </w:pPr>
-          <w:hyperlink w:anchor="_Toc241157718" w:history="1">
+          <w:hyperlink w:anchor="_Toc241219681" w:history="1">
             <w:r>
               <w:rPr>
                 <w:rStyle w:val="Hyperlink"/>
@@ -4281,7 +4231,6 @@
             </w:r>
             <w:r>
               <w:rPr>
-                <w:rFonts w:ascii="Times New Roman" w:hAnsi="Times New Roman"/>
                 <w:noProof/>
                 <w:webHidden/>
                 <w:sz w:val="26"/>
@@ -4291,7 +4240,6 @@
             </w:r>
             <w:r>
               <w:rPr>
-                <w:rFonts w:ascii="Times New Roman" w:hAnsi="Times New Roman"/>
                 <w:noProof/>
                 <w:webHidden/>
                 <w:sz w:val="26"/>
@@ -4301,26 +4249,23 @@
             </w:r>
             <w:r>
               <w:rPr>
-                <w:rFonts w:ascii="Times New Roman" w:hAnsi="Times New Roman"/>
-                <w:noProof/>
-                <w:webHidden/>
-                <w:sz w:val="26"/>
-                <w:szCs w:val="26"/>
-              </w:rPr>
-              <w:instrText xml:space="preserve"> PAGEREF _Toc241157718 \h </w:instrText>
-            </w:r>
-            <w:r>
-              <w:rPr>
-                <w:rFonts w:ascii="Times New Roman" w:hAnsi="Times New Roman"/>
-                <w:noProof/>
-                <w:webHidden/>
-                <w:sz w:val="26"/>
-                <w:szCs w:val="26"/>
-              </w:rPr>
-            </w:r>
-            <w:r>
-              <w:rPr>
-                <w:rFonts w:ascii="Times New Roman" w:hAnsi="Times New Roman"/>
+                <w:noProof/>
+                <w:webHidden/>
+                <w:sz w:val="26"/>
+                <w:szCs w:val="26"/>
+              </w:rPr>
+              <w:instrText xml:space="preserve"> PAGEREF _Toc241219681 \h </w:instrText>
+            </w:r>
+            <w:r>
+              <w:rPr>
+                <w:noProof/>
+                <w:webHidden/>
+                <w:sz w:val="26"/>
+                <w:szCs w:val="26"/>
+              </w:rPr>
+            </w:r>
+            <w:r>
+              <w:rPr>
                 <w:noProof/>
                 <w:webHidden/>
                 <w:sz w:val="26"/>
@@ -4330,7 +4275,7 @@
             </w:r>
             <w:r>
               <w:rPr>
-                <w:rFonts w:ascii="Times New Roman" w:hAnsi="Times New Roman"/>
+                <w:rFonts w:hint="eastAsia"/>
                 <w:noProof/>
                 <w:webHidden/>
                 <w:sz w:val="26"/>
@@ -4340,7 +4285,6 @@
             </w:r>
             <w:r>
               <w:rPr>
-                <w:rFonts w:ascii="Times New Roman" w:hAnsi="Times New Roman"/>
                 <w:noProof/>
                 <w:webHidden/>
                 <w:sz w:val="26"/>
@@ -4357,7 +4301,7 @@
               <w:tab w:val="right" w:leader="dot" w:pos="9062"/>
             </w:tabs>
             <w:rPr>
-              <w:rFonts w:ascii="Times New Roman" w:eastAsiaTheme="minorEastAsia" w:hAnsi="Times New Roman"/>
+              <w:rFonts w:asciiTheme="minorHAnsi" w:eastAsiaTheme="minorEastAsia" w:hAnsiTheme="minorHAnsi" w:cstheme="minorBidi"/>
               <w:noProof/>
               <w:kern w:val="2"/>
               <w:sz w:val="26"/>
@@ -4365,7 +4309,7 @@
               <w14:ligatures w14:val="standardContextual"/>
             </w:rPr>
           </w:pPr>
-          <w:hyperlink w:anchor="_Toc241157719" w:history="1">
+          <w:hyperlink w:anchor="_Toc241219682" w:history="1">
             <w:r>
               <w:rPr>
                 <w:rStyle w:val="Hyperlink"/>
@@ -4379,7 +4323,6 @@
             </w:r>
             <w:r>
               <w:rPr>
-                <w:rFonts w:ascii="Times New Roman" w:hAnsi="Times New Roman"/>
                 <w:noProof/>
                 <w:webHidden/>
                 <w:sz w:val="26"/>
@@ -4389,7 +4332,6 @@
             </w:r>
             <w:r>
               <w:rPr>
-                <w:rFonts w:ascii="Times New Roman" w:hAnsi="Times New Roman"/>
                 <w:noProof/>
                 <w:webHidden/>
                 <w:sz w:val="26"/>
@@ -4399,26 +4341,23 @@
             </w:r>
             <w:r>
               <w:rPr>
-                <w:rFonts w:ascii="Times New Roman" w:hAnsi="Times New Roman"/>
-                <w:noProof/>
-                <w:webHidden/>
-                <w:sz w:val="26"/>
-                <w:szCs w:val="26"/>
-              </w:rPr>
-              <w:instrText xml:space="preserve"> PAGEREF _Toc241157719 \h </w:instrText>
-            </w:r>
-            <w:r>
-              <w:rPr>
-                <w:rFonts w:ascii="Times New Roman" w:hAnsi="Times New Roman"/>
-                <w:noProof/>
-                <w:webHidden/>
-                <w:sz w:val="26"/>
-                <w:szCs w:val="26"/>
-              </w:rPr>
-            </w:r>
-            <w:r>
-              <w:rPr>
-                <w:rFonts w:ascii="Times New Roman" w:hAnsi="Times New Roman"/>
+                <w:noProof/>
+                <w:webHidden/>
+                <w:sz w:val="26"/>
+                <w:szCs w:val="26"/>
+              </w:rPr>
+              <w:instrText xml:space="preserve"> PAGEREF _Toc241219682 \h </w:instrText>
+            </w:r>
+            <w:r>
+              <w:rPr>
+                <w:noProof/>
+                <w:webHidden/>
+                <w:sz w:val="26"/>
+                <w:szCs w:val="26"/>
+              </w:rPr>
+            </w:r>
+            <w:r>
+              <w:rPr>
                 <w:noProof/>
                 <w:webHidden/>
                 <w:sz w:val="26"/>
@@ -4428,7 +4367,7 @@
             </w:r>
             <w:r>
               <w:rPr>
-                <w:rFonts w:ascii="Times New Roman" w:hAnsi="Times New Roman"/>
+                <w:rFonts w:hint="eastAsia"/>
                 <w:noProof/>
                 <w:webHidden/>
                 <w:sz w:val="26"/>
@@ -4438,7 +4377,6 @@
             </w:r>
             <w:r>
               <w:rPr>
-                <w:rFonts w:ascii="Times New Roman" w:hAnsi="Times New Roman"/>
                 <w:noProof/>
                 <w:webHidden/>
                 <w:sz w:val="26"/>
@@ -4455,7 +4393,7 @@
               <w:tab w:val="right" w:leader="dot" w:pos="9062"/>
             </w:tabs>
             <w:rPr>
-              <w:rFonts w:ascii="Times New Roman" w:eastAsiaTheme="minorEastAsia" w:hAnsi="Times New Roman"/>
+              <w:rFonts w:asciiTheme="minorHAnsi" w:eastAsiaTheme="minorEastAsia" w:hAnsiTheme="minorHAnsi" w:cstheme="minorBidi"/>
               <w:noProof/>
               <w:kern w:val="2"/>
               <w:sz w:val="26"/>
@@ -4463,7 +4401,7 @@
               <w14:ligatures w14:val="standardContextual"/>
             </w:rPr>
           </w:pPr>
-          <w:hyperlink w:anchor="_Toc241157720" w:history="1">
+          <w:hyperlink w:anchor="_Toc241219683" w:history="1">
             <w:r>
               <w:rPr>
                 <w:rStyle w:val="Hyperlink"/>
@@ -4473,11 +4411,10 @@
                 <w:sz w:val="26"/>
                 <w:szCs w:val="26"/>
               </w:rPr>
-              <w:t>3.3. Thiết kế giao diện</w:t>
-            </w:r>
-            <w:r>
-              <w:rPr>
-                <w:rFonts w:ascii="Times New Roman" w:hAnsi="Times New Roman"/>
+              <w:t>3.4. Thiết kế giao diện</w:t>
+            </w:r>
+            <w:r>
+              <w:rPr>
                 <w:noProof/>
                 <w:webHidden/>
                 <w:sz w:val="26"/>
@@ -4487,7 +4424,6 @@
             </w:r>
             <w:r>
               <w:rPr>
-                <w:rFonts w:ascii="Times New Roman" w:hAnsi="Times New Roman"/>
                 <w:noProof/>
                 <w:webHidden/>
                 <w:sz w:val="26"/>
@@ -4497,26 +4433,23 @@
             </w:r>
             <w:r>
               <w:rPr>
-                <w:rFonts w:ascii="Times New Roman" w:hAnsi="Times New Roman"/>
-                <w:noProof/>
-                <w:webHidden/>
-                <w:sz w:val="26"/>
-                <w:szCs w:val="26"/>
-              </w:rPr>
-              <w:instrText xml:space="preserve"> PAGEREF _Toc241157720 \h </w:instrText>
-            </w:r>
-            <w:r>
-              <w:rPr>
-                <w:rFonts w:ascii="Times New Roman" w:hAnsi="Times New Roman"/>
-                <w:noProof/>
-                <w:webHidden/>
-                <w:sz w:val="26"/>
-                <w:szCs w:val="26"/>
-              </w:rPr>
-            </w:r>
-            <w:r>
-              <w:rPr>
-                <w:rFonts w:ascii="Times New Roman" w:hAnsi="Times New Roman"/>
+                <w:noProof/>
+                <w:webHidden/>
+                <w:sz w:val="26"/>
+                <w:szCs w:val="26"/>
+              </w:rPr>
+              <w:instrText xml:space="preserve"> PAGEREF _Toc241219683 \h </w:instrText>
+            </w:r>
+            <w:r>
+              <w:rPr>
+                <w:noProof/>
+                <w:webHidden/>
+                <w:sz w:val="26"/>
+                <w:szCs w:val="26"/>
+              </w:rPr>
+            </w:r>
+            <w:r>
+              <w:rPr>
                 <w:noProof/>
                 <w:webHidden/>
                 <w:sz w:val="26"/>
@@ -4526,7 +4459,7 @@
             </w:r>
             <w:r>
               <w:rPr>
-                <w:rFonts w:ascii="Times New Roman" w:hAnsi="Times New Roman"/>
+                <w:rFonts w:hint="eastAsia"/>
                 <w:noProof/>
                 <w:webHidden/>
                 <w:sz w:val="26"/>
@@ -4536,7 +4469,6 @@
             </w:r>
             <w:r>
               <w:rPr>
-                <w:rFonts w:ascii="Times New Roman" w:hAnsi="Times New Roman"/>
                 <w:noProof/>
                 <w:webHidden/>
                 <w:sz w:val="26"/>
@@ -4553,7 +4485,7 @@
               <w:tab w:val="right" w:leader="dot" w:pos="9062"/>
             </w:tabs>
             <w:rPr>
-              <w:rFonts w:ascii="Times New Roman" w:eastAsiaTheme="minorEastAsia" w:hAnsi="Times New Roman"/>
+              <w:rFonts w:asciiTheme="minorHAnsi" w:eastAsiaTheme="minorEastAsia" w:hAnsiTheme="minorHAnsi" w:cstheme="minorBidi"/>
               <w:noProof/>
               <w:kern w:val="2"/>
               <w:sz w:val="26"/>
@@ -4561,7 +4493,7 @@
               <w14:ligatures w14:val="standardContextual"/>
             </w:rPr>
           </w:pPr>
-          <w:hyperlink w:anchor="_Toc241157721" w:history="1">
+          <w:hyperlink w:anchor="_Toc241219684" w:history="1">
             <w:r>
               <w:rPr>
                 <w:rStyle w:val="Hyperlink"/>
@@ -4571,11 +4503,10 @@
                 <w:sz w:val="26"/>
                 <w:szCs w:val="26"/>
               </w:rPr>
-              <w:t>3.4. Tổ chức mã nguồn</w:t>
-            </w:r>
-            <w:r>
-              <w:rPr>
-                <w:rFonts w:ascii="Times New Roman" w:hAnsi="Times New Roman"/>
+              <w:t>3.5. Tổ chức mã nguồn</w:t>
+            </w:r>
+            <w:r>
+              <w:rPr>
                 <w:noProof/>
                 <w:webHidden/>
                 <w:sz w:val="26"/>
@@ -4585,7 +4516,6 @@
             </w:r>
             <w:r>
               <w:rPr>
-                <w:rFonts w:ascii="Times New Roman" w:hAnsi="Times New Roman"/>
                 <w:noProof/>
                 <w:webHidden/>
                 <w:sz w:val="26"/>
@@ -4595,26 +4525,23 @@
             </w:r>
             <w:r>
               <w:rPr>
-                <w:rFonts w:ascii="Times New Roman" w:hAnsi="Times New Roman"/>
-                <w:noProof/>
-                <w:webHidden/>
-                <w:sz w:val="26"/>
-                <w:szCs w:val="26"/>
-              </w:rPr>
-              <w:instrText xml:space="preserve"> PAGEREF _Toc241157721 \h </w:instrText>
-            </w:r>
-            <w:r>
-              <w:rPr>
-                <w:rFonts w:ascii="Times New Roman" w:hAnsi="Times New Roman"/>
-                <w:noProof/>
-                <w:webHidden/>
-                <w:sz w:val="26"/>
-                <w:szCs w:val="26"/>
-              </w:rPr>
-            </w:r>
-            <w:r>
-              <w:rPr>
-                <w:rFonts w:ascii="Times New Roman" w:hAnsi="Times New Roman"/>
+                <w:noProof/>
+                <w:webHidden/>
+                <w:sz w:val="26"/>
+                <w:szCs w:val="26"/>
+              </w:rPr>
+              <w:instrText xml:space="preserve"> PAGEREF _Toc241219684 \h </w:instrText>
+            </w:r>
+            <w:r>
+              <w:rPr>
+                <w:noProof/>
+                <w:webHidden/>
+                <w:sz w:val="26"/>
+                <w:szCs w:val="26"/>
+              </w:rPr>
+            </w:r>
+            <w:r>
+              <w:rPr>
                 <w:noProof/>
                 <w:webHidden/>
                 <w:sz w:val="26"/>
@@ -4624,7 +4551,7 @@
             </w:r>
             <w:r>
               <w:rPr>
-                <w:rFonts w:ascii="Times New Roman" w:hAnsi="Times New Roman"/>
+                <w:rFonts w:hint="eastAsia"/>
                 <w:noProof/>
                 <w:webHidden/>
                 <w:sz w:val="26"/>
@@ -4634,7 +4561,6 @@
             </w:r>
             <w:r>
               <w:rPr>
-                <w:rFonts w:ascii="Times New Roman" w:hAnsi="Times New Roman"/>
                 <w:noProof/>
                 <w:webHidden/>
                 <w:sz w:val="26"/>
@@ -4651,7 +4577,7 @@
               <w:tab w:val="right" w:leader="dot" w:pos="9062"/>
             </w:tabs>
             <w:rPr>
-              <w:rFonts w:ascii="Times New Roman" w:eastAsiaTheme="minorEastAsia" w:hAnsi="Times New Roman"/>
+              <w:rFonts w:asciiTheme="minorHAnsi" w:eastAsiaTheme="minorEastAsia" w:hAnsiTheme="minorHAnsi" w:cstheme="minorBidi"/>
               <w:noProof/>
               <w:kern w:val="2"/>
               <w:sz w:val="26"/>
@@ -4659,7 +4585,7 @@
               <w14:ligatures w14:val="standardContextual"/>
             </w:rPr>
           </w:pPr>
-          <w:hyperlink w:anchor="_Toc241157722" w:history="1">
+          <w:hyperlink w:anchor="_Toc241219685" w:history="1">
             <w:r>
               <w:rPr>
                 <w:rStyle w:val="Hyperlink"/>
@@ -4669,11 +4595,10 @@
                 <w:sz w:val="26"/>
                 <w:szCs w:val="26"/>
               </w:rPr>
-              <w:t>3.5. Luồng xử lý chính</w:t>
-            </w:r>
-            <w:r>
-              <w:rPr>
-                <w:rFonts w:ascii="Times New Roman" w:hAnsi="Times New Roman"/>
+              <w:t>3.6. Luồng xử lý chính</w:t>
+            </w:r>
+            <w:r>
+              <w:rPr>
                 <w:noProof/>
                 <w:webHidden/>
                 <w:sz w:val="26"/>
@@ -4683,7 +4608,6 @@
             </w:r>
             <w:r>
               <w:rPr>
-                <w:rFonts w:ascii="Times New Roman" w:hAnsi="Times New Roman"/>
                 <w:noProof/>
                 <w:webHidden/>
                 <w:sz w:val="26"/>
@@ -4693,26 +4617,23 @@
             </w:r>
             <w:r>
               <w:rPr>
-                <w:rFonts w:ascii="Times New Roman" w:hAnsi="Times New Roman"/>
-                <w:noProof/>
-                <w:webHidden/>
-                <w:sz w:val="26"/>
-                <w:szCs w:val="26"/>
-              </w:rPr>
-              <w:instrText xml:space="preserve"> PAGEREF _Toc241157722 \h </w:instrText>
-            </w:r>
-            <w:r>
-              <w:rPr>
-                <w:rFonts w:ascii="Times New Roman" w:hAnsi="Times New Roman"/>
-                <w:noProof/>
-                <w:webHidden/>
-                <w:sz w:val="26"/>
-                <w:szCs w:val="26"/>
-              </w:rPr>
-            </w:r>
-            <w:r>
-              <w:rPr>
-                <w:rFonts w:ascii="Times New Roman" w:hAnsi="Times New Roman"/>
+                <w:noProof/>
+                <w:webHidden/>
+                <w:sz w:val="26"/>
+                <w:szCs w:val="26"/>
+              </w:rPr>
+              <w:instrText xml:space="preserve"> PAGEREF _Toc241219685 \h </w:instrText>
+            </w:r>
+            <w:r>
+              <w:rPr>
+                <w:noProof/>
+                <w:webHidden/>
+                <w:sz w:val="26"/>
+                <w:szCs w:val="26"/>
+              </w:rPr>
+            </w:r>
+            <w:r>
+              <w:rPr>
                 <w:noProof/>
                 <w:webHidden/>
                 <w:sz w:val="26"/>
@@ -4722,7 +4643,7 @@
             </w:r>
             <w:r>
               <w:rPr>
-                <w:rFonts w:ascii="Times New Roman" w:hAnsi="Times New Roman"/>
+                <w:rFonts w:hint="eastAsia"/>
                 <w:noProof/>
                 <w:webHidden/>
                 <w:sz w:val="26"/>
@@ -4732,7 +4653,6 @@
             </w:r>
             <w:r>
               <w:rPr>
-                <w:rFonts w:ascii="Times New Roman" w:hAnsi="Times New Roman"/>
                 <w:noProof/>
                 <w:webHidden/>
                 <w:sz w:val="26"/>
@@ -4749,7 +4669,7 @@
               <w:tab w:val="right" w:leader="dot" w:pos="9062"/>
             </w:tabs>
             <w:rPr>
-              <w:rFonts w:ascii="Times New Roman" w:eastAsiaTheme="minorEastAsia" w:hAnsi="Times New Roman"/>
+              <w:rFonts w:asciiTheme="minorHAnsi" w:eastAsiaTheme="minorEastAsia" w:hAnsiTheme="minorHAnsi" w:cstheme="minorBidi"/>
               <w:noProof/>
               <w:kern w:val="2"/>
               <w:sz w:val="26"/>
@@ -4757,7 +4677,7 @@
               <w14:ligatures w14:val="standardContextual"/>
             </w:rPr>
           </w:pPr>
-          <w:hyperlink w:anchor="_Toc241157723" w:history="1">
+          <w:hyperlink w:anchor="_Toc241219686" w:history="1">
             <w:r>
               <w:rPr>
                 <w:rStyle w:val="Hyperlink"/>
@@ -4767,11 +4687,10 @@
                 <w:sz w:val="26"/>
                 <w:szCs w:val="26"/>
               </w:rPr>
-              <w:t>3.6. Hiện thực các chức năng</w:t>
-            </w:r>
-            <w:r>
-              <w:rPr>
-                <w:rFonts w:ascii="Times New Roman" w:hAnsi="Times New Roman"/>
+              <w:t>3.7. Hiện thực các chức năng</w:t>
+            </w:r>
+            <w:r>
+              <w:rPr>
                 <w:noProof/>
                 <w:webHidden/>
                 <w:sz w:val="26"/>
@@ -4781,7 +4700,6 @@
             </w:r>
             <w:r>
               <w:rPr>
-                <w:rFonts w:ascii="Times New Roman" w:hAnsi="Times New Roman"/>
                 <w:noProof/>
                 <w:webHidden/>
                 <w:sz w:val="26"/>
@@ -4791,26 +4709,23 @@
             </w:r>
             <w:r>
               <w:rPr>
-                <w:rFonts w:ascii="Times New Roman" w:hAnsi="Times New Roman"/>
-                <w:noProof/>
-                <w:webHidden/>
-                <w:sz w:val="26"/>
-                <w:szCs w:val="26"/>
-              </w:rPr>
-              <w:instrText xml:space="preserve"> PAGEREF _Toc241157723 \h </w:instrText>
-            </w:r>
-            <w:r>
-              <w:rPr>
-                <w:rFonts w:ascii="Times New Roman" w:hAnsi="Times New Roman"/>
-                <w:noProof/>
-                <w:webHidden/>
-                <w:sz w:val="26"/>
-                <w:szCs w:val="26"/>
-              </w:rPr>
-            </w:r>
-            <w:r>
-              <w:rPr>
-                <w:rFonts w:ascii="Times New Roman" w:hAnsi="Times New Roman"/>
+                <w:noProof/>
+                <w:webHidden/>
+                <w:sz w:val="26"/>
+                <w:szCs w:val="26"/>
+              </w:rPr>
+              <w:instrText xml:space="preserve"> PAGEREF _Toc241219686 \h </w:instrText>
+            </w:r>
+            <w:r>
+              <w:rPr>
+                <w:noProof/>
+                <w:webHidden/>
+                <w:sz w:val="26"/>
+                <w:szCs w:val="26"/>
+              </w:rPr>
+            </w:r>
+            <w:r>
+              <w:rPr>
                 <w:noProof/>
                 <w:webHidden/>
                 <w:sz w:val="26"/>
@@ -4820,7 +4735,7 @@
             </w:r>
             <w:r>
               <w:rPr>
-                <w:rFonts w:ascii="Times New Roman" w:hAnsi="Times New Roman"/>
+                <w:rFonts w:hint="eastAsia"/>
                 <w:noProof/>
                 <w:webHidden/>
                 <w:sz w:val="26"/>
@@ -4830,7 +4745,6 @@
             </w:r>
             <w:r>
               <w:rPr>
-                <w:rFonts w:ascii="Times New Roman" w:hAnsi="Times New Roman"/>
                 <w:noProof/>
                 <w:webHidden/>
                 <w:sz w:val="26"/>
@@ -4847,7 +4761,7 @@
               <w:tab w:val="right" w:leader="dot" w:pos="9062"/>
             </w:tabs>
             <w:rPr>
-              <w:rFonts w:ascii="Times New Roman" w:eastAsiaTheme="minorEastAsia" w:hAnsi="Times New Roman"/>
+              <w:rFonts w:asciiTheme="minorHAnsi" w:eastAsiaTheme="minorEastAsia" w:hAnsiTheme="minorHAnsi" w:cstheme="minorBidi"/>
               <w:noProof/>
               <w:kern w:val="2"/>
               <w:sz w:val="26"/>
@@ -4855,7 +4769,7 @@
               <w14:ligatures w14:val="standardContextual"/>
             </w:rPr>
           </w:pPr>
-          <w:hyperlink w:anchor="_Toc241157724" w:history="1">
+          <w:hyperlink w:anchor="_Toc241219687" w:history="1">
             <w:r>
               <w:rPr>
                 <w:rStyle w:val="Hyperlink"/>
@@ -4865,11 +4779,10 @@
                 <w:sz w:val="26"/>
                 <w:szCs w:val="26"/>
               </w:rPr>
-              <w:t>3.6.1. Hiển thị danh sách</w:t>
-            </w:r>
-            <w:r>
-              <w:rPr>
-                <w:rFonts w:ascii="Times New Roman" w:hAnsi="Times New Roman"/>
+              <w:t>3.7.1. Hiển thị danh sách</w:t>
+            </w:r>
+            <w:r>
+              <w:rPr>
                 <w:noProof/>
                 <w:webHidden/>
                 <w:sz w:val="26"/>
@@ -4879,7 +4792,6 @@
             </w:r>
             <w:r>
               <w:rPr>
-                <w:rFonts w:ascii="Times New Roman" w:hAnsi="Times New Roman"/>
                 <w:noProof/>
                 <w:webHidden/>
                 <w:sz w:val="26"/>
@@ -4889,26 +4801,23 @@
             </w:r>
             <w:r>
               <w:rPr>
-                <w:rFonts w:ascii="Times New Roman" w:hAnsi="Times New Roman"/>
-                <w:noProof/>
-                <w:webHidden/>
-                <w:sz w:val="26"/>
-                <w:szCs w:val="26"/>
-              </w:rPr>
-              <w:instrText xml:space="preserve"> PAGEREF _Toc241157724 \h </w:instrText>
-            </w:r>
-            <w:r>
-              <w:rPr>
-                <w:rFonts w:ascii="Times New Roman" w:hAnsi="Times New Roman"/>
-                <w:noProof/>
-                <w:webHidden/>
-                <w:sz w:val="26"/>
-                <w:szCs w:val="26"/>
-              </w:rPr>
-            </w:r>
-            <w:r>
-              <w:rPr>
-                <w:rFonts w:ascii="Times New Roman" w:hAnsi="Times New Roman"/>
+                <w:noProof/>
+                <w:webHidden/>
+                <w:sz w:val="26"/>
+                <w:szCs w:val="26"/>
+              </w:rPr>
+              <w:instrText xml:space="preserve"> PAGEREF _Toc241219687 \h </w:instrText>
+            </w:r>
+            <w:r>
+              <w:rPr>
+                <w:noProof/>
+                <w:webHidden/>
+                <w:sz w:val="26"/>
+                <w:szCs w:val="26"/>
+              </w:rPr>
+            </w:r>
+            <w:r>
+              <w:rPr>
                 <w:noProof/>
                 <w:webHidden/>
                 <w:sz w:val="26"/>
@@ -4918,7 +4827,7 @@
             </w:r>
             <w:r>
               <w:rPr>
-                <w:rFonts w:ascii="Times New Roman" w:hAnsi="Times New Roman"/>
+                <w:rFonts w:hint="eastAsia"/>
                 <w:noProof/>
                 <w:webHidden/>
                 <w:sz w:val="26"/>
@@ -4928,7 +4837,6 @@
             </w:r>
             <w:r>
               <w:rPr>
-                <w:rFonts w:ascii="Times New Roman" w:hAnsi="Times New Roman"/>
                 <w:noProof/>
                 <w:webHidden/>
                 <w:sz w:val="26"/>
@@ -4945,7 +4853,7 @@
               <w:tab w:val="right" w:leader="dot" w:pos="9062"/>
             </w:tabs>
             <w:rPr>
-              <w:rFonts w:ascii="Times New Roman" w:eastAsiaTheme="minorEastAsia" w:hAnsi="Times New Roman"/>
+              <w:rFonts w:asciiTheme="minorHAnsi" w:eastAsiaTheme="minorEastAsia" w:hAnsiTheme="minorHAnsi" w:cstheme="minorBidi"/>
               <w:noProof/>
               <w:kern w:val="2"/>
               <w:sz w:val="26"/>
@@ -4953,7 +4861,7 @@
               <w14:ligatures w14:val="standardContextual"/>
             </w:rPr>
           </w:pPr>
-          <w:hyperlink w:anchor="_Toc241157725" w:history="1">
+          <w:hyperlink w:anchor="_Toc241219688" w:history="1">
             <w:r>
               <w:rPr>
                 <w:rStyle w:val="Hyperlink"/>
@@ -4963,11 +4871,10 @@
                 <w:sz w:val="26"/>
                 <w:szCs w:val="26"/>
               </w:rPr>
-              <w:t>3.6.2. Tìm kiếm</w:t>
-            </w:r>
-            <w:r>
-              <w:rPr>
-                <w:rFonts w:ascii="Times New Roman" w:hAnsi="Times New Roman"/>
+              <w:t>3.7.2. Tìm kiếm</w:t>
+            </w:r>
+            <w:r>
+              <w:rPr>
                 <w:noProof/>
                 <w:webHidden/>
                 <w:sz w:val="26"/>
@@ -4977,7 +4884,6 @@
             </w:r>
             <w:r>
               <w:rPr>
-                <w:rFonts w:ascii="Times New Roman" w:hAnsi="Times New Roman"/>
                 <w:noProof/>
                 <w:webHidden/>
                 <w:sz w:val="26"/>
@@ -4987,26 +4893,23 @@
             </w:r>
             <w:r>
               <w:rPr>
-                <w:rFonts w:ascii="Times New Roman" w:hAnsi="Times New Roman"/>
-                <w:noProof/>
-                <w:webHidden/>
-                <w:sz w:val="26"/>
-                <w:szCs w:val="26"/>
-              </w:rPr>
-              <w:instrText xml:space="preserve"> PAGEREF _Toc241157725 \h </w:instrText>
-            </w:r>
-            <w:r>
-              <w:rPr>
-                <w:rFonts w:ascii="Times New Roman" w:hAnsi="Times New Roman"/>
-                <w:noProof/>
-                <w:webHidden/>
-                <w:sz w:val="26"/>
-                <w:szCs w:val="26"/>
-              </w:rPr>
-            </w:r>
-            <w:r>
-              <w:rPr>
-                <w:rFonts w:ascii="Times New Roman" w:hAnsi="Times New Roman"/>
+                <w:noProof/>
+                <w:webHidden/>
+                <w:sz w:val="26"/>
+                <w:szCs w:val="26"/>
+              </w:rPr>
+              <w:instrText xml:space="preserve"> PAGEREF _Toc241219688 \h </w:instrText>
+            </w:r>
+            <w:r>
+              <w:rPr>
+                <w:noProof/>
+                <w:webHidden/>
+                <w:sz w:val="26"/>
+                <w:szCs w:val="26"/>
+              </w:rPr>
+            </w:r>
+            <w:r>
+              <w:rPr>
                 <w:noProof/>
                 <w:webHidden/>
                 <w:sz w:val="26"/>
@@ -5016,7 +4919,7 @@
             </w:r>
             <w:r>
               <w:rPr>
-                <w:rFonts w:ascii="Times New Roman" w:hAnsi="Times New Roman"/>
+                <w:rFonts w:hint="eastAsia"/>
                 <w:noProof/>
                 <w:webHidden/>
                 <w:sz w:val="26"/>
@@ -5026,7 +4929,6 @@
             </w:r>
             <w:r>
               <w:rPr>
-                <w:rFonts w:ascii="Times New Roman" w:hAnsi="Times New Roman"/>
                 <w:noProof/>
                 <w:webHidden/>
                 <w:sz w:val="26"/>
@@ -5043,7 +4945,7 @@
               <w:tab w:val="right" w:leader="dot" w:pos="9062"/>
             </w:tabs>
             <w:rPr>
-              <w:rFonts w:ascii="Times New Roman" w:eastAsiaTheme="minorEastAsia" w:hAnsi="Times New Roman"/>
+              <w:rFonts w:asciiTheme="minorHAnsi" w:eastAsiaTheme="minorEastAsia" w:hAnsiTheme="minorHAnsi" w:cstheme="minorBidi"/>
               <w:noProof/>
               <w:kern w:val="2"/>
               <w:sz w:val="26"/>
@@ -5051,7 +4953,7 @@
               <w14:ligatures w14:val="standardContextual"/>
             </w:rPr>
           </w:pPr>
-          <w:hyperlink w:anchor="_Toc241157726" w:history="1">
+          <w:hyperlink w:anchor="_Toc241219689" w:history="1">
             <w:r>
               <w:rPr>
                 <w:rStyle w:val="Hyperlink"/>
@@ -5061,11 +4963,10 @@
                 <w:sz w:val="26"/>
                 <w:szCs w:val="26"/>
               </w:rPr>
-              <w:t>3.6.3. Lọc và sắp xếp</w:t>
-            </w:r>
-            <w:r>
-              <w:rPr>
-                <w:rFonts w:ascii="Times New Roman" w:hAnsi="Times New Roman"/>
+              <w:t>3.7.3. Lọc và sắp xếp</w:t>
+            </w:r>
+            <w:r>
+              <w:rPr>
                 <w:noProof/>
                 <w:webHidden/>
                 <w:sz w:val="26"/>
@@ -5075,7 +4976,6 @@
             </w:r>
             <w:r>
               <w:rPr>
-                <w:rFonts w:ascii="Times New Roman" w:hAnsi="Times New Roman"/>
                 <w:noProof/>
                 <w:webHidden/>
                 <w:sz w:val="26"/>
@@ -5085,26 +4985,23 @@
             </w:r>
             <w:r>
               <w:rPr>
-                <w:rFonts w:ascii="Times New Roman" w:hAnsi="Times New Roman"/>
-                <w:noProof/>
-                <w:webHidden/>
-                <w:sz w:val="26"/>
-                <w:szCs w:val="26"/>
-              </w:rPr>
-              <w:instrText xml:space="preserve"> PAGEREF _Toc241157726 \h </w:instrText>
-            </w:r>
-            <w:r>
-              <w:rPr>
-                <w:rFonts w:ascii="Times New Roman" w:hAnsi="Times New Roman"/>
-                <w:noProof/>
-                <w:webHidden/>
-                <w:sz w:val="26"/>
-                <w:szCs w:val="26"/>
-              </w:rPr>
-            </w:r>
-            <w:r>
-              <w:rPr>
-                <w:rFonts w:ascii="Times New Roman" w:hAnsi="Times New Roman"/>
+                <w:noProof/>
+                <w:webHidden/>
+                <w:sz w:val="26"/>
+                <w:szCs w:val="26"/>
+              </w:rPr>
+              <w:instrText xml:space="preserve"> PAGEREF _Toc241219689 \h </w:instrText>
+            </w:r>
+            <w:r>
+              <w:rPr>
+                <w:noProof/>
+                <w:webHidden/>
+                <w:sz w:val="26"/>
+                <w:szCs w:val="26"/>
+              </w:rPr>
+            </w:r>
+            <w:r>
+              <w:rPr>
                 <w:noProof/>
                 <w:webHidden/>
                 <w:sz w:val="26"/>
@@ -5114,7 +5011,7 @@
             </w:r>
             <w:r>
               <w:rPr>
-                <w:rFonts w:ascii="Times New Roman" w:hAnsi="Times New Roman"/>
+                <w:rFonts w:hint="eastAsia"/>
                 <w:noProof/>
                 <w:webHidden/>
                 <w:sz w:val="26"/>
@@ -5124,7 +5021,6 @@
             </w:r>
             <w:r>
               <w:rPr>
-                <w:rFonts w:ascii="Times New Roman" w:hAnsi="Times New Roman"/>
                 <w:noProof/>
                 <w:webHidden/>
                 <w:sz w:val="26"/>
@@ -5141,7 +5037,7 @@
               <w:tab w:val="right" w:leader="dot" w:pos="9062"/>
             </w:tabs>
             <w:rPr>
-              <w:rFonts w:ascii="Times New Roman" w:eastAsiaTheme="minorEastAsia" w:hAnsi="Times New Roman"/>
+              <w:rFonts w:asciiTheme="minorHAnsi" w:eastAsiaTheme="minorEastAsia" w:hAnsiTheme="minorHAnsi" w:cstheme="minorBidi"/>
               <w:noProof/>
               <w:kern w:val="2"/>
               <w:sz w:val="26"/>
@@ -5149,7 +5045,7 @@
               <w14:ligatures w14:val="standardContextual"/>
             </w:rPr>
           </w:pPr>
-          <w:hyperlink w:anchor="_Toc241157727" w:history="1">
+          <w:hyperlink w:anchor="_Toc241219690" w:history="1">
             <w:r>
               <w:rPr>
                 <w:rStyle w:val="Hyperlink"/>
@@ -5159,11 +5055,10 @@
                 <w:sz w:val="26"/>
                 <w:szCs w:val="26"/>
               </w:rPr>
-              <w:t>3.6.4. Xem chi tiết</w:t>
-            </w:r>
-            <w:r>
-              <w:rPr>
-                <w:rFonts w:ascii="Times New Roman" w:hAnsi="Times New Roman"/>
+              <w:t>3.7.4. Xem chi tiết</w:t>
+            </w:r>
+            <w:r>
+              <w:rPr>
                 <w:noProof/>
                 <w:webHidden/>
                 <w:sz w:val="26"/>
@@ -5173,7 +5068,6 @@
             </w:r>
             <w:r>
               <w:rPr>
-                <w:rFonts w:ascii="Times New Roman" w:hAnsi="Times New Roman"/>
                 <w:noProof/>
                 <w:webHidden/>
                 <w:sz w:val="26"/>
@@ -5183,26 +5077,23 @@
             </w:r>
             <w:r>
               <w:rPr>
-                <w:rFonts w:ascii="Times New Roman" w:hAnsi="Times New Roman"/>
-                <w:noProof/>
-                <w:webHidden/>
-                <w:sz w:val="26"/>
-                <w:szCs w:val="26"/>
-              </w:rPr>
-              <w:instrText xml:space="preserve"> PAGEREF _Toc241157727 \h </w:instrText>
-            </w:r>
-            <w:r>
-              <w:rPr>
-                <w:rFonts w:ascii="Times New Roman" w:hAnsi="Times New Roman"/>
-                <w:noProof/>
-                <w:webHidden/>
-                <w:sz w:val="26"/>
-                <w:szCs w:val="26"/>
-              </w:rPr>
-            </w:r>
-            <w:r>
-              <w:rPr>
-                <w:rFonts w:ascii="Times New Roman" w:hAnsi="Times New Roman"/>
+                <w:noProof/>
+                <w:webHidden/>
+                <w:sz w:val="26"/>
+                <w:szCs w:val="26"/>
+              </w:rPr>
+              <w:instrText xml:space="preserve"> PAGEREF _Toc241219690 \h </w:instrText>
+            </w:r>
+            <w:r>
+              <w:rPr>
+                <w:noProof/>
+                <w:webHidden/>
+                <w:sz w:val="26"/>
+                <w:szCs w:val="26"/>
+              </w:rPr>
+            </w:r>
+            <w:r>
+              <w:rPr>
                 <w:noProof/>
                 <w:webHidden/>
                 <w:sz w:val="26"/>
@@ -5212,7 +5103,7 @@
             </w:r>
             <w:r>
               <w:rPr>
-                <w:rFonts w:ascii="Times New Roman" w:hAnsi="Times New Roman"/>
+                <w:rFonts w:hint="eastAsia"/>
                 <w:noProof/>
                 <w:webHidden/>
                 <w:sz w:val="26"/>
@@ -5222,7 +5113,6 @@
             </w:r>
             <w:r>
               <w:rPr>
-                <w:rFonts w:ascii="Times New Roman" w:hAnsi="Times New Roman"/>
                 <w:noProof/>
                 <w:webHidden/>
                 <w:sz w:val="26"/>
@@ -5239,7 +5129,7 @@
               <w:tab w:val="right" w:leader="dot" w:pos="9062"/>
             </w:tabs>
             <w:rPr>
-              <w:rFonts w:ascii="Times New Roman" w:eastAsiaTheme="minorEastAsia" w:hAnsi="Times New Roman"/>
+              <w:rFonts w:asciiTheme="minorHAnsi" w:eastAsiaTheme="minorEastAsia" w:hAnsiTheme="minorHAnsi" w:cstheme="minorBidi"/>
               <w:noProof/>
               <w:kern w:val="2"/>
               <w:sz w:val="26"/>
@@ -5247,7 +5137,7 @@
               <w14:ligatures w14:val="standardContextual"/>
             </w:rPr>
           </w:pPr>
-          <w:hyperlink w:anchor="_Toc241157728" w:history="1">
+          <w:hyperlink w:anchor="_Toc241219691" w:history="1">
             <w:r>
               <w:rPr>
                 <w:rStyle w:val="Hyperlink"/>
@@ -5257,11 +5147,10 @@
                 <w:sz w:val="26"/>
                 <w:szCs w:val="26"/>
               </w:rPr>
-              <w:t>3.7. Kiểm thử trong quá trình hiện thực</w:t>
-            </w:r>
-            <w:r>
-              <w:rPr>
-                <w:rFonts w:ascii="Times New Roman" w:hAnsi="Times New Roman"/>
+              <w:t>3.8. Kiểm thử trong quá trình hiện thực</w:t>
+            </w:r>
+            <w:r>
+              <w:rPr>
                 <w:noProof/>
                 <w:webHidden/>
                 <w:sz w:val="26"/>
@@ -5271,7 +5160,6 @@
             </w:r>
             <w:r>
               <w:rPr>
-                <w:rFonts w:ascii="Times New Roman" w:hAnsi="Times New Roman"/>
                 <w:noProof/>
                 <w:webHidden/>
                 <w:sz w:val="26"/>
@@ -5281,26 +5169,23 @@
             </w:r>
             <w:r>
               <w:rPr>
-                <w:rFonts w:ascii="Times New Roman" w:hAnsi="Times New Roman"/>
-                <w:noProof/>
-                <w:webHidden/>
-                <w:sz w:val="26"/>
-                <w:szCs w:val="26"/>
-              </w:rPr>
-              <w:instrText xml:space="preserve"> PAGEREF _Toc241157728 \h </w:instrText>
-            </w:r>
-            <w:r>
-              <w:rPr>
-                <w:rFonts w:ascii="Times New Roman" w:hAnsi="Times New Roman"/>
-                <w:noProof/>
-                <w:webHidden/>
-                <w:sz w:val="26"/>
-                <w:szCs w:val="26"/>
-              </w:rPr>
-            </w:r>
-            <w:r>
-              <w:rPr>
-                <w:rFonts w:ascii="Times New Roman" w:hAnsi="Times New Roman"/>
+                <w:noProof/>
+                <w:webHidden/>
+                <w:sz w:val="26"/>
+                <w:szCs w:val="26"/>
+              </w:rPr>
+              <w:instrText xml:space="preserve"> PAGEREF _Toc241219691 \h </w:instrText>
+            </w:r>
+            <w:r>
+              <w:rPr>
+                <w:noProof/>
+                <w:webHidden/>
+                <w:sz w:val="26"/>
+                <w:szCs w:val="26"/>
+              </w:rPr>
+            </w:r>
+            <w:r>
+              <w:rPr>
                 <w:noProof/>
                 <w:webHidden/>
                 <w:sz w:val="26"/>
@@ -5310,7 +5195,7 @@
             </w:r>
             <w:r>
               <w:rPr>
-                <w:rFonts w:ascii="Times New Roman" w:hAnsi="Times New Roman"/>
+                <w:rFonts w:hint="eastAsia"/>
                 <w:noProof/>
                 <w:webHidden/>
                 <w:sz w:val="26"/>
@@ -5320,7 +5205,6 @@
             </w:r>
             <w:r>
               <w:rPr>
-                <w:rFonts w:ascii="Times New Roman" w:hAnsi="Times New Roman"/>
                 <w:noProof/>
                 <w:webHidden/>
                 <w:sz w:val="26"/>
@@ -5334,7 +5218,7 @@
           <w:pPr>
             <w:pStyle w:val="TOC1"/>
             <w:rPr>
-              <w:rFonts w:eastAsiaTheme="minorEastAsia"/>
+              <w:rFonts w:asciiTheme="minorHAnsi" w:eastAsiaTheme="minorEastAsia" w:hAnsiTheme="minorHAnsi" w:cstheme="minorBidi"/>
               <w:b w:val="0"/>
               <w:kern w:val="2"/>
               <w:sz w:val="26"/>
@@ -5342,7 +5226,7 @@
               <w14:ligatures w14:val="standardContextual"/>
             </w:rPr>
           </w:pPr>
-          <w:hyperlink w:anchor="_Toc241157729" w:history="1">
+          <w:hyperlink w:anchor="_Toc241219692" w:history="1">
             <w:r>
               <w:rPr>
                 <w:rStyle w:val="Hyperlink"/>
@@ -5373,7 +5257,7 @@
                 <w:sz w:val="26"/>
                 <w:szCs w:val="26"/>
               </w:rPr>
-              <w:instrText xml:space="preserve"> PAGEREF _Toc241157729 \h </w:instrText>
+              <w:instrText xml:space="preserve"> PAGEREF _Toc241219692 \h </w:instrText>
             </w:r>
             <w:r>
               <w:rPr>
@@ -5415,7 +5299,7 @@
               <w:tab w:val="right" w:leader="dot" w:pos="9062"/>
             </w:tabs>
             <w:rPr>
-              <w:rFonts w:ascii="Times New Roman" w:eastAsiaTheme="minorEastAsia" w:hAnsi="Times New Roman"/>
+              <w:rFonts w:asciiTheme="minorHAnsi" w:eastAsiaTheme="minorEastAsia" w:hAnsiTheme="minorHAnsi" w:cstheme="minorBidi"/>
               <w:noProof/>
               <w:kern w:val="2"/>
               <w:sz w:val="26"/>
@@ -5423,7 +5307,7 @@
               <w14:ligatures w14:val="standardContextual"/>
             </w:rPr>
           </w:pPr>
-          <w:hyperlink w:anchor="_Toc241157730" w:history="1">
+          <w:hyperlink w:anchor="_Toc241219693" w:history="1">
             <w:r>
               <w:rPr>
                 <w:rStyle w:val="Hyperlink"/>
@@ -5437,7 +5321,6 @@
             </w:r>
             <w:r>
               <w:rPr>
-                <w:rFonts w:ascii="Times New Roman" w:hAnsi="Times New Roman"/>
                 <w:noProof/>
                 <w:webHidden/>
                 <w:sz w:val="26"/>
@@ -5447,7 +5330,6 @@
             </w:r>
             <w:r>
               <w:rPr>
-                <w:rFonts w:ascii="Times New Roman" w:hAnsi="Times New Roman"/>
                 <w:noProof/>
                 <w:webHidden/>
                 <w:sz w:val="26"/>
@@ -5457,26 +5339,23 @@
             </w:r>
             <w:r>
               <w:rPr>
-                <w:rFonts w:ascii="Times New Roman" w:hAnsi="Times New Roman"/>
-                <w:noProof/>
-                <w:webHidden/>
-                <w:sz w:val="26"/>
-                <w:szCs w:val="26"/>
-              </w:rPr>
-              <w:instrText xml:space="preserve"> PAGEREF _Toc241157730 \h </w:instrText>
-            </w:r>
-            <w:r>
-              <w:rPr>
-                <w:rFonts w:ascii="Times New Roman" w:hAnsi="Times New Roman"/>
-                <w:noProof/>
-                <w:webHidden/>
-                <w:sz w:val="26"/>
-                <w:szCs w:val="26"/>
-              </w:rPr>
-            </w:r>
-            <w:r>
-              <w:rPr>
-                <w:rFonts w:ascii="Times New Roman" w:hAnsi="Times New Roman"/>
+                <w:noProof/>
+                <w:webHidden/>
+                <w:sz w:val="26"/>
+                <w:szCs w:val="26"/>
+              </w:rPr>
+              <w:instrText xml:space="preserve"> PAGEREF _Toc241219693 \h </w:instrText>
+            </w:r>
+            <w:r>
+              <w:rPr>
+                <w:noProof/>
+                <w:webHidden/>
+                <w:sz w:val="26"/>
+                <w:szCs w:val="26"/>
+              </w:rPr>
+            </w:r>
+            <w:r>
+              <w:rPr>
                 <w:noProof/>
                 <w:webHidden/>
                 <w:sz w:val="26"/>
@@ -5486,7 +5365,7 @@
             </w:r>
             <w:r>
               <w:rPr>
-                <w:rFonts w:ascii="Times New Roman" w:hAnsi="Times New Roman"/>
+                <w:rFonts w:hint="eastAsia"/>
                 <w:noProof/>
                 <w:webHidden/>
                 <w:sz w:val="26"/>
@@ -5496,7 +5375,6 @@
             </w:r>
             <w:r>
               <w:rPr>
-                <w:rFonts w:ascii="Times New Roman" w:hAnsi="Times New Roman"/>
                 <w:noProof/>
                 <w:webHidden/>
                 <w:sz w:val="26"/>
@@ -5513,7 +5391,7 @@
               <w:tab w:val="right" w:leader="dot" w:pos="9062"/>
             </w:tabs>
             <w:rPr>
-              <w:rFonts w:ascii="Times New Roman" w:eastAsiaTheme="minorEastAsia" w:hAnsi="Times New Roman"/>
+              <w:rFonts w:asciiTheme="minorHAnsi" w:eastAsiaTheme="minorEastAsia" w:hAnsiTheme="minorHAnsi" w:cstheme="minorBidi"/>
               <w:noProof/>
               <w:kern w:val="2"/>
               <w:sz w:val="26"/>
@@ -5521,7 +5399,7 @@
               <w14:ligatures w14:val="standardContextual"/>
             </w:rPr>
           </w:pPr>
-          <w:hyperlink w:anchor="_Toc241157731" w:history="1">
+          <w:hyperlink w:anchor="_Toc241219694" w:history="1">
             <w:r>
               <w:rPr>
                 <w:rStyle w:val="Hyperlink"/>
@@ -5535,7 +5413,6 @@
             </w:r>
             <w:r>
               <w:rPr>
-                <w:rFonts w:ascii="Times New Roman" w:hAnsi="Times New Roman"/>
                 <w:noProof/>
                 <w:webHidden/>
                 <w:sz w:val="26"/>
@@ -5545,7 +5422,6 @@
             </w:r>
             <w:r>
               <w:rPr>
-                <w:rFonts w:ascii="Times New Roman" w:hAnsi="Times New Roman"/>
                 <w:noProof/>
                 <w:webHidden/>
                 <w:sz w:val="26"/>
@@ -5555,26 +5431,23 @@
             </w:r>
             <w:r>
               <w:rPr>
-                <w:rFonts w:ascii="Times New Roman" w:hAnsi="Times New Roman"/>
-                <w:noProof/>
-                <w:webHidden/>
-                <w:sz w:val="26"/>
-                <w:szCs w:val="26"/>
-              </w:rPr>
-              <w:instrText xml:space="preserve"> PAGEREF _Toc241157731 \h </w:instrText>
-            </w:r>
-            <w:r>
-              <w:rPr>
-                <w:rFonts w:ascii="Times New Roman" w:hAnsi="Times New Roman"/>
-                <w:noProof/>
-                <w:webHidden/>
-                <w:sz w:val="26"/>
-                <w:szCs w:val="26"/>
-              </w:rPr>
-            </w:r>
-            <w:r>
-              <w:rPr>
-                <w:rFonts w:ascii="Times New Roman" w:hAnsi="Times New Roman"/>
+                <w:noProof/>
+                <w:webHidden/>
+                <w:sz w:val="26"/>
+                <w:szCs w:val="26"/>
+              </w:rPr>
+              <w:instrText xml:space="preserve"> PAGEREF _Toc241219694 \h </w:instrText>
+            </w:r>
+            <w:r>
+              <w:rPr>
+                <w:noProof/>
+                <w:webHidden/>
+                <w:sz w:val="26"/>
+                <w:szCs w:val="26"/>
+              </w:rPr>
+            </w:r>
+            <w:r>
+              <w:rPr>
                 <w:noProof/>
                 <w:webHidden/>
                 <w:sz w:val="26"/>
@@ -5584,7 +5457,7 @@
             </w:r>
             <w:r>
               <w:rPr>
-                <w:rFonts w:ascii="Times New Roman" w:hAnsi="Times New Roman"/>
+                <w:rFonts w:hint="eastAsia"/>
                 <w:noProof/>
                 <w:webHidden/>
                 <w:sz w:val="26"/>
@@ -5594,7 +5467,6 @@
             </w:r>
             <w:r>
               <w:rPr>
-                <w:rFonts w:ascii="Times New Roman" w:hAnsi="Times New Roman"/>
                 <w:noProof/>
                 <w:webHidden/>
                 <w:sz w:val="26"/>
@@ -5611,7 +5483,7 @@
               <w:tab w:val="right" w:leader="dot" w:pos="9062"/>
             </w:tabs>
             <w:rPr>
-              <w:rFonts w:ascii="Times New Roman" w:eastAsiaTheme="minorEastAsia" w:hAnsi="Times New Roman"/>
+              <w:rFonts w:asciiTheme="minorHAnsi" w:eastAsiaTheme="minorEastAsia" w:hAnsiTheme="minorHAnsi" w:cstheme="minorBidi"/>
               <w:noProof/>
               <w:kern w:val="2"/>
               <w:sz w:val="26"/>
@@ -5619,7 +5491,7 @@
               <w14:ligatures w14:val="standardContextual"/>
             </w:rPr>
           </w:pPr>
-          <w:hyperlink w:anchor="_Toc241157732" w:history="1">
+          <w:hyperlink w:anchor="_Toc241219695" w:history="1">
             <w:r>
               <w:rPr>
                 <w:rStyle w:val="Hyperlink"/>
@@ -5633,7 +5505,6 @@
             </w:r>
             <w:r>
               <w:rPr>
-                <w:rFonts w:ascii="Times New Roman" w:hAnsi="Times New Roman"/>
                 <w:noProof/>
                 <w:webHidden/>
                 <w:sz w:val="26"/>
@@ -5643,7 +5514,6 @@
             </w:r>
             <w:r>
               <w:rPr>
-                <w:rFonts w:ascii="Times New Roman" w:hAnsi="Times New Roman"/>
                 <w:noProof/>
                 <w:webHidden/>
                 <w:sz w:val="26"/>
@@ -5653,26 +5523,23 @@
             </w:r>
             <w:r>
               <w:rPr>
-                <w:rFonts w:ascii="Times New Roman" w:hAnsi="Times New Roman"/>
-                <w:noProof/>
-                <w:webHidden/>
-                <w:sz w:val="26"/>
-                <w:szCs w:val="26"/>
-              </w:rPr>
-              <w:instrText xml:space="preserve"> PAGEREF _Toc241157732 \h </w:instrText>
-            </w:r>
-            <w:r>
-              <w:rPr>
-                <w:rFonts w:ascii="Times New Roman" w:hAnsi="Times New Roman"/>
-                <w:noProof/>
-                <w:webHidden/>
-                <w:sz w:val="26"/>
-                <w:szCs w:val="26"/>
-              </w:rPr>
-            </w:r>
-            <w:r>
-              <w:rPr>
-                <w:rFonts w:ascii="Times New Roman" w:hAnsi="Times New Roman"/>
+                <w:noProof/>
+                <w:webHidden/>
+                <w:sz w:val="26"/>
+                <w:szCs w:val="26"/>
+              </w:rPr>
+              <w:instrText xml:space="preserve"> PAGEREF _Toc241219695 \h </w:instrText>
+            </w:r>
+            <w:r>
+              <w:rPr>
+                <w:noProof/>
+                <w:webHidden/>
+                <w:sz w:val="26"/>
+                <w:szCs w:val="26"/>
+              </w:rPr>
+            </w:r>
+            <w:r>
+              <w:rPr>
                 <w:noProof/>
                 <w:webHidden/>
                 <w:sz w:val="26"/>
@@ -5682,7 +5549,7 @@
             </w:r>
             <w:r>
               <w:rPr>
-                <w:rFonts w:ascii="Times New Roman" w:hAnsi="Times New Roman"/>
+                <w:rFonts w:hint="eastAsia"/>
                 <w:noProof/>
                 <w:webHidden/>
                 <w:sz w:val="26"/>
@@ -5692,7 +5559,6 @@
             </w:r>
             <w:r>
               <w:rPr>
-                <w:rFonts w:ascii="Times New Roman" w:hAnsi="Times New Roman"/>
                 <w:noProof/>
                 <w:webHidden/>
                 <w:sz w:val="26"/>
@@ -5709,7 +5575,7 @@
               <w:tab w:val="right" w:leader="dot" w:pos="9062"/>
             </w:tabs>
             <w:rPr>
-              <w:rFonts w:ascii="Times New Roman" w:eastAsiaTheme="minorEastAsia" w:hAnsi="Times New Roman"/>
+              <w:rFonts w:asciiTheme="minorHAnsi" w:eastAsiaTheme="minorEastAsia" w:hAnsiTheme="minorHAnsi" w:cstheme="minorBidi"/>
               <w:noProof/>
               <w:kern w:val="2"/>
               <w:sz w:val="26"/>
@@ -5717,7 +5583,7 @@
               <w14:ligatures w14:val="standardContextual"/>
             </w:rPr>
           </w:pPr>
-          <w:hyperlink w:anchor="_Toc241157733" w:history="1">
+          <w:hyperlink w:anchor="_Toc241219696" w:history="1">
             <w:r>
               <w:rPr>
                 <w:rStyle w:val="Hyperlink"/>
@@ -5731,7 +5597,6 @@
             </w:r>
             <w:r>
               <w:rPr>
-                <w:rFonts w:ascii="Times New Roman" w:hAnsi="Times New Roman"/>
                 <w:noProof/>
                 <w:webHidden/>
                 <w:sz w:val="26"/>
@@ -5741,7 +5606,6 @@
             </w:r>
             <w:r>
               <w:rPr>
-                <w:rFonts w:ascii="Times New Roman" w:hAnsi="Times New Roman"/>
                 <w:noProof/>
                 <w:webHidden/>
                 <w:sz w:val="26"/>
@@ -5751,26 +5615,23 @@
             </w:r>
             <w:r>
               <w:rPr>
-                <w:rFonts w:ascii="Times New Roman" w:hAnsi="Times New Roman"/>
-                <w:noProof/>
-                <w:webHidden/>
-                <w:sz w:val="26"/>
-                <w:szCs w:val="26"/>
-              </w:rPr>
-              <w:instrText xml:space="preserve"> PAGEREF _Toc241157733 \h </w:instrText>
-            </w:r>
-            <w:r>
-              <w:rPr>
-                <w:rFonts w:ascii="Times New Roman" w:hAnsi="Times New Roman"/>
-                <w:noProof/>
-                <w:webHidden/>
-                <w:sz w:val="26"/>
-                <w:szCs w:val="26"/>
-              </w:rPr>
-            </w:r>
-            <w:r>
-              <w:rPr>
-                <w:rFonts w:ascii="Times New Roman" w:hAnsi="Times New Roman"/>
+                <w:noProof/>
+                <w:webHidden/>
+                <w:sz w:val="26"/>
+                <w:szCs w:val="26"/>
+              </w:rPr>
+              <w:instrText xml:space="preserve"> PAGEREF _Toc241219696 \h </w:instrText>
+            </w:r>
+            <w:r>
+              <w:rPr>
+                <w:noProof/>
+                <w:webHidden/>
+                <w:sz w:val="26"/>
+                <w:szCs w:val="26"/>
+              </w:rPr>
+            </w:r>
+            <w:r>
+              <w:rPr>
                 <w:noProof/>
                 <w:webHidden/>
                 <w:sz w:val="26"/>
@@ -5780,7 +5641,7 @@
             </w:r>
             <w:r>
               <w:rPr>
-                <w:rFonts w:ascii="Times New Roman" w:hAnsi="Times New Roman"/>
+                <w:rFonts w:hint="eastAsia"/>
                 <w:noProof/>
                 <w:webHidden/>
                 <w:sz w:val="26"/>
@@ -5790,7 +5651,6 @@
             </w:r>
             <w:r>
               <w:rPr>
-                <w:rFonts w:ascii="Times New Roman" w:hAnsi="Times New Roman"/>
                 <w:noProof/>
                 <w:webHidden/>
                 <w:sz w:val="26"/>
@@ -5807,7 +5667,7 @@
               <w:tab w:val="right" w:leader="dot" w:pos="9062"/>
             </w:tabs>
             <w:rPr>
-              <w:rFonts w:ascii="Times New Roman" w:eastAsiaTheme="minorEastAsia" w:hAnsi="Times New Roman"/>
+              <w:rFonts w:asciiTheme="minorHAnsi" w:eastAsiaTheme="minorEastAsia" w:hAnsiTheme="minorHAnsi" w:cstheme="minorBidi"/>
               <w:noProof/>
               <w:kern w:val="2"/>
               <w:sz w:val="26"/>
@@ -5815,7 +5675,7 @@
               <w14:ligatures w14:val="standardContextual"/>
             </w:rPr>
           </w:pPr>
-          <w:hyperlink w:anchor="_Toc241157734" w:history="1">
+          <w:hyperlink w:anchor="_Toc241219697" w:history="1">
             <w:r>
               <w:rPr>
                 <w:rStyle w:val="Hyperlink"/>
@@ -5829,7 +5689,6 @@
             </w:r>
             <w:r>
               <w:rPr>
-                <w:rFonts w:ascii="Times New Roman" w:hAnsi="Times New Roman"/>
                 <w:noProof/>
                 <w:webHidden/>
                 <w:sz w:val="26"/>
@@ -5839,7 +5698,6 @@
             </w:r>
             <w:r>
               <w:rPr>
-                <w:rFonts w:ascii="Times New Roman" w:hAnsi="Times New Roman"/>
                 <w:noProof/>
                 <w:webHidden/>
                 <w:sz w:val="26"/>
@@ -5849,26 +5707,23 @@
             </w:r>
             <w:r>
               <w:rPr>
-                <w:rFonts w:ascii="Times New Roman" w:hAnsi="Times New Roman"/>
-                <w:noProof/>
-                <w:webHidden/>
-                <w:sz w:val="26"/>
-                <w:szCs w:val="26"/>
-              </w:rPr>
-              <w:instrText xml:space="preserve"> PAGEREF _Toc241157734 \h </w:instrText>
-            </w:r>
-            <w:r>
-              <w:rPr>
-                <w:rFonts w:ascii="Times New Roman" w:hAnsi="Times New Roman"/>
-                <w:noProof/>
-                <w:webHidden/>
-                <w:sz w:val="26"/>
-                <w:szCs w:val="26"/>
-              </w:rPr>
-            </w:r>
-            <w:r>
-              <w:rPr>
-                <w:rFonts w:ascii="Times New Roman" w:hAnsi="Times New Roman"/>
+                <w:noProof/>
+                <w:webHidden/>
+                <w:sz w:val="26"/>
+                <w:szCs w:val="26"/>
+              </w:rPr>
+              <w:instrText xml:space="preserve"> PAGEREF _Toc241219697 \h </w:instrText>
+            </w:r>
+            <w:r>
+              <w:rPr>
+                <w:noProof/>
+                <w:webHidden/>
+                <w:sz w:val="26"/>
+                <w:szCs w:val="26"/>
+              </w:rPr>
+            </w:r>
+            <w:r>
+              <w:rPr>
                 <w:noProof/>
                 <w:webHidden/>
                 <w:sz w:val="26"/>
@@ -5878,7 +5733,7 @@
             </w:r>
             <w:r>
               <w:rPr>
-                <w:rFonts w:ascii="Times New Roman" w:hAnsi="Times New Roman"/>
+                <w:rFonts w:hint="eastAsia"/>
                 <w:noProof/>
                 <w:webHidden/>
                 <w:sz w:val="26"/>
@@ -5888,7 +5743,6 @@
             </w:r>
             <w:r>
               <w:rPr>
-                <w:rFonts w:ascii="Times New Roman" w:hAnsi="Times New Roman"/>
                 <w:noProof/>
                 <w:webHidden/>
                 <w:sz w:val="26"/>
@@ -5905,7 +5759,7 @@
               <w:tab w:val="right" w:leader="dot" w:pos="9062"/>
             </w:tabs>
             <w:rPr>
-              <w:rFonts w:ascii="Times New Roman" w:eastAsiaTheme="minorEastAsia" w:hAnsi="Times New Roman"/>
+              <w:rFonts w:asciiTheme="minorHAnsi" w:eastAsiaTheme="minorEastAsia" w:hAnsiTheme="minorHAnsi" w:cstheme="minorBidi"/>
               <w:noProof/>
               <w:kern w:val="2"/>
               <w:sz w:val="26"/>
@@ -5913,7 +5767,7 @@
               <w14:ligatures w14:val="standardContextual"/>
             </w:rPr>
           </w:pPr>
-          <w:hyperlink w:anchor="_Toc241157735" w:history="1">
+          <w:hyperlink w:anchor="_Toc241219698" w:history="1">
             <w:r>
               <w:rPr>
                 <w:rStyle w:val="Hyperlink"/>
@@ -5927,7 +5781,6 @@
             </w:r>
             <w:r>
               <w:rPr>
-                <w:rFonts w:ascii="Times New Roman" w:hAnsi="Times New Roman"/>
                 <w:noProof/>
                 <w:webHidden/>
                 <w:sz w:val="26"/>
@@ -5937,7 +5790,6 @@
             </w:r>
             <w:r>
               <w:rPr>
-                <w:rFonts w:ascii="Times New Roman" w:hAnsi="Times New Roman"/>
                 <w:noProof/>
                 <w:webHidden/>
                 <w:sz w:val="26"/>
@@ -5947,26 +5799,23 @@
             </w:r>
             <w:r>
               <w:rPr>
-                <w:rFonts w:ascii="Times New Roman" w:hAnsi="Times New Roman"/>
-                <w:noProof/>
-                <w:webHidden/>
-                <w:sz w:val="26"/>
-                <w:szCs w:val="26"/>
-              </w:rPr>
-              <w:instrText xml:space="preserve"> PAGEREF _Toc241157735 \h </w:instrText>
-            </w:r>
-            <w:r>
-              <w:rPr>
-                <w:rFonts w:ascii="Times New Roman" w:hAnsi="Times New Roman"/>
-                <w:noProof/>
-                <w:webHidden/>
-                <w:sz w:val="26"/>
-                <w:szCs w:val="26"/>
-              </w:rPr>
-            </w:r>
-            <w:r>
-              <w:rPr>
-                <w:rFonts w:ascii="Times New Roman" w:hAnsi="Times New Roman"/>
+                <w:noProof/>
+                <w:webHidden/>
+                <w:sz w:val="26"/>
+                <w:szCs w:val="26"/>
+              </w:rPr>
+              <w:instrText xml:space="preserve"> PAGEREF _Toc241219698 \h </w:instrText>
+            </w:r>
+            <w:r>
+              <w:rPr>
+                <w:noProof/>
+                <w:webHidden/>
+                <w:sz w:val="26"/>
+                <w:szCs w:val="26"/>
+              </w:rPr>
+            </w:r>
+            <w:r>
+              <w:rPr>
                 <w:noProof/>
                 <w:webHidden/>
                 <w:sz w:val="26"/>
@@ -5976,7 +5825,7 @@
             </w:r>
             <w:r>
               <w:rPr>
-                <w:rFonts w:ascii="Times New Roman" w:hAnsi="Times New Roman"/>
+                <w:rFonts w:hint="eastAsia"/>
                 <w:noProof/>
                 <w:webHidden/>
                 <w:sz w:val="26"/>
@@ -5986,7 +5835,6 @@
             </w:r>
             <w:r>
               <w:rPr>
-                <w:rFonts w:ascii="Times New Roman" w:hAnsi="Times New Roman"/>
                 <w:noProof/>
                 <w:webHidden/>
                 <w:sz w:val="26"/>
@@ -6000,7 +5848,7 @@
           <w:pPr>
             <w:pStyle w:val="TOC1"/>
             <w:rPr>
-              <w:rFonts w:eastAsiaTheme="minorEastAsia"/>
+              <w:rFonts w:asciiTheme="minorHAnsi" w:eastAsiaTheme="minorEastAsia" w:hAnsiTheme="minorHAnsi" w:cstheme="minorBidi"/>
               <w:b w:val="0"/>
               <w:kern w:val="2"/>
               <w:sz w:val="26"/>
@@ -6008,7 +5856,7 @@
               <w14:ligatures w14:val="standardContextual"/>
             </w:rPr>
           </w:pPr>
-          <w:hyperlink w:anchor="_Toc241157736" w:history="1">
+          <w:hyperlink w:anchor="_Toc241219699" w:history="1">
             <w:r>
               <w:rPr>
                 <w:rStyle w:val="Hyperlink"/>
@@ -6039,7 +5887,7 @@
                 <w:sz w:val="26"/>
                 <w:szCs w:val="26"/>
               </w:rPr>
-              <w:instrText xml:space="preserve"> PAGEREF _Toc241157736 \h </w:instrText>
+              <w:instrText xml:space="preserve"> PAGEREF _Toc241219699 \h </w:instrText>
             </w:r>
             <w:r>
               <w:rPr>
@@ -6081,7 +5929,7 @@
               <w:tab w:val="right" w:leader="dot" w:pos="9062"/>
             </w:tabs>
             <w:rPr>
-              <w:rFonts w:ascii="Times New Roman" w:eastAsiaTheme="minorEastAsia" w:hAnsi="Times New Roman"/>
+              <w:rFonts w:asciiTheme="minorHAnsi" w:eastAsiaTheme="minorEastAsia" w:hAnsiTheme="minorHAnsi" w:cstheme="minorBidi"/>
               <w:noProof/>
               <w:kern w:val="2"/>
               <w:sz w:val="26"/>
@@ -6089,7 +5937,7 @@
               <w14:ligatures w14:val="standardContextual"/>
             </w:rPr>
           </w:pPr>
-          <w:hyperlink w:anchor="_Toc241157737" w:history="1">
+          <w:hyperlink w:anchor="_Toc241219700" w:history="1">
             <w:r>
               <w:rPr>
                 <w:rStyle w:val="Hyperlink"/>
@@ -6103,7 +5951,6 @@
             </w:r>
             <w:r>
               <w:rPr>
-                <w:rFonts w:ascii="Times New Roman" w:hAnsi="Times New Roman"/>
                 <w:noProof/>
                 <w:webHidden/>
                 <w:sz w:val="26"/>
@@ -6113,7 +5960,6 @@
             </w:r>
             <w:r>
               <w:rPr>
-                <w:rFonts w:ascii="Times New Roman" w:hAnsi="Times New Roman"/>
                 <w:noProof/>
                 <w:webHidden/>
                 <w:sz w:val="26"/>
@@ -6123,26 +5969,23 @@
             </w:r>
             <w:r>
               <w:rPr>
-                <w:rFonts w:ascii="Times New Roman" w:hAnsi="Times New Roman"/>
-                <w:noProof/>
-                <w:webHidden/>
-                <w:sz w:val="26"/>
-                <w:szCs w:val="26"/>
-              </w:rPr>
-              <w:instrText xml:space="preserve"> PAGEREF _Toc241157737 \h </w:instrText>
-            </w:r>
-            <w:r>
-              <w:rPr>
-                <w:rFonts w:ascii="Times New Roman" w:hAnsi="Times New Roman"/>
-                <w:noProof/>
-                <w:webHidden/>
-                <w:sz w:val="26"/>
-                <w:szCs w:val="26"/>
-              </w:rPr>
-            </w:r>
-            <w:r>
-              <w:rPr>
-                <w:rFonts w:ascii="Times New Roman" w:hAnsi="Times New Roman"/>
+                <w:noProof/>
+                <w:webHidden/>
+                <w:sz w:val="26"/>
+                <w:szCs w:val="26"/>
+              </w:rPr>
+              <w:instrText xml:space="preserve"> PAGEREF _Toc241219700 \h </w:instrText>
+            </w:r>
+            <w:r>
+              <w:rPr>
+                <w:noProof/>
+                <w:webHidden/>
+                <w:sz w:val="26"/>
+                <w:szCs w:val="26"/>
+              </w:rPr>
+            </w:r>
+            <w:r>
+              <w:rPr>
                 <w:noProof/>
                 <w:webHidden/>
                 <w:sz w:val="26"/>
@@ -6152,7 +5995,7 @@
             </w:r>
             <w:r>
               <w:rPr>
-                <w:rFonts w:ascii="Times New Roman" w:hAnsi="Times New Roman"/>
+                <w:rFonts w:hint="eastAsia"/>
                 <w:noProof/>
                 <w:webHidden/>
                 <w:sz w:val="26"/>
@@ -6162,7 +6005,6 @@
             </w:r>
             <w:r>
               <w:rPr>
-                <w:rFonts w:ascii="Times New Roman" w:hAnsi="Times New Roman"/>
                 <w:noProof/>
                 <w:webHidden/>
                 <w:sz w:val="26"/>
@@ -6180,7 +6022,7 @@
               <w:tab w:val="right" w:leader="dot" w:pos="9062"/>
             </w:tabs>
             <w:rPr>
-              <w:rFonts w:ascii="Times New Roman" w:eastAsiaTheme="minorEastAsia" w:hAnsi="Times New Roman"/>
+              <w:rFonts w:asciiTheme="minorHAnsi" w:eastAsiaTheme="minorEastAsia" w:hAnsiTheme="minorHAnsi" w:cstheme="minorBidi"/>
               <w:noProof/>
               <w:kern w:val="2"/>
               <w:sz w:val="26"/>
@@ -6188,7 +6030,7 @@
               <w14:ligatures w14:val="standardContextual"/>
             </w:rPr>
           </w:pPr>
-          <w:hyperlink w:anchor="_Toc241157738" w:history="1">
+          <w:hyperlink w:anchor="_Toc241219701" w:history="1">
             <w:r>
               <w:rPr>
                 <w:rStyle w:val="Hyperlink"/>
@@ -6202,14 +6044,14 @@
             </w:r>
             <w:r>
               <w:rPr>
-                <w:rFonts w:ascii="Times New Roman" w:eastAsiaTheme="minorEastAsia" w:hAnsi="Times New Roman"/>
+                <w:rFonts w:asciiTheme="minorHAnsi" w:eastAsiaTheme="minorEastAsia" w:hAnsiTheme="minorHAnsi" w:cstheme="minorBidi"/>
                 <w:noProof/>
                 <w:kern w:val="2"/>
                 <w:sz w:val="26"/>
                 <w:szCs w:val="26"/>
                 <w14:ligatures w14:val="standardContextual"/>
               </w:rPr>
-              <w:t xml:space="preserve"> </w:t>
+              <w:tab/>
             </w:r>
             <w:r>
               <w:rPr>
@@ -6224,7 +6066,6 @@
             </w:r>
             <w:r>
               <w:rPr>
-                <w:rFonts w:ascii="Times New Roman" w:hAnsi="Times New Roman"/>
                 <w:noProof/>
                 <w:webHidden/>
                 <w:sz w:val="26"/>
@@ -6234,7 +6075,6 @@
             </w:r>
             <w:r>
               <w:rPr>
-                <w:rFonts w:ascii="Times New Roman" w:hAnsi="Times New Roman"/>
                 <w:noProof/>
                 <w:webHidden/>
                 <w:sz w:val="26"/>
@@ -6244,26 +6084,23 @@
             </w:r>
             <w:r>
               <w:rPr>
-                <w:rFonts w:ascii="Times New Roman" w:hAnsi="Times New Roman"/>
-                <w:noProof/>
-                <w:webHidden/>
-                <w:sz w:val="26"/>
-                <w:szCs w:val="26"/>
-              </w:rPr>
-              <w:instrText xml:space="preserve"> PAGEREF _Toc241157738 \h </w:instrText>
-            </w:r>
-            <w:r>
-              <w:rPr>
-                <w:rFonts w:ascii="Times New Roman" w:hAnsi="Times New Roman"/>
-                <w:noProof/>
-                <w:webHidden/>
-                <w:sz w:val="26"/>
-                <w:szCs w:val="26"/>
-              </w:rPr>
-            </w:r>
-            <w:r>
-              <w:rPr>
-                <w:rFonts w:ascii="Times New Roman" w:hAnsi="Times New Roman"/>
+                <w:noProof/>
+                <w:webHidden/>
+                <w:sz w:val="26"/>
+                <w:szCs w:val="26"/>
+              </w:rPr>
+              <w:instrText xml:space="preserve"> PAGEREF _Toc241219701 \h </w:instrText>
+            </w:r>
+            <w:r>
+              <w:rPr>
+                <w:noProof/>
+                <w:webHidden/>
+                <w:sz w:val="26"/>
+                <w:szCs w:val="26"/>
+              </w:rPr>
+            </w:r>
+            <w:r>
+              <w:rPr>
                 <w:noProof/>
                 <w:webHidden/>
                 <w:sz w:val="26"/>
@@ -6273,7 +6110,7 @@
             </w:r>
             <w:r>
               <w:rPr>
-                <w:rFonts w:ascii="Times New Roman" w:hAnsi="Times New Roman"/>
+                <w:rFonts w:hint="eastAsia"/>
                 <w:noProof/>
                 <w:webHidden/>
                 <w:sz w:val="26"/>
@@ -6283,7 +6120,6 @@
             </w:r>
             <w:r>
               <w:rPr>
-                <w:rFonts w:ascii="Times New Roman" w:hAnsi="Times New Roman"/>
                 <w:noProof/>
                 <w:webHidden/>
                 <w:sz w:val="26"/>
@@ -6300,7 +6136,7 @@
               <w:tab w:val="right" w:leader="dot" w:pos="9062"/>
             </w:tabs>
             <w:rPr>
-              <w:rFonts w:ascii="Times New Roman" w:eastAsiaTheme="minorEastAsia" w:hAnsi="Times New Roman"/>
+              <w:rFonts w:asciiTheme="minorHAnsi" w:eastAsiaTheme="minorEastAsia" w:hAnsiTheme="minorHAnsi" w:cstheme="minorBidi"/>
               <w:noProof/>
               <w:kern w:val="2"/>
               <w:sz w:val="26"/>
@@ -6308,7 +6144,7 @@
               <w14:ligatures w14:val="standardContextual"/>
             </w:rPr>
           </w:pPr>
-          <w:hyperlink w:anchor="_Toc241157739" w:history="1">
+          <w:hyperlink w:anchor="_Toc241219702" w:history="1">
             <w:r>
               <w:rPr>
                 <w:rStyle w:val="Hyperlink"/>
@@ -6322,7 +6158,6 @@
             </w:r>
             <w:r>
               <w:rPr>
-                <w:rFonts w:ascii="Times New Roman" w:hAnsi="Times New Roman"/>
                 <w:noProof/>
                 <w:webHidden/>
                 <w:sz w:val="26"/>
@@ -6332,7 +6167,6 @@
             </w:r>
             <w:r>
               <w:rPr>
-                <w:rFonts w:ascii="Times New Roman" w:hAnsi="Times New Roman"/>
                 <w:noProof/>
                 <w:webHidden/>
                 <w:sz w:val="26"/>
@@ -6342,26 +6176,23 @@
             </w:r>
             <w:r>
               <w:rPr>
-                <w:rFonts w:ascii="Times New Roman" w:hAnsi="Times New Roman"/>
-                <w:noProof/>
-                <w:webHidden/>
-                <w:sz w:val="26"/>
-                <w:szCs w:val="26"/>
-              </w:rPr>
-              <w:instrText xml:space="preserve"> PAGEREF _Toc241157739 \h </w:instrText>
-            </w:r>
-            <w:r>
-              <w:rPr>
-                <w:rFonts w:ascii="Times New Roman" w:hAnsi="Times New Roman"/>
-                <w:noProof/>
-                <w:webHidden/>
-                <w:sz w:val="26"/>
-                <w:szCs w:val="26"/>
-              </w:rPr>
-            </w:r>
-            <w:r>
-              <w:rPr>
-                <w:rFonts w:ascii="Times New Roman" w:hAnsi="Times New Roman"/>
+                <w:noProof/>
+                <w:webHidden/>
+                <w:sz w:val="26"/>
+                <w:szCs w:val="26"/>
+              </w:rPr>
+              <w:instrText xml:space="preserve"> PAGEREF _Toc241219702 \h </w:instrText>
+            </w:r>
+            <w:r>
+              <w:rPr>
+                <w:noProof/>
+                <w:webHidden/>
+                <w:sz w:val="26"/>
+                <w:szCs w:val="26"/>
+              </w:rPr>
+            </w:r>
+            <w:r>
+              <w:rPr>
                 <w:noProof/>
                 <w:webHidden/>
                 <w:sz w:val="26"/>
@@ -6371,7 +6202,7 @@
             </w:r>
             <w:r>
               <w:rPr>
-                <w:rFonts w:ascii="Times New Roman" w:hAnsi="Times New Roman"/>
+                <w:rFonts w:hint="eastAsia"/>
                 <w:noProof/>
                 <w:webHidden/>
                 <w:sz w:val="26"/>
@@ -6381,7 +6212,6 @@
             </w:r>
             <w:r>
               <w:rPr>
-                <w:rFonts w:ascii="Times New Roman" w:hAnsi="Times New Roman"/>
                 <w:noProof/>
                 <w:webHidden/>
                 <w:sz w:val="26"/>
@@ -6395,7 +6225,7 @@
           <w:pPr>
             <w:pStyle w:val="TOC1"/>
             <w:rPr>
-              <w:rFonts w:eastAsiaTheme="minorEastAsia"/>
+              <w:rFonts w:asciiTheme="minorHAnsi" w:eastAsiaTheme="minorEastAsia" w:hAnsiTheme="minorHAnsi" w:cstheme="minorBidi"/>
               <w:b w:val="0"/>
               <w:kern w:val="2"/>
               <w:sz w:val="26"/>
@@ -6403,7 +6233,7 @@
               <w14:ligatures w14:val="standardContextual"/>
             </w:rPr>
           </w:pPr>
-          <w:hyperlink w:anchor="_Toc241157740" w:history="1">
+          <w:hyperlink w:anchor="_Toc241219703" w:history="1">
             <w:r>
               <w:rPr>
                 <w:rStyle w:val="Hyperlink"/>
@@ -6434,7 +6264,7 @@
                 <w:sz w:val="26"/>
                 <w:szCs w:val="26"/>
               </w:rPr>
-              <w:instrText xml:space="preserve"> PAGEREF _Toc241157740 \h </w:instrText>
+              <w:instrText xml:space="preserve"> PAGEREF _Toc241219703 \h </w:instrText>
             </w:r>
             <w:r>
               <w:rPr>
@@ -6473,7 +6303,7 @@
           <w:pPr>
             <w:pStyle w:val="TOC1"/>
             <w:rPr>
-              <w:rFonts w:eastAsiaTheme="minorEastAsia"/>
+              <w:rFonts w:asciiTheme="minorHAnsi" w:eastAsiaTheme="minorEastAsia" w:hAnsiTheme="minorHAnsi" w:cstheme="minorBidi"/>
               <w:b w:val="0"/>
               <w:kern w:val="2"/>
               <w:sz w:val="26"/>
@@ -6481,7 +6311,7 @@
               <w14:ligatures w14:val="standardContextual"/>
             </w:rPr>
           </w:pPr>
-          <w:hyperlink w:anchor="_Toc241157741" w:history="1">
+          <w:hyperlink w:anchor="_Toc241219704" w:history="1">
             <w:r>
               <w:rPr>
                 <w:rStyle w:val="Hyperlink"/>
@@ -6512,7 +6342,7 @@
                 <w:sz w:val="26"/>
                 <w:szCs w:val="26"/>
               </w:rPr>
-              <w:instrText xml:space="preserve"> PAGEREF _Toc241157741 \h </w:instrText>
+              <w:instrText xml:space="preserve"> PAGEREF _Toc241219704 \h </w:instrText>
             </w:r>
             <w:r>
               <w:rPr>
@@ -6797,7 +6627,19 @@
         <w:rPr>
           <w:sz w:val="26"/>
         </w:rPr>
-        <w:t>Hình 3.1. Sơ đồ cấu trúc cây thư mục thực tế của dự án trên Visual Studio Code.</w:t>
+        <w:t>Hình 3.</w:t>
+      </w:r>
+      <w:r>
+        <w:rPr>
+          <w:sz w:val="26"/>
+        </w:rPr>
+        <w:t>5</w:t>
+      </w:r>
+      <w:r>
+        <w:rPr>
+          <w:sz w:val="26"/>
+        </w:rPr>
+        <w:t>. Sơ đồ cấu trúc cây thư mục thực tế của dự án trên Visual Studio Code.</w:t>
       </w:r>
     </w:p>
     <w:p>
@@ -7404,18 +7246,283 @@
         <w:jc w:val="center"/>
         <w:rPr>
           <w:rFonts w:ascii="Times New Roman" w:hAnsi="Times New Roman"/>
+          <w:b/>
+          <w:szCs w:val="28"/>
+        </w:rPr>
+      </w:pPr>
+      <w:r>
+        <w:rPr>
+          <w:rFonts w:ascii="Times New Roman" w:hAnsi="Times New Roman"/>
+          <w:b/>
+          <w:szCs w:val="28"/>
+        </w:rPr>
+        <w:lastRenderedPageBreak/>
+        <w:t>NHẬN XÉT</w:t>
+      </w:r>
+    </w:p>
+    <w:p>
+      <w:pPr>
+        <w:spacing w:before="60" w:line="288" w:lineRule="auto"/>
+        <w:jc w:val="center"/>
+        <w:rPr>
+          <w:rFonts w:ascii="Times New Roman" w:hAnsi="Times New Roman"/>
+        </w:rPr>
+      </w:pPr>
+      <w:r>
+        <w:rPr>
+          <w:rFonts w:ascii="Times New Roman" w:hAnsi="Times New Roman"/>
+        </w:rPr>
+        <w:t>(Của cơ quan thực tập</w:t>
+      </w:r>
+      <w:r>
+        <w:rPr>
+          <w:rFonts w:ascii="Times New Roman" w:hAnsi="Times New Roman"/>
           <w:i/>
+        </w:rPr>
+        <w:t>, nếu có</w:t>
+      </w:r>
+      <w:r>
+        <w:rPr>
+          <w:rFonts w:ascii="Times New Roman" w:hAnsi="Times New Roman"/>
+        </w:rPr>
+        <w:t>)</w:t>
+      </w:r>
+    </w:p>
+    <w:p>
+      <w:pPr>
+        <w:spacing w:before="60" w:line="288" w:lineRule="auto"/>
+        <w:rPr>
+          <w:rFonts w:ascii="Times New Roman" w:hAnsi="Times New Roman"/>
+          <w:bCs/>
+        </w:rPr>
+      </w:pPr>
+      <w:r>
+        <w:rPr>
+          <w:rFonts w:ascii="Times New Roman" w:hAnsi="Times New Roman"/>
+          <w:bCs/>
+        </w:rPr>
+        <w:t>…………………………………………………………………………………..…………………………………………………………………………………..</w:t>
+      </w:r>
+    </w:p>
+    <w:p>
+      <w:pPr>
+        <w:spacing w:before="60" w:line="288" w:lineRule="auto"/>
+        <w:rPr>
+          <w:rFonts w:ascii="Times New Roman" w:hAnsi="Times New Roman"/>
+          <w:bCs/>
+        </w:rPr>
+      </w:pPr>
+      <w:r>
+        <w:rPr>
+          <w:rFonts w:ascii="Times New Roman" w:hAnsi="Times New Roman"/>
+          <w:bCs/>
+        </w:rPr>
+        <w:t>…………………………………………………………………………………..</w:t>
+      </w:r>
+    </w:p>
+    <w:p>
+      <w:pPr>
+        <w:spacing w:before="60" w:line="288" w:lineRule="auto"/>
+        <w:rPr>
+          <w:rFonts w:ascii="Times New Roman" w:hAnsi="Times New Roman"/>
+          <w:bCs/>
+        </w:rPr>
+      </w:pPr>
+      <w:r>
+        <w:rPr>
+          <w:rFonts w:ascii="Times New Roman" w:hAnsi="Times New Roman"/>
+          <w:bCs/>
+        </w:rPr>
+        <w:t>…………………………………………………………………………………..</w:t>
+      </w:r>
+    </w:p>
+    <w:p>
+      <w:pPr>
+        <w:spacing w:before="60" w:line="288" w:lineRule="auto"/>
+        <w:rPr>
+          <w:rFonts w:ascii="Times New Roman" w:hAnsi="Times New Roman"/>
+          <w:bCs/>
+        </w:rPr>
+      </w:pPr>
+      <w:r>
+        <w:rPr>
+          <w:rFonts w:ascii="Times New Roman" w:hAnsi="Times New Roman"/>
+          <w:bCs/>
+        </w:rPr>
+        <w:t>…………………………………………………………………………………..</w:t>
+      </w:r>
+    </w:p>
+    <w:p>
+      <w:pPr>
+        <w:spacing w:before="60" w:line="288" w:lineRule="auto"/>
+        <w:rPr>
+          <w:rFonts w:ascii="Times New Roman" w:hAnsi="Times New Roman"/>
+          <w:bCs/>
+        </w:rPr>
+      </w:pPr>
+      <w:r>
+        <w:rPr>
+          <w:rFonts w:ascii="Times New Roman" w:hAnsi="Times New Roman"/>
+          <w:bCs/>
+        </w:rPr>
+        <w:t>…………………………………………………………………………………..</w:t>
+      </w:r>
+    </w:p>
+    <w:p>
+      <w:pPr>
+        <w:spacing w:before="60" w:line="288" w:lineRule="auto"/>
+        <w:rPr>
+          <w:rFonts w:ascii="Times New Roman" w:hAnsi="Times New Roman"/>
+          <w:bCs/>
+        </w:rPr>
+      </w:pPr>
+      <w:r>
+        <w:rPr>
+          <w:rFonts w:ascii="Times New Roman" w:hAnsi="Times New Roman"/>
+          <w:bCs/>
+        </w:rPr>
+        <w:t>…………………………………………………………………………………..</w:t>
+      </w:r>
+    </w:p>
+    <w:p>
+      <w:pPr>
+        <w:spacing w:before="60" w:line="288" w:lineRule="auto"/>
+        <w:rPr>
+          <w:rFonts w:ascii="Times New Roman" w:hAnsi="Times New Roman"/>
+          <w:bCs/>
+        </w:rPr>
+      </w:pPr>
+      <w:r>
+        <w:rPr>
+          <w:rFonts w:ascii="Times New Roman" w:hAnsi="Times New Roman"/>
+          <w:bCs/>
+        </w:rPr>
+        <w:t>…………………………………………………………………………………..</w:t>
+      </w:r>
+    </w:p>
+    <w:p>
+      <w:pPr>
+        <w:spacing w:before="60" w:line="288" w:lineRule="auto"/>
+        <w:rPr>
+          <w:rFonts w:ascii="Times New Roman" w:hAnsi="Times New Roman"/>
+          <w:bCs/>
+        </w:rPr>
+      </w:pPr>
+      <w:r>
+        <w:rPr>
+          <w:rFonts w:ascii="Times New Roman" w:hAnsi="Times New Roman"/>
+          <w:bCs/>
+        </w:rPr>
+        <w:t>…………………………………………………………………………………..</w:t>
+      </w:r>
+    </w:p>
+    <w:p>
+      <w:pPr>
+        <w:spacing w:before="60" w:line="288" w:lineRule="auto"/>
+        <w:rPr>
+          <w:rFonts w:ascii="Times New Roman" w:hAnsi="Times New Roman"/>
+          <w:bCs/>
+        </w:rPr>
+      </w:pPr>
+      <w:r>
+        <w:rPr>
+          <w:rFonts w:ascii="Times New Roman" w:hAnsi="Times New Roman"/>
+          <w:bCs/>
+        </w:rPr>
+        <w:t>…………………………………………………………………………………..</w:t>
+      </w:r>
+    </w:p>
+    <w:p>
+      <w:pPr>
+        <w:spacing w:before="60" w:line="288" w:lineRule="auto"/>
+        <w:rPr>
+          <w:rFonts w:ascii="Times New Roman" w:hAnsi="Times New Roman"/>
+          <w:bCs/>
+        </w:rPr>
+      </w:pPr>
+      <w:r>
+        <w:rPr>
+          <w:rFonts w:ascii="Times New Roman" w:hAnsi="Times New Roman"/>
+          <w:bCs/>
+        </w:rPr>
+        <w:t>…………………………………………………………………………………..</w:t>
+      </w:r>
+    </w:p>
+    <w:p>
+      <w:pPr>
+        <w:spacing w:before="60" w:line="288" w:lineRule="auto"/>
+        <w:rPr>
+          <w:rFonts w:ascii="Times New Roman" w:hAnsi="Times New Roman"/>
+          <w:bCs/>
+        </w:rPr>
+      </w:pPr>
+      <w:r>
+        <w:rPr>
+          <w:rFonts w:ascii="Times New Roman" w:hAnsi="Times New Roman"/>
+          <w:bCs/>
+        </w:rPr>
+        <w:t>…………………………………………………………………………………..</w:t>
+      </w:r>
+    </w:p>
+    <w:p>
+      <w:pPr>
+        <w:spacing w:before="60" w:line="288" w:lineRule="auto"/>
+        <w:rPr>
+          <w:rFonts w:ascii="Times New Roman" w:hAnsi="Times New Roman"/>
+          <w:b/>
+        </w:rPr>
+      </w:pPr>
+    </w:p>
+    <w:p>
+      <w:pPr>
+        <w:spacing w:before="60" w:line="288" w:lineRule="auto"/>
+        <w:rPr>
+          <w:rFonts w:ascii="Times New Roman" w:hAnsi="Times New Roman"/>
+          <w:b/>
+        </w:rPr>
+      </w:pPr>
+    </w:p>
+    <w:p>
+      <w:pPr>
+        <w:spacing w:before="60" w:line="288" w:lineRule="auto"/>
+        <w:rPr>
+          <w:rFonts w:ascii="Times New Roman" w:hAnsi="Times New Roman"/>
+          <w:b/>
+        </w:rPr>
+      </w:pPr>
+    </w:p>
+    <w:p>
+      <w:pPr>
+        <w:spacing w:before="60" w:line="288" w:lineRule="auto"/>
+        <w:jc w:val="center"/>
+        <w:rPr>
+          <w:rFonts w:ascii="Times New Roman" w:hAnsi="Times New Roman"/>
           <w:sz w:val="24"/>
         </w:rPr>
       </w:pPr>
       <w:r>
         <w:rPr>
           <w:rFonts w:ascii="Times New Roman" w:hAnsi="Times New Roman"/>
-          <w:i/>
-          <w:sz w:val="24"/>
+        </w:rPr>
+        <w:br w:type="page"/>
+      </w:r>
+    </w:p>
+    <w:p>
+      <w:pPr>
+        <w:spacing w:before="60" w:line="288" w:lineRule="auto"/>
+        <w:jc w:val="center"/>
+        <w:rPr>
+          <w:rFonts w:ascii="Times New Roman" w:hAnsi="Times New Roman"/>
+          <w:b/>
+        </w:rPr>
+      </w:pPr>
+      <w:r>
+        <w:rPr>
+          <w:rFonts w:ascii="Times New Roman" w:hAnsi="Times New Roman"/>
+          <w:b/>
         </w:rPr>
         <w:lastRenderedPageBreak/>
-        <w:t>(Mẫu)</w:t>
+        <w:t xml:space="preserve">NHẬN XÉT </w:t>
       </w:r>
     </w:p>
     <w:p>
@@ -7424,327 +7531,6 @@
         <w:jc w:val="center"/>
         <w:rPr>
           <w:rFonts w:ascii="Times New Roman" w:hAnsi="Times New Roman"/>
-          <w:b/>
-          <w:szCs w:val="28"/>
-        </w:rPr>
-      </w:pPr>
-      <w:r>
-        <w:rPr>
-          <w:rFonts w:ascii="Times New Roman" w:hAnsi="Times New Roman"/>
-          <w:b/>
-          <w:szCs w:val="28"/>
-        </w:rPr>
-        <w:t>NHẬN XÉT</w:t>
-      </w:r>
-    </w:p>
-    <w:p>
-      <w:pPr>
-        <w:spacing w:before="60" w:line="288" w:lineRule="auto"/>
-        <w:jc w:val="center"/>
-        <w:rPr>
-          <w:rFonts w:ascii="Times New Roman" w:hAnsi="Times New Roman"/>
-        </w:rPr>
-      </w:pPr>
-      <w:r>
-        <w:rPr>
-          <w:rFonts w:ascii="Times New Roman" w:hAnsi="Times New Roman"/>
-        </w:rPr>
-        <w:t>(Của cơ quan thực tập</w:t>
-      </w:r>
-      <w:r>
-        <w:rPr>
-          <w:rFonts w:ascii="Times New Roman" w:hAnsi="Times New Roman"/>
-          <w:i/>
-        </w:rPr>
-        <w:t>, nếu có</w:t>
-      </w:r>
-      <w:r>
-        <w:rPr>
-          <w:rFonts w:ascii="Times New Roman" w:hAnsi="Times New Roman"/>
-        </w:rPr>
-        <w:t>)</w:t>
-      </w:r>
-    </w:p>
-    <w:p>
-      <w:pPr>
-        <w:spacing w:before="60" w:line="288" w:lineRule="auto"/>
-        <w:jc w:val="center"/>
-        <w:rPr>
-          <w:rFonts w:ascii="Times New Roman" w:hAnsi="Times New Roman"/>
-        </w:rPr>
-      </w:pPr>
-      <w:r>
-        <w:rPr>
-          <w:rFonts w:ascii="Times New Roman" w:hAnsi="Times New Roman"/>
-        </w:rPr>
-        <w:t>Bold, size 14, xếp sau trang Lời cảm ơn</w:t>
-      </w:r>
-    </w:p>
-    <w:p>
-      <w:pPr>
-        <w:spacing w:before="60" w:line="288" w:lineRule="auto"/>
-        <w:jc w:val="both"/>
-        <w:rPr>
-          <w:rFonts w:ascii="Times New Roman" w:hAnsi="Times New Roman"/>
-        </w:rPr>
-      </w:pPr>
-      <w:r>
-        <w:rPr>
-          <w:rFonts w:ascii="Times New Roman" w:hAnsi="Times New Roman"/>
-        </w:rPr>
-        <w:t>Size 13,</w:t>
-      </w:r>
-    </w:p>
-    <w:p>
-      <w:pPr>
-        <w:spacing w:before="60" w:line="288" w:lineRule="auto"/>
-        <w:rPr>
-          <w:rFonts w:ascii="Times New Roman" w:hAnsi="Times New Roman"/>
-          <w:bCs/>
-        </w:rPr>
-      </w:pPr>
-      <w:r>
-        <w:rPr>
-          <w:rFonts w:ascii="Times New Roman" w:hAnsi="Times New Roman"/>
-          <w:bCs/>
-        </w:rPr>
-        <w:t>…………………………………………………………………………………..…………………………………………………………………………………..</w:t>
-      </w:r>
-    </w:p>
-    <w:p>
-      <w:pPr>
-        <w:spacing w:before="60" w:line="288" w:lineRule="auto"/>
-        <w:rPr>
-          <w:rFonts w:ascii="Times New Roman" w:hAnsi="Times New Roman"/>
-          <w:bCs/>
-        </w:rPr>
-      </w:pPr>
-      <w:r>
-        <w:rPr>
-          <w:rFonts w:ascii="Times New Roman" w:hAnsi="Times New Roman"/>
-          <w:bCs/>
-        </w:rPr>
-        <w:t>…………………………………………………………………………………..</w:t>
-      </w:r>
-    </w:p>
-    <w:p>
-      <w:pPr>
-        <w:spacing w:before="60" w:line="288" w:lineRule="auto"/>
-        <w:rPr>
-          <w:rFonts w:ascii="Times New Roman" w:hAnsi="Times New Roman"/>
-          <w:bCs/>
-        </w:rPr>
-      </w:pPr>
-      <w:r>
-        <w:rPr>
-          <w:rFonts w:ascii="Times New Roman" w:hAnsi="Times New Roman"/>
-          <w:bCs/>
-        </w:rPr>
-        <w:t>…………………………………………………………………………………..</w:t>
-      </w:r>
-    </w:p>
-    <w:p>
-      <w:pPr>
-        <w:spacing w:before="60" w:line="288" w:lineRule="auto"/>
-        <w:rPr>
-          <w:rFonts w:ascii="Times New Roman" w:hAnsi="Times New Roman"/>
-          <w:bCs/>
-        </w:rPr>
-      </w:pPr>
-      <w:r>
-        <w:rPr>
-          <w:rFonts w:ascii="Times New Roman" w:hAnsi="Times New Roman"/>
-          <w:bCs/>
-        </w:rPr>
-        <w:t>…………………………………………………………………………………..</w:t>
-      </w:r>
-    </w:p>
-    <w:p>
-      <w:pPr>
-        <w:spacing w:before="60" w:line="288" w:lineRule="auto"/>
-        <w:rPr>
-          <w:rFonts w:ascii="Times New Roman" w:hAnsi="Times New Roman"/>
-          <w:bCs/>
-        </w:rPr>
-      </w:pPr>
-      <w:r>
-        <w:rPr>
-          <w:rFonts w:ascii="Times New Roman" w:hAnsi="Times New Roman"/>
-          <w:bCs/>
-        </w:rPr>
-        <w:t>…………………………………………………………………………………..</w:t>
-      </w:r>
-    </w:p>
-    <w:p>
-      <w:pPr>
-        <w:spacing w:before="60" w:line="288" w:lineRule="auto"/>
-        <w:rPr>
-          <w:rFonts w:ascii="Times New Roman" w:hAnsi="Times New Roman"/>
-          <w:bCs/>
-        </w:rPr>
-      </w:pPr>
-      <w:r>
-        <w:rPr>
-          <w:rFonts w:ascii="Times New Roman" w:hAnsi="Times New Roman"/>
-          <w:bCs/>
-        </w:rPr>
-        <w:t>…………………………………………………………………………………..</w:t>
-      </w:r>
-    </w:p>
-    <w:p>
-      <w:pPr>
-        <w:spacing w:before="60" w:line="288" w:lineRule="auto"/>
-        <w:rPr>
-          <w:rFonts w:ascii="Times New Roman" w:hAnsi="Times New Roman"/>
-          <w:bCs/>
-        </w:rPr>
-      </w:pPr>
-      <w:r>
-        <w:rPr>
-          <w:rFonts w:ascii="Times New Roman" w:hAnsi="Times New Roman"/>
-          <w:bCs/>
-        </w:rPr>
-        <w:t>…………………………………………………………………………………..</w:t>
-      </w:r>
-    </w:p>
-    <w:p>
-      <w:pPr>
-        <w:spacing w:before="60" w:line="288" w:lineRule="auto"/>
-        <w:rPr>
-          <w:rFonts w:ascii="Times New Roman" w:hAnsi="Times New Roman"/>
-          <w:bCs/>
-        </w:rPr>
-      </w:pPr>
-      <w:r>
-        <w:rPr>
-          <w:rFonts w:ascii="Times New Roman" w:hAnsi="Times New Roman"/>
-          <w:bCs/>
-        </w:rPr>
-        <w:t>…………………………………………………………………………………..</w:t>
-      </w:r>
-    </w:p>
-    <w:p>
-      <w:pPr>
-        <w:spacing w:before="60" w:line="288" w:lineRule="auto"/>
-        <w:rPr>
-          <w:rFonts w:ascii="Times New Roman" w:hAnsi="Times New Roman"/>
-          <w:bCs/>
-        </w:rPr>
-      </w:pPr>
-      <w:r>
-        <w:rPr>
-          <w:rFonts w:ascii="Times New Roman" w:hAnsi="Times New Roman"/>
-          <w:bCs/>
-        </w:rPr>
-        <w:t>…………………………………………………………………………………..</w:t>
-      </w:r>
-    </w:p>
-    <w:p>
-      <w:pPr>
-        <w:spacing w:before="60" w:line="288" w:lineRule="auto"/>
-        <w:rPr>
-          <w:rFonts w:ascii="Times New Roman" w:hAnsi="Times New Roman"/>
-          <w:bCs/>
-        </w:rPr>
-      </w:pPr>
-      <w:r>
-        <w:rPr>
-          <w:rFonts w:ascii="Times New Roman" w:hAnsi="Times New Roman"/>
-          <w:bCs/>
-        </w:rPr>
-        <w:t>…………………………………………………………………………………..</w:t>
-      </w:r>
-    </w:p>
-    <w:p>
-      <w:pPr>
-        <w:spacing w:before="60" w:line="288" w:lineRule="auto"/>
-        <w:rPr>
-          <w:rFonts w:ascii="Times New Roman" w:hAnsi="Times New Roman"/>
-          <w:bCs/>
-        </w:rPr>
-      </w:pPr>
-      <w:r>
-        <w:rPr>
-          <w:rFonts w:ascii="Times New Roman" w:hAnsi="Times New Roman"/>
-          <w:bCs/>
-        </w:rPr>
-        <w:t>…………………………………………………………………………………..</w:t>
-      </w:r>
-    </w:p>
-    <w:p>
-      <w:pPr>
-        <w:spacing w:before="60" w:line="288" w:lineRule="auto"/>
-        <w:rPr>
-          <w:rFonts w:ascii="Times New Roman" w:hAnsi="Times New Roman"/>
-          <w:b/>
-        </w:rPr>
-      </w:pPr>
-    </w:p>
-    <w:p>
-      <w:pPr>
-        <w:spacing w:before="60" w:line="288" w:lineRule="auto"/>
-        <w:rPr>
-          <w:rFonts w:ascii="Times New Roman" w:hAnsi="Times New Roman"/>
-          <w:b/>
-        </w:rPr>
-      </w:pPr>
-    </w:p>
-    <w:p>
-      <w:pPr>
-        <w:spacing w:before="60" w:line="288" w:lineRule="auto"/>
-        <w:rPr>
-          <w:rFonts w:ascii="Times New Roman" w:hAnsi="Times New Roman"/>
-          <w:b/>
-        </w:rPr>
-      </w:pPr>
-    </w:p>
-    <w:p>
-      <w:pPr>
-        <w:spacing w:before="60" w:line="288" w:lineRule="auto"/>
-        <w:jc w:val="center"/>
-        <w:rPr>
-          <w:rFonts w:ascii="Times New Roman" w:hAnsi="Times New Roman"/>
-          <w:sz w:val="24"/>
-        </w:rPr>
-      </w:pPr>
-      <w:r>
-        <w:rPr>
-          <w:rFonts w:ascii="Times New Roman" w:hAnsi="Times New Roman"/>
-        </w:rPr>
-        <w:br w:type="page"/>
-      </w:r>
-      <w:r>
-        <w:rPr>
-          <w:rFonts w:ascii="Times New Roman" w:hAnsi="Times New Roman"/>
-          <w:sz w:val="24"/>
-        </w:rPr>
-        <w:lastRenderedPageBreak/>
-        <w:t>(Mẫu)</w:t>
-      </w:r>
-    </w:p>
-    <w:p>
-      <w:pPr>
-        <w:spacing w:before="60" w:line="288" w:lineRule="auto"/>
-        <w:jc w:val="center"/>
-        <w:rPr>
-          <w:rFonts w:ascii="Times New Roman" w:hAnsi="Times New Roman"/>
-          <w:b/>
-        </w:rPr>
-      </w:pPr>
-      <w:r>
-        <w:rPr>
-          <w:rFonts w:ascii="Times New Roman" w:hAnsi="Times New Roman"/>
-          <w:b/>
-        </w:rPr>
-        <w:t xml:space="preserve">NHẬN XÉT </w:t>
-      </w:r>
-    </w:p>
-    <w:p>
-      <w:pPr>
-        <w:spacing w:before="60" w:line="288" w:lineRule="auto"/>
-        <w:jc w:val="center"/>
-        <w:rPr>
-          <w:rFonts w:ascii="Times New Roman" w:hAnsi="Times New Roman"/>
         </w:rPr>
       </w:pPr>
       <w:r>
@@ -7753,85 +7539,6 @@
           <w:b/>
         </w:rPr>
         <w:t>(Của giảng viên hướng dẫn trong đồ án của sinh viên)</w:t>
-      </w:r>
-    </w:p>
-    <w:p>
-      <w:pPr>
-        <w:spacing w:before="60" w:line="288" w:lineRule="auto"/>
-        <w:jc w:val="center"/>
-        <w:rPr>
-          <w:rFonts w:ascii="Times New Roman" w:hAnsi="Times New Roman"/>
-          <w:b/>
-        </w:rPr>
-      </w:pPr>
-      <w:r>
-        <w:rPr>
-          <w:rFonts w:ascii="Times New Roman" w:hAnsi="Times New Roman"/>
-        </w:rPr>
-        <w:t>(Bold, size14</w:t>
-      </w:r>
-      <w:r>
-        <w:rPr>
-          <w:rFonts w:ascii="Times New Roman" w:hAnsi="Times New Roman"/>
-          <w:bCs/>
-        </w:rPr>
-        <w:t>,</w:t>
-      </w:r>
-      <w:r>
-        <w:rPr>
-          <w:rFonts w:ascii="Times New Roman" w:hAnsi="Times New Roman"/>
-          <w:b/>
-        </w:rPr>
-        <w:t xml:space="preserve"> </w:t>
-      </w:r>
-      <w:r>
-        <w:rPr>
-          <w:rFonts w:ascii="Times New Roman" w:hAnsi="Times New Roman"/>
-        </w:rPr>
-        <w:t>xếp sau trang nhận xét của cơ quan thực tập)</w:t>
-      </w:r>
-    </w:p>
-    <w:p>
-      <w:pPr>
-        <w:spacing w:before="60" w:line="288" w:lineRule="auto"/>
-        <w:jc w:val="both"/>
-        <w:rPr>
-          <w:rFonts w:ascii="Times New Roman" w:hAnsi="Times New Roman"/>
-        </w:rPr>
-      </w:pPr>
-      <w:r>
-        <w:rPr>
-          <w:rFonts w:ascii="Times New Roman" w:hAnsi="Times New Roman"/>
-          <w:b/>
-        </w:rPr>
-        <w:t xml:space="preserve"> </w:t>
-      </w:r>
-    </w:p>
-    <w:p>
-      <w:pPr>
-        <w:spacing w:before="60" w:line="288" w:lineRule="auto"/>
-        <w:jc w:val="both"/>
-        <w:rPr>
-          <w:rFonts w:ascii="Times New Roman" w:hAnsi="Times New Roman"/>
-        </w:rPr>
-      </w:pPr>
-      <w:r>
-        <w:rPr>
-          <w:rFonts w:ascii="Times New Roman" w:hAnsi="Times New Roman"/>
-        </w:rPr>
-        <w:t>(</w:t>
-      </w:r>
-      <w:r>
-        <w:rPr>
-          <w:rFonts w:ascii="Times New Roman" w:hAnsi="Times New Roman"/>
-        </w:rPr>
-        <w:t>Size13</w:t>
-      </w:r>
-      <w:r>
-        <w:rPr>
-          <w:rFonts w:ascii="Times New Roman" w:hAnsi="Times New Roman"/>
-        </w:rPr>
-        <w:t>)</w:t>
       </w:r>
     </w:p>
     <w:p>
@@ -8058,21 +7765,6 @@
           <w:sz w:val="24"/>
         </w:rPr>
         <w:br w:type="page"/>
-      </w:r>
-      <w:r>
-        <w:rPr>
-          <w:rFonts w:ascii="Times New Roman" w:hAnsi="Times New Roman"/>
-          <w:sz w:val="24"/>
-        </w:rPr>
-        <w:lastRenderedPageBreak/>
-        <w:t>(Mẫu)</w:t>
-      </w:r>
-      <w:r>
-        <w:rPr>
-          <w:rFonts w:ascii="Times New Roman" w:hAnsi="Times New Roman"/>
-          <w:b/>
-        </w:rPr>
-        <w:t xml:space="preserve"> </w:t>
       </w:r>
     </w:p>
     <w:p>
@@ -8094,6 +7786,7 @@
           <w:sz w:val="22"/>
           <w:szCs w:val="22"/>
         </w:rPr>
+        <w:lastRenderedPageBreak/>
         <w:tab/>
         <w:t xml:space="preserve">UBND TỈNH </w:t>
       </w:r>
@@ -9115,7 +8808,6 @@
           <w:sz w:val="26"/>
           <w:szCs w:val="26"/>
         </w:rPr>
-        <w:lastRenderedPageBreak/>
         <w:t>Khuyết điểm:</w:t>
       </w:r>
     </w:p>
@@ -9138,6 +8830,7 @@
           <w:sz w:val="26"/>
           <w:szCs w:val="26"/>
         </w:rPr>
+        <w:lastRenderedPageBreak/>
         <w:tab/>
       </w:r>
     </w:p>
@@ -9964,16 +9657,16 @@
         <w:jc w:val="center"/>
         <w:rPr>
           <w:rFonts w:ascii="Times New Roman" w:hAnsi="Times New Roman"/>
-          <w:sz w:val="24"/>
-        </w:rPr>
-      </w:pPr>
-      <w:r>
-        <w:rPr>
-          <w:rFonts w:ascii="Times New Roman" w:hAnsi="Times New Roman"/>
-          <w:sz w:val="24"/>
+          <w:b/>
+        </w:rPr>
+      </w:pPr>
+      <w:r>
+        <w:rPr>
+          <w:rFonts w:ascii="Times New Roman" w:hAnsi="Times New Roman"/>
+          <w:b/>
         </w:rPr>
         <w:lastRenderedPageBreak/>
-        <w:t>(Mẫu )</w:t>
+        <w:t>NHẬN XÉT</w:t>
       </w:r>
     </w:p>
     <w:p>
@@ -9982,23 +9675,6 @@
         <w:jc w:val="center"/>
         <w:rPr>
           <w:rFonts w:ascii="Times New Roman" w:hAnsi="Times New Roman"/>
-          <w:b/>
-        </w:rPr>
-      </w:pPr>
-      <w:r>
-        <w:rPr>
-          <w:rFonts w:ascii="Times New Roman" w:hAnsi="Times New Roman"/>
-          <w:b/>
-        </w:rPr>
-        <w:t>NHẬN XÉT</w:t>
-      </w:r>
-    </w:p>
-    <w:p>
-      <w:pPr>
-        <w:spacing w:before="60" w:line="288" w:lineRule="auto"/>
-        <w:jc w:val="center"/>
-        <w:rPr>
-          <w:rFonts w:ascii="Times New Roman" w:hAnsi="Times New Roman"/>
         </w:rPr>
       </w:pPr>
       <w:r>
@@ -10007,91 +9683,6 @@
           <w:b/>
         </w:rPr>
         <w:t>(Của giảng viên chấm trong đồ án của sinh viên)</w:t>
-      </w:r>
-    </w:p>
-    <w:p>
-      <w:pPr>
-        <w:spacing w:before="60" w:line="288" w:lineRule="auto"/>
-        <w:jc w:val="center"/>
-        <w:rPr>
-          <w:rFonts w:ascii="Times New Roman" w:hAnsi="Times New Roman"/>
-          <w:b/>
-        </w:rPr>
-      </w:pPr>
-      <w:r>
-        <w:rPr>
-          <w:rFonts w:ascii="Times New Roman" w:hAnsi="Times New Roman"/>
-        </w:rPr>
-        <w:t>(Bold, size 14</w:t>
-      </w:r>
-      <w:r>
-        <w:rPr>
-          <w:rFonts w:ascii="Times New Roman" w:hAnsi="Times New Roman"/>
-          <w:b/>
-        </w:rPr>
-        <w:t xml:space="preserve">, </w:t>
-      </w:r>
-      <w:r>
-        <w:rPr>
-          <w:rFonts w:ascii="Times New Roman" w:hAnsi="Times New Roman"/>
-        </w:rPr>
-        <w:t>xếp sau trang Nhận xét của giảng viên hướng dẫn)</w:t>
-      </w:r>
-    </w:p>
-    <w:p>
-      <w:pPr>
-        <w:spacing w:before="60" w:line="288" w:lineRule="auto"/>
-        <w:rPr>
-          <w:rFonts w:ascii="Times New Roman" w:hAnsi="Times New Roman"/>
-          <w:b/>
-        </w:rPr>
-      </w:pPr>
-    </w:p>
-    <w:p>
-      <w:pPr>
-        <w:spacing w:before="60" w:line="288" w:lineRule="auto"/>
-        <w:rPr>
-          <w:rFonts w:ascii="Times New Roman" w:hAnsi="Times New Roman"/>
-          <w:b/>
-        </w:rPr>
-      </w:pPr>
-    </w:p>
-    <w:p>
-      <w:pPr>
-        <w:spacing w:before="60" w:line="288" w:lineRule="auto"/>
-        <w:jc w:val="both"/>
-        <w:rPr>
-          <w:rFonts w:ascii="Times New Roman" w:hAnsi="Times New Roman"/>
-          <w:bCs/>
-        </w:rPr>
-      </w:pPr>
-      <w:r>
-        <w:rPr>
-          <w:rFonts w:ascii="Times New Roman" w:hAnsi="Times New Roman"/>
-          <w:bCs/>
-        </w:rPr>
-        <w:tab/>
-      </w:r>
-      <w:r>
-        <w:rPr>
-          <w:rFonts w:ascii="Times New Roman" w:hAnsi="Times New Roman"/>
-          <w:bCs/>
-        </w:rPr>
-        <w:t>(</w:t>
-      </w:r>
-      <w:r>
-        <w:rPr>
-          <w:rFonts w:ascii="Times New Roman" w:hAnsi="Times New Roman"/>
-          <w:bCs/>
-        </w:rPr>
-        <w:t>size 13</w:t>
-      </w:r>
-      <w:r>
-        <w:rPr>
-          <w:rFonts w:ascii="Times New Roman" w:hAnsi="Times New Roman"/>
-          <w:bCs/>
-        </w:rPr>
-        <w:t>)</w:t>
       </w:r>
     </w:p>
     <w:p>
@@ -10447,21 +10038,6 @@
           <w:b/>
         </w:rPr>
         <w:br w:type="page"/>
-      </w:r>
-      <w:r>
-        <w:rPr>
-          <w:rFonts w:ascii="Times New Roman" w:hAnsi="Times New Roman"/>
-          <w:b/>
-        </w:rPr>
-        <w:lastRenderedPageBreak/>
-        <w:t xml:space="preserve"> </w:t>
-      </w:r>
-      <w:r>
-        <w:rPr>
-          <w:rFonts w:ascii="Times New Roman" w:hAnsi="Times New Roman"/>
-          <w:sz w:val="24"/>
-        </w:rPr>
-        <w:t>(Mẫu)</w:t>
       </w:r>
     </w:p>
     <w:p>
@@ -10483,6 +10059,7 @@
           <w:rFonts w:ascii="Times New Roman" w:hAnsi="Times New Roman"/>
           <w:b/>
         </w:rPr>
+        <w:lastRenderedPageBreak/>
         <w:tab/>
       </w:r>
       <w:r>
@@ -11469,7 +11046,6 @@
           <w:sz w:val="26"/>
           <w:szCs w:val="26"/>
         </w:rPr>
-        <w:lastRenderedPageBreak/>
         <w:t>II. CÁC VẤN ĐỀ CẦN LÀM RÕ</w:t>
       </w:r>
     </w:p>
@@ -11492,6 +11068,7 @@
           <w:sz w:val="26"/>
           <w:szCs w:val="26"/>
         </w:rPr>
+        <w:lastRenderedPageBreak/>
         <w:t>(Các câu hỏi của giáo viên phản biện)</w:t>
       </w:r>
     </w:p>
@@ -12153,23 +11730,6 @@
     <w:p>
       <w:pPr>
         <w:spacing w:before="60" w:line="288" w:lineRule="auto"/>
-        <w:jc w:val="center"/>
-        <w:rPr>
-          <w:rFonts w:ascii="Times New Roman" w:hAnsi="Times New Roman"/>
-          <w:sz w:val="24"/>
-        </w:rPr>
-      </w:pPr>
-      <w:r>
-        <w:rPr>
-          <w:rFonts w:ascii="Times New Roman" w:hAnsi="Times New Roman"/>
-          <w:sz w:val="24"/>
-        </w:rPr>
-        <w:t>(Mẫu)</w:t>
-      </w:r>
-    </w:p>
-    <w:p>
-      <w:pPr>
-        <w:spacing w:before="60" w:line="288" w:lineRule="auto"/>
         <w:rPr>
           <w:rFonts w:ascii="Times New Roman" w:hAnsi="Times New Roman"/>
         </w:rPr>
@@ -12195,7 +11755,7 @@
           <w:szCs w:val="26"/>
         </w:rPr>
       </w:pPr>
-      <w:bookmarkStart w:id="0" w:name="_Toc241157696"/>
+      <w:bookmarkStart w:id="0" w:name="_Toc241219659"/>
       <w:r>
         <w:rPr>
           <w:rFonts w:ascii="Times New Roman" w:eastAsia="Times New Roman" w:hAnsi="Times New Roman" w:cs="Times New Roman"/>
@@ -12220,7 +11780,7 @@
           <w:szCs w:val="26"/>
         </w:rPr>
       </w:pPr>
-      <w:bookmarkStart w:id="1" w:name="_Toc241157697"/>
+      <w:bookmarkStart w:id="1" w:name="_Toc241219660"/>
       <w:r>
         <w:rPr>
           <w:rFonts w:ascii="Times New Roman" w:eastAsia="Times New Roman" w:hAnsi="Times New Roman" w:cs="Times New Roman"/>
@@ -12282,7 +11842,7 @@
           <w:szCs w:val="26"/>
         </w:rPr>
       </w:pPr>
-      <w:bookmarkStart w:id="2" w:name="_Toc241157698"/>
+      <w:bookmarkStart w:id="2" w:name="_Toc241219661"/>
       <w:r>
         <w:rPr>
           <w:rFonts w:ascii="Times New Roman" w:eastAsia="Times New Roman" w:hAnsi="Times New Roman" w:cs="Times New Roman"/>
@@ -12325,7 +11885,7 @@
           <w:szCs w:val="26"/>
         </w:rPr>
       </w:pPr>
-      <w:bookmarkStart w:id="3" w:name="_Toc241157699"/>
+      <w:bookmarkStart w:id="3" w:name="_Toc241219662"/>
       <w:r>
         <w:rPr>
           <w:rFonts w:ascii="Times New Roman" w:eastAsia="Times New Roman" w:hAnsi="Times New Roman" w:cs="Times New Roman"/>
@@ -12387,7 +11947,7 @@
           <w:szCs w:val="26"/>
         </w:rPr>
       </w:pPr>
-      <w:bookmarkStart w:id="4" w:name="_Toc241157700"/>
+      <w:bookmarkStart w:id="4" w:name="_Toc241219663"/>
       <w:r>
         <w:rPr>
           <w:rFonts w:ascii="Times New Roman" w:eastAsia="Times New Roman" w:hAnsi="Times New Roman" w:cs="Times New Roman"/>
@@ -12412,7 +11972,7 @@
           <w:szCs w:val="26"/>
         </w:rPr>
       </w:pPr>
-      <w:bookmarkStart w:id="5" w:name="_Toc241157701"/>
+      <w:bookmarkStart w:id="5" w:name="_Toc241219664"/>
       <w:r>
         <w:rPr>
           <w:rFonts w:ascii="Times New Roman" w:eastAsia="Times New Roman" w:hAnsi="Times New Roman" w:cs="Times New Roman"/>
@@ -12484,7 +12044,7 @@
           <w:szCs w:val="26"/>
         </w:rPr>
       </w:pPr>
-      <w:bookmarkStart w:id="6" w:name="_Toc241157702"/>
+      <w:bookmarkStart w:id="6" w:name="_Toc241219665"/>
       <w:r>
         <w:rPr>
           <w:rFonts w:ascii="Times New Roman" w:eastAsia="Times New Roman" w:hAnsi="Times New Roman" w:cs="Times New Roman"/>
@@ -12527,7 +12087,7 @@
           <w:szCs w:val="26"/>
         </w:rPr>
       </w:pPr>
-      <w:bookmarkStart w:id="7" w:name="_Toc241157703"/>
+      <w:bookmarkStart w:id="7" w:name="_Toc241219666"/>
       <w:r>
         <w:rPr>
           <w:rFonts w:ascii="Times New Roman" w:eastAsia="Times New Roman" w:hAnsi="Times New Roman" w:cs="Times New Roman"/>
@@ -12705,7 +12265,7 @@
           <w:szCs w:val="26"/>
         </w:rPr>
       </w:pPr>
-      <w:bookmarkStart w:id="8" w:name="_Toc241157704"/>
+      <w:bookmarkStart w:id="8" w:name="_Toc241219667"/>
       <w:r>
         <w:rPr>
           <w:rFonts w:ascii="Times New Roman" w:eastAsia="Times New Roman" w:hAnsi="Times New Roman" w:cs="Times New Roman"/>
@@ -12730,7 +12290,7 @@
           <w:szCs w:val="26"/>
         </w:rPr>
       </w:pPr>
-      <w:bookmarkStart w:id="9" w:name="_Toc241157705"/>
+      <w:bookmarkStart w:id="9" w:name="_Toc241219668"/>
       <w:r>
         <w:rPr>
           <w:rFonts w:ascii="Times New Roman" w:eastAsia="Times New Roman" w:hAnsi="Times New Roman" w:cs="Times New Roman"/>
@@ -12792,7 +12352,7 @@
           <w:szCs w:val="26"/>
         </w:rPr>
       </w:pPr>
-      <w:bookmarkStart w:id="10" w:name="_Toc241157706"/>
+      <w:bookmarkStart w:id="10" w:name="_Toc241219669"/>
       <w:r>
         <w:rPr>
           <w:rFonts w:ascii="Times New Roman" w:eastAsia="Times New Roman" w:hAnsi="Times New Roman" w:cs="Times New Roman"/>
@@ -12816,7 +12376,7 @@
           <w:szCs w:val="26"/>
         </w:rPr>
       </w:pPr>
-      <w:bookmarkStart w:id="11" w:name="_Toc241157707"/>
+      <w:bookmarkStart w:id="11" w:name="_Toc241219670"/>
       <w:r>
         <w:rPr>
           <w:rFonts w:ascii="Times New Roman" w:eastAsia="Times New Roman" w:hAnsi="Times New Roman" w:cs="Times New Roman"/>
@@ -12859,7 +12419,7 @@
           <w:szCs w:val="26"/>
         </w:rPr>
       </w:pPr>
-      <w:bookmarkStart w:id="12" w:name="_Toc241157708"/>
+      <w:bookmarkStart w:id="12" w:name="_Toc241219671"/>
       <w:r>
         <w:rPr>
           <w:rFonts w:ascii="Times New Roman" w:eastAsia="Times New Roman" w:hAnsi="Times New Roman" w:cs="Times New Roman"/>
@@ -12902,7 +12462,7 @@
           <w:szCs w:val="26"/>
         </w:rPr>
       </w:pPr>
-      <w:bookmarkStart w:id="13" w:name="_Toc241157709"/>
+      <w:bookmarkStart w:id="13" w:name="_Toc241219672"/>
       <w:r>
         <w:rPr>
           <w:rFonts w:ascii="Times New Roman" w:eastAsia="Times New Roman" w:hAnsi="Times New Roman" w:cs="Times New Roman"/>
@@ -12945,7 +12505,7 @@
           <w:szCs w:val="26"/>
         </w:rPr>
       </w:pPr>
-      <w:bookmarkStart w:id="14" w:name="_Toc241157710"/>
+      <w:bookmarkStart w:id="14" w:name="_Toc241219673"/>
       <w:r>
         <w:rPr>
           <w:rFonts w:ascii="Times New Roman" w:eastAsia="Times New Roman" w:hAnsi="Times New Roman" w:cs="Times New Roman"/>
@@ -12989,7 +12549,7 @@
           <w:szCs w:val="26"/>
         </w:rPr>
       </w:pPr>
-      <w:bookmarkStart w:id="15" w:name="_Toc241157711"/>
+      <w:bookmarkStart w:id="15" w:name="_Toc241219674"/>
       <w:r>
         <w:rPr>
           <w:rFonts w:ascii="Times New Roman" w:eastAsia="Times New Roman" w:hAnsi="Times New Roman" w:cs="Times New Roman"/>
@@ -12998,7 +12558,95 @@
           <w:sz w:val="26"/>
           <w:szCs w:val="26"/>
         </w:rPr>
-        <w:t>2.3.2. Các phương thức map(), filter(), find(), sort()</w:t>
+        <w:t xml:space="preserve">2.3.2. Các phương thức </w:t>
+      </w:r>
+      <w:proofErr w:type="gramStart"/>
+      <w:r>
+        <w:rPr>
+          <w:rFonts w:ascii="Times New Roman" w:eastAsia="Times New Roman" w:hAnsi="Times New Roman" w:cs="Times New Roman"/>
+          <w:b/>
+          <w:color w:val="auto"/>
+          <w:sz w:val="26"/>
+          <w:szCs w:val="26"/>
+        </w:rPr>
+        <w:t>map(</w:t>
+      </w:r>
+      <w:proofErr w:type="gramEnd"/>
+      <w:r>
+        <w:rPr>
+          <w:rFonts w:ascii="Times New Roman" w:eastAsia="Times New Roman" w:hAnsi="Times New Roman" w:cs="Times New Roman"/>
+          <w:b/>
+          <w:color w:val="auto"/>
+          <w:sz w:val="26"/>
+          <w:szCs w:val="26"/>
+        </w:rPr>
+        <w:t xml:space="preserve">), </w:t>
+      </w:r>
+      <w:proofErr w:type="gramStart"/>
+      <w:r>
+        <w:rPr>
+          <w:rFonts w:ascii="Times New Roman" w:eastAsia="Times New Roman" w:hAnsi="Times New Roman" w:cs="Times New Roman"/>
+          <w:b/>
+          <w:color w:val="auto"/>
+          <w:sz w:val="26"/>
+          <w:szCs w:val="26"/>
+        </w:rPr>
+        <w:t>filter(</w:t>
+      </w:r>
+      <w:proofErr w:type="gramEnd"/>
+      <w:r>
+        <w:rPr>
+          <w:rFonts w:ascii="Times New Roman" w:eastAsia="Times New Roman" w:hAnsi="Times New Roman" w:cs="Times New Roman"/>
+          <w:b/>
+          <w:color w:val="auto"/>
+          <w:sz w:val="26"/>
+          <w:szCs w:val="26"/>
+        </w:rPr>
+        <w:t xml:space="preserve">), </w:t>
+      </w:r>
+      <w:proofErr w:type="gramStart"/>
+      <w:r>
+        <w:rPr>
+          <w:rFonts w:ascii="Times New Roman" w:eastAsia="Times New Roman" w:hAnsi="Times New Roman" w:cs="Times New Roman"/>
+          <w:b/>
+          <w:color w:val="auto"/>
+          <w:sz w:val="26"/>
+          <w:szCs w:val="26"/>
+        </w:rPr>
+        <w:t>find(</w:t>
+      </w:r>
+      <w:proofErr w:type="gramEnd"/>
+      <w:r>
+        <w:rPr>
+          <w:rFonts w:ascii="Times New Roman" w:eastAsia="Times New Roman" w:hAnsi="Times New Roman" w:cs="Times New Roman"/>
+          <w:b/>
+          <w:color w:val="auto"/>
+          <w:sz w:val="26"/>
+          <w:szCs w:val="26"/>
+        </w:rPr>
+        <w:t xml:space="preserve">), </w:t>
+      </w:r>
+      <w:proofErr w:type="gramStart"/>
+      <w:r>
+        <w:rPr>
+          <w:rFonts w:ascii="Times New Roman" w:eastAsia="Times New Roman" w:hAnsi="Times New Roman" w:cs="Times New Roman"/>
+          <w:b/>
+          <w:color w:val="auto"/>
+          <w:sz w:val="26"/>
+          <w:szCs w:val="26"/>
+        </w:rPr>
+        <w:t>sort(</w:t>
+      </w:r>
+      <w:proofErr w:type="gramEnd"/>
+      <w:r>
+        <w:rPr>
+          <w:rFonts w:ascii="Times New Roman" w:eastAsia="Times New Roman" w:hAnsi="Times New Roman" w:cs="Times New Roman"/>
+          <w:b/>
+          <w:color w:val="auto"/>
+          <w:sz w:val="26"/>
+          <w:szCs w:val="26"/>
+        </w:rPr>
+        <w:t>)</w:t>
       </w:r>
       <w:bookmarkEnd w:id="15"/>
     </w:p>
@@ -13018,7 +12666,151 @@
           <w:sz w:val="26"/>
           <w:szCs w:val="26"/>
         </w:rPr>
-        <w:t>Các phương thức map(), filter(), find() và sort() hỗ trợ xử lý mảng dữ liệu theo những mục đích khác nhau. map() có thể tạo ra một mảng mới từ dữ liệu ban đầu; filter() giữ lại các phần tử thỏa điều kiện; find() tìm phần tử phù hợp; còn sort() được dùng để sắp xếp dữ liệu theo tiêu chí xác định. Các phương thức này phù hợp với các chức năng tìm kiếm, lọc, sắp xếp và tạo dữ liệu hiển thị của đề tài [2], [3], [6].</w:t>
+        <w:t xml:space="preserve">Các phương thức </w:t>
+      </w:r>
+      <w:proofErr w:type="gramStart"/>
+      <w:r>
+        <w:rPr>
+          <w:rFonts w:ascii="Times New Roman" w:eastAsia="Times New Roman" w:hAnsi="Times New Roman"/>
+          <w:sz w:val="26"/>
+          <w:szCs w:val="26"/>
+        </w:rPr>
+        <w:t>map(</w:t>
+      </w:r>
+      <w:proofErr w:type="gramEnd"/>
+      <w:r>
+        <w:rPr>
+          <w:rFonts w:ascii="Times New Roman" w:eastAsia="Times New Roman" w:hAnsi="Times New Roman"/>
+          <w:sz w:val="26"/>
+          <w:szCs w:val="26"/>
+        </w:rPr>
+        <w:t xml:space="preserve">), </w:t>
+      </w:r>
+      <w:proofErr w:type="gramStart"/>
+      <w:r>
+        <w:rPr>
+          <w:rFonts w:ascii="Times New Roman" w:eastAsia="Times New Roman" w:hAnsi="Times New Roman"/>
+          <w:sz w:val="26"/>
+          <w:szCs w:val="26"/>
+        </w:rPr>
+        <w:t>filter(</w:t>
+      </w:r>
+      <w:proofErr w:type="gramEnd"/>
+      <w:r>
+        <w:rPr>
+          <w:rFonts w:ascii="Times New Roman" w:eastAsia="Times New Roman" w:hAnsi="Times New Roman"/>
+          <w:sz w:val="26"/>
+          <w:szCs w:val="26"/>
+        </w:rPr>
+        <w:t xml:space="preserve">), </w:t>
+      </w:r>
+      <w:proofErr w:type="gramStart"/>
+      <w:r>
+        <w:rPr>
+          <w:rFonts w:ascii="Times New Roman" w:eastAsia="Times New Roman" w:hAnsi="Times New Roman"/>
+          <w:sz w:val="26"/>
+          <w:szCs w:val="26"/>
+        </w:rPr>
+        <w:t>find(</w:t>
+      </w:r>
+      <w:proofErr w:type="gramEnd"/>
+      <w:r>
+        <w:rPr>
+          <w:rFonts w:ascii="Times New Roman" w:eastAsia="Times New Roman" w:hAnsi="Times New Roman"/>
+          <w:sz w:val="26"/>
+          <w:szCs w:val="26"/>
+        </w:rPr>
+        <w:t xml:space="preserve">) và </w:t>
+      </w:r>
+      <w:proofErr w:type="gramStart"/>
+      <w:r>
+        <w:rPr>
+          <w:rFonts w:ascii="Times New Roman" w:eastAsia="Times New Roman" w:hAnsi="Times New Roman"/>
+          <w:sz w:val="26"/>
+          <w:szCs w:val="26"/>
+        </w:rPr>
+        <w:t>sort(</w:t>
+      </w:r>
+      <w:proofErr w:type="gramEnd"/>
+      <w:r>
+        <w:rPr>
+          <w:rFonts w:ascii="Times New Roman" w:eastAsia="Times New Roman" w:hAnsi="Times New Roman"/>
+          <w:sz w:val="26"/>
+          <w:szCs w:val="26"/>
+        </w:rPr>
+        <w:t xml:space="preserve">) hỗ trợ xử lý mảng dữ liệu theo những mục đích khác nhau. </w:t>
+      </w:r>
+      <w:proofErr w:type="gramStart"/>
+      <w:r>
+        <w:rPr>
+          <w:rFonts w:ascii="Times New Roman" w:eastAsia="Times New Roman" w:hAnsi="Times New Roman"/>
+          <w:sz w:val="26"/>
+          <w:szCs w:val="26"/>
+        </w:rPr>
+        <w:t>map(</w:t>
+      </w:r>
+      <w:proofErr w:type="gramEnd"/>
+      <w:r>
+        <w:rPr>
+          <w:rFonts w:ascii="Times New Roman" w:eastAsia="Times New Roman" w:hAnsi="Times New Roman"/>
+          <w:sz w:val="26"/>
+          <w:szCs w:val="26"/>
+        </w:rPr>
+        <w:t xml:space="preserve">) có thể tạo ra một mảng mới từ dữ liệu ban đầu; </w:t>
+      </w:r>
+      <w:proofErr w:type="gramStart"/>
+      <w:r>
+        <w:rPr>
+          <w:rFonts w:ascii="Times New Roman" w:eastAsia="Times New Roman" w:hAnsi="Times New Roman"/>
+          <w:sz w:val="26"/>
+          <w:szCs w:val="26"/>
+        </w:rPr>
+        <w:t>filter(</w:t>
+      </w:r>
+      <w:proofErr w:type="gramEnd"/>
+      <w:r>
+        <w:rPr>
+          <w:rFonts w:ascii="Times New Roman" w:eastAsia="Times New Roman" w:hAnsi="Times New Roman"/>
+          <w:sz w:val="26"/>
+          <w:szCs w:val="26"/>
+        </w:rPr>
+        <w:t xml:space="preserve">) giữ lại các phần tử thỏa điều kiện; </w:t>
+      </w:r>
+      <w:proofErr w:type="gramStart"/>
+      <w:r>
+        <w:rPr>
+          <w:rFonts w:ascii="Times New Roman" w:eastAsia="Times New Roman" w:hAnsi="Times New Roman"/>
+          <w:sz w:val="26"/>
+          <w:szCs w:val="26"/>
+        </w:rPr>
+        <w:t>find(</w:t>
+      </w:r>
+      <w:proofErr w:type="gramEnd"/>
+      <w:r>
+        <w:rPr>
+          <w:rFonts w:ascii="Times New Roman" w:eastAsia="Times New Roman" w:hAnsi="Times New Roman"/>
+          <w:sz w:val="26"/>
+          <w:szCs w:val="26"/>
+        </w:rPr>
+        <w:t xml:space="preserve">) tìm phần tử phù hợp; còn </w:t>
+      </w:r>
+      <w:proofErr w:type="gramStart"/>
+      <w:r>
+        <w:rPr>
+          <w:rFonts w:ascii="Times New Roman" w:eastAsia="Times New Roman" w:hAnsi="Times New Roman"/>
+          <w:sz w:val="26"/>
+          <w:szCs w:val="26"/>
+        </w:rPr>
+        <w:t>sort(</w:t>
+      </w:r>
+      <w:proofErr w:type="gramEnd"/>
+      <w:r>
+        <w:rPr>
+          <w:rFonts w:ascii="Times New Roman" w:eastAsia="Times New Roman" w:hAnsi="Times New Roman"/>
+          <w:sz w:val="26"/>
+          <w:szCs w:val="26"/>
+        </w:rPr>
+        <w:t>) được dùng để sắp xếp dữ liệu theo tiêu chí xác định. Các phương thức này phù hợp với các chức năng tìm kiếm, lọc, sắp xếp và tạo dữ liệu hiển thị của đề tài [2], [3], [6].</w:t>
       </w:r>
     </w:p>
     <w:p>
@@ -13108,7 +12900,7 @@
           <w:szCs w:val="26"/>
         </w:rPr>
       </w:pPr>
-      <w:bookmarkStart w:id="16" w:name="_Toc241157712"/>
+      <w:bookmarkStart w:id="16" w:name="_Toc241219675"/>
       <w:r>
         <w:rPr>
           <w:rFonts w:ascii="Times New Roman" w:eastAsia="Times New Roman" w:hAnsi="Times New Roman" w:cs="Times New Roman"/>
@@ -13179,7 +12971,7 @@
           <w:szCs w:val="26"/>
         </w:rPr>
       </w:pPr>
-      <w:bookmarkStart w:id="17" w:name="_Toc241157713"/>
+      <w:bookmarkStart w:id="17" w:name="_Toc241219676"/>
       <w:r>
         <w:rPr>
           <w:rFonts w:ascii="Times New Roman" w:eastAsia="Times New Roman" w:hAnsi="Times New Roman" w:cs="Times New Roman"/>
@@ -13227,7 +13019,25 @@
           <w:sz w:val="26"/>
           <w:szCs w:val="26"/>
         </w:rPr>
-        <w:t>Chức năng lọc có thể kết hợp nhiều điều kiện. Ví dụ, người dùng nhập từ khóa và đồng thời chọn một thể loại; chương trình chỉ hiển thị những sách thỏa cả điều kiện tìm kiếm và điều kiện thể loại. Việc sử dụng filter() giúp biểu diễn logic lọc rõ ràng và phù hợp với dữ liệu dạng Array [2], [3], [6].</w:t>
+        <w:t xml:space="preserve">Chức năng lọc có thể kết hợp nhiều điều kiện. Ví dụ, người dùng nhập từ khóa và đồng thời chọn một thể loại; chương trình chỉ hiển thị những sách thỏa cả điều kiện tìm kiếm và điều kiện thể loại. Việc sử dụng </w:t>
+      </w:r>
+      <w:proofErr w:type="gramStart"/>
+      <w:r>
+        <w:rPr>
+          <w:rFonts w:ascii="Times New Roman" w:eastAsia="Times New Roman" w:hAnsi="Times New Roman"/>
+          <w:sz w:val="26"/>
+          <w:szCs w:val="26"/>
+        </w:rPr>
+        <w:t>filter(</w:t>
+      </w:r>
+      <w:proofErr w:type="gramEnd"/>
+      <w:r>
+        <w:rPr>
+          <w:rFonts w:ascii="Times New Roman" w:eastAsia="Times New Roman" w:hAnsi="Times New Roman"/>
+          <w:sz w:val="26"/>
+          <w:szCs w:val="26"/>
+        </w:rPr>
+        <w:t>) giúp biểu diễn logic lọc rõ ràng và phù hợp với dữ liệu dạng Array [2], [3], [6].</w:t>
       </w:r>
     </w:p>
     <w:p>
@@ -13306,23 +13116,7 @@
           <w:sz w:val="26"/>
           <w:szCs w:val="26"/>
         </w:rPr>
-        <w:t>Sau khi nghiên cứu toàn diện về đặc điểm, nguyên lý hoạt động của ứng dụng Web đơn trang (SPA) cũng như các kỹ thuật xử lý dữ liệu, hệ thống công nghệ bao gồm HTML5, CSS3 và JavaScript thuần (Vanilla</w:t>
-      </w:r>
-      <w:r>
-        <w:rPr>
-          <w:rFonts w:ascii="Times New Roman" w:hAnsi="Times New Roman"/>
-          <w:sz w:val="26"/>
-          <w:szCs w:val="26"/>
-        </w:rPr>
-        <w:t xml:space="preserve"> </w:t>
-      </w:r>
-      <w:r>
-        <w:rPr>
-          <w:rFonts w:ascii="Times New Roman" w:hAnsi="Times New Roman"/>
-          <w:sz w:val="26"/>
-          <w:szCs w:val="26"/>
-        </w:rPr>
-        <w:t>JavaScript) được lựa chọn làm giải pháp cốt lõi để xây dựng ứng dụng thực nghiệm. Giải pháp này hoàn toàn phù hợp với mục tiêu và phạm vi của đề tài đồ án Thực tập Cơ sở ngành vì những lý do sau:</w:t>
+        <w:t>Sau khi nghiên cứu toàn diện về đặc điểm, nguyên lý hoạt động của ứng dụng Web đơn trang (SPA) cũng như các kỹ thuật xử lý dữ liệu, hệ thống công nghệ bao gồm HTML5, CSS3 và JavaScript thuần (Vanilla JavaScript) được lựa chọn làm giải pháp cốt lõi để xây dựng ứng dụng thực nghiệm. Giải pháp này hoàn toàn phù hợp với mục tiêu và phạm vi của đề tài đồ án Thực tập Cơ sở ngành vì những lý do sau:</w:t>
       </w:r>
     </w:p>
     <w:p>
@@ -13424,7 +13218,7 @@
           <w:szCs w:val="26"/>
         </w:rPr>
       </w:pPr>
-      <w:bookmarkStart w:id="18" w:name="_Toc241157714"/>
+      <w:bookmarkStart w:id="18" w:name="_Toc241219677"/>
       <w:r>
         <w:rPr>
           <w:rFonts w:ascii="Times New Roman" w:eastAsia="Times New Roman" w:hAnsi="Times New Roman" w:cs="Times New Roman"/>
@@ -13450,7 +13244,7 @@
           <w:szCs w:val="26"/>
         </w:rPr>
       </w:pPr>
-      <w:bookmarkStart w:id="19" w:name="_Toc241157715"/>
+      <w:bookmarkStart w:id="19" w:name="_Toc241219678"/>
       <w:r>
         <w:rPr>
           <w:rFonts w:ascii="Times New Roman" w:eastAsia="Times New Roman" w:hAnsi="Times New Roman" w:cs="Times New Roman"/>
@@ -13489,13 +13283,6 @@
           <w:szCs w:val="26"/>
         </w:rPr>
         <w:tab/>
-      </w:r>
-      <w:r>
-        <w:rPr>
-          <w:rFonts w:ascii="Times New Roman" w:hAnsi="Times New Roman"/>
-          <w:sz w:val="26"/>
-          <w:szCs w:val="26"/>
-        </w:rPr>
         <w:t>Ứng dụng "Web đơn trang giới thiệu sách" là một sản phẩm thực nghiệm phía trình duyệt, được xây dựng hoàn toàn bằng các công nghệ cốt lõi bao gồm HTML5, CSS3, JavaScript thuần và cấu trúc dữ liệu tĩnh JSON.</w:t>
       </w:r>
     </w:p>
@@ -13609,7 +13396,7 @@
           <w:szCs w:val="26"/>
         </w:rPr>
       </w:pPr>
-      <w:bookmarkStart w:id="20" w:name="_Toc241157716"/>
+      <w:bookmarkStart w:id="20" w:name="_Toc241219679"/>
       <w:r>
         <w:rPr>
           <w:rFonts w:ascii="Times New Roman" w:eastAsia="Times New Roman" w:hAnsi="Times New Roman" w:cs="Times New Roman"/>
@@ -14365,7 +14152,7 @@
           <w:szCs w:val="26"/>
         </w:rPr>
       </w:pPr>
-      <w:bookmarkStart w:id="21" w:name="_Toc241157717"/>
+      <w:bookmarkStart w:id="21" w:name="_Toc241219680"/>
       <w:r>
         <w:rPr>
           <w:rFonts w:ascii="Times New Roman" w:eastAsia="Times New Roman" w:hAnsi="Times New Roman" w:cs="Times New Roman"/>
@@ -15174,7 +14961,7 @@
           <w:szCs w:val="26"/>
         </w:rPr>
       </w:pPr>
-      <w:bookmarkStart w:id="22" w:name="_Toc241157718"/>
+      <w:bookmarkStart w:id="22" w:name="_Toc241219681"/>
       <w:r>
         <w:rPr>
           <w:rFonts w:ascii="Times New Roman" w:eastAsia="Times New Roman" w:hAnsi="Times New Roman" w:cs="Times New Roman"/>
@@ -15853,17 +15640,7 @@
           <w:sz w:val="26"/>
           <w:szCs w:val="26"/>
         </w:rPr>
-        <w:t xml:space="preserve">1.3. </w:t>
-      </w:r>
-      <w:r>
-        <w:rPr>
-          <w:rFonts w:ascii="Times New Roman" w:hAnsi="Times New Roman"/>
-          <w:b/>
-          <w:bCs/>
-          <w:sz w:val="26"/>
-          <w:szCs w:val="26"/>
-        </w:rPr>
-        <w:t>bảng phác thảo sơ đồ Wireframe định vị không gian hiển thị của các thành phần thành tố trên trang</w:t>
+        <w:t>1.3. bảng phác thảo sơ đồ Wireframe định vị không gian hiển thị của các thành phần thành tố trên trang</w:t>
       </w:r>
     </w:p>
     <w:p>
@@ -15877,7 +15654,7 @@
           <w:szCs w:val="26"/>
         </w:rPr>
       </w:pPr>
-      <w:bookmarkStart w:id="23" w:name="_Toc241157719"/>
+      <w:bookmarkStart w:id="23" w:name="_Toc241219682"/>
       <w:r>
         <w:rPr>
           <w:rFonts w:ascii="Times New Roman" w:eastAsia="Times New Roman" w:hAnsi="Times New Roman" w:cs="Times New Roman"/>
@@ -15940,7 +15717,7 @@
           <w:szCs w:val="26"/>
         </w:rPr>
       </w:pPr>
-      <w:bookmarkStart w:id="24" w:name="_Toc241157720"/>
+      <w:bookmarkStart w:id="24" w:name="_Toc241219683"/>
       <w:r>
         <w:rPr>
           <w:rFonts w:ascii="Times New Roman" w:eastAsia="Times New Roman" w:hAnsi="Times New Roman" w:cs="Times New Roman"/>
@@ -15949,7 +15726,27 @@
           <w:sz w:val="26"/>
           <w:szCs w:val="26"/>
         </w:rPr>
-        <w:t>3.3. Thiết kế giao diện</w:t>
+        <w:t>3.</w:t>
+      </w:r>
+      <w:r>
+        <w:rPr>
+          <w:rFonts w:ascii="Times New Roman" w:eastAsia="Times New Roman" w:hAnsi="Times New Roman" w:cs="Times New Roman"/>
+          <w:b/>
+          <w:color w:val="auto"/>
+          <w:sz w:val="26"/>
+          <w:szCs w:val="26"/>
+        </w:rPr>
+        <w:t>4</w:t>
+      </w:r>
+      <w:r>
+        <w:rPr>
+          <w:rFonts w:ascii="Times New Roman" w:eastAsia="Times New Roman" w:hAnsi="Times New Roman" w:cs="Times New Roman"/>
+          <w:b/>
+          <w:color w:val="auto"/>
+          <w:sz w:val="26"/>
+          <w:szCs w:val="26"/>
+        </w:rPr>
+        <w:t>. Thiết kế giao diện</w:t>
       </w:r>
       <w:bookmarkEnd w:id="24"/>
     </w:p>
@@ -16002,7 +15799,7 @@
           <w:szCs w:val="26"/>
         </w:rPr>
       </w:pPr>
-      <w:bookmarkStart w:id="25" w:name="_Toc241157721"/>
+      <w:bookmarkStart w:id="25" w:name="_Toc241219684"/>
       <w:r>
         <w:rPr>
           <w:rFonts w:ascii="Times New Roman" w:eastAsia="Times New Roman" w:hAnsi="Times New Roman" w:cs="Times New Roman"/>
@@ -16011,7 +15808,27 @@
           <w:sz w:val="26"/>
           <w:szCs w:val="26"/>
         </w:rPr>
-        <w:t>3.4. Tổ chức mã nguồn</w:t>
+        <w:t>3.</w:t>
+      </w:r>
+      <w:r>
+        <w:rPr>
+          <w:rFonts w:ascii="Times New Roman" w:eastAsia="Times New Roman" w:hAnsi="Times New Roman" w:cs="Times New Roman"/>
+          <w:b/>
+          <w:color w:val="auto"/>
+          <w:sz w:val="26"/>
+          <w:szCs w:val="26"/>
+        </w:rPr>
+        <w:t>5</w:t>
+      </w:r>
+      <w:r>
+        <w:rPr>
+          <w:rFonts w:ascii="Times New Roman" w:eastAsia="Times New Roman" w:hAnsi="Times New Roman" w:cs="Times New Roman"/>
+          <w:b/>
+          <w:color w:val="auto"/>
+          <w:sz w:val="26"/>
+          <w:szCs w:val="26"/>
+        </w:rPr>
+        <w:t>. Tổ chức mã nguồn</w:t>
       </w:r>
       <w:bookmarkEnd w:id="25"/>
     </w:p>
@@ -16126,7 +15943,25 @@
           <w:sz w:val="26"/>
           <w:szCs w:val="26"/>
         </w:rPr>
-        <w:t>Hình 3.1. Sơ đồ cấu trúc cây thư mục thực tế của dự án trên Visual Studio Code.</w:t>
+        <w:t>Hình 3.</w:t>
+      </w:r>
+      <w:r>
+        <w:rPr>
+          <w:rFonts w:ascii="Times New Roman" w:hAnsi="Times New Roman"/>
+          <w:b/>
+          <w:sz w:val="26"/>
+          <w:szCs w:val="26"/>
+        </w:rPr>
+        <w:t>5</w:t>
+      </w:r>
+      <w:r>
+        <w:rPr>
+          <w:rFonts w:ascii="Times New Roman" w:hAnsi="Times New Roman"/>
+          <w:b/>
+          <w:sz w:val="26"/>
+          <w:szCs w:val="26"/>
+        </w:rPr>
+        <w:t>. Sơ đồ cấu trúc cây thư mục thực tế của dự án trên Visual Studio Code.</w:t>
       </w:r>
     </w:p>
     <w:p>
@@ -16286,7 +16121,7 @@
           <w:szCs w:val="26"/>
         </w:rPr>
       </w:pPr>
-      <w:bookmarkStart w:id="26" w:name="_Toc241157722"/>
+      <w:bookmarkStart w:id="26" w:name="_Toc241219685"/>
       <w:r>
         <w:rPr>
           <w:rFonts w:ascii="Times New Roman" w:eastAsia="Times New Roman" w:hAnsi="Times New Roman" w:cs="Times New Roman"/>
@@ -16295,7 +16130,27 @@
           <w:sz w:val="26"/>
           <w:szCs w:val="26"/>
         </w:rPr>
-        <w:t>3.5. Luồng xử lý chính</w:t>
+        <w:t>3.</w:t>
+      </w:r>
+      <w:r>
+        <w:rPr>
+          <w:rFonts w:ascii="Times New Roman" w:eastAsia="Times New Roman" w:hAnsi="Times New Roman" w:cs="Times New Roman"/>
+          <w:b/>
+          <w:color w:val="auto"/>
+          <w:sz w:val="26"/>
+          <w:szCs w:val="26"/>
+        </w:rPr>
+        <w:t>6</w:t>
+      </w:r>
+      <w:r>
+        <w:rPr>
+          <w:rFonts w:ascii="Times New Roman" w:eastAsia="Times New Roman" w:hAnsi="Times New Roman" w:cs="Times New Roman"/>
+          <w:b/>
+          <w:color w:val="auto"/>
+          <w:sz w:val="26"/>
+          <w:szCs w:val="26"/>
+        </w:rPr>
+        <w:t>. Luồng xử lý chính</w:t>
       </w:r>
       <w:bookmarkEnd w:id="26"/>
     </w:p>
@@ -16350,7 +16205,25 @@
           <w:sz w:val="26"/>
           <w:szCs w:val="26"/>
         </w:rPr>
-        <w:t>Khi người dùng chọn một sách, chương trình sử dụng find() để tìm bản ghi tương ứng và hiển thị các thông tin chi tiết. Khi người dùng chuyển trang, chỉ phạm vi phần tử cần hiển thị được lấy ra để render.</w:t>
+        <w:t xml:space="preserve">Khi người dùng chọn một sách, chương trình sử dụng </w:t>
+      </w:r>
+      <w:proofErr w:type="gramStart"/>
+      <w:r>
+        <w:rPr>
+          <w:rFonts w:ascii="Times New Roman" w:eastAsia="Times New Roman" w:hAnsi="Times New Roman"/>
+          <w:sz w:val="26"/>
+          <w:szCs w:val="26"/>
+        </w:rPr>
+        <w:t>find(</w:t>
+      </w:r>
+      <w:proofErr w:type="gramEnd"/>
+      <w:r>
+        <w:rPr>
+          <w:rFonts w:ascii="Times New Roman" w:eastAsia="Times New Roman" w:hAnsi="Times New Roman"/>
+          <w:sz w:val="26"/>
+          <w:szCs w:val="26"/>
+        </w:rPr>
+        <w:t>) để tìm bản ghi tương ứng và hiển thị các thông tin chi tiết. Khi người dùng chuyển trang, chỉ phạm vi phần tử cần hiển thị được lấy ra để render.</w:t>
       </w:r>
     </w:p>
     <w:p>
@@ -16364,7 +16237,7 @@
           <w:szCs w:val="26"/>
         </w:rPr>
       </w:pPr>
-      <w:bookmarkStart w:id="27" w:name="_Toc241157723"/>
+      <w:bookmarkStart w:id="27" w:name="_Toc241219686"/>
       <w:r>
         <w:rPr>
           <w:rFonts w:ascii="Times New Roman" w:eastAsia="Times New Roman" w:hAnsi="Times New Roman" w:cs="Times New Roman"/>
@@ -16373,7 +16246,27 @@
           <w:sz w:val="26"/>
           <w:szCs w:val="26"/>
         </w:rPr>
-        <w:t>3.6. Hiện thực các chức năng</w:t>
+        <w:t>3.</w:t>
+      </w:r>
+      <w:r>
+        <w:rPr>
+          <w:rFonts w:ascii="Times New Roman" w:eastAsia="Times New Roman" w:hAnsi="Times New Roman" w:cs="Times New Roman"/>
+          <w:b/>
+          <w:color w:val="auto"/>
+          <w:sz w:val="26"/>
+          <w:szCs w:val="26"/>
+        </w:rPr>
+        <w:t>7</w:t>
+      </w:r>
+      <w:r>
+        <w:rPr>
+          <w:rFonts w:ascii="Times New Roman" w:eastAsia="Times New Roman" w:hAnsi="Times New Roman" w:cs="Times New Roman"/>
+          <w:b/>
+          <w:color w:val="auto"/>
+          <w:sz w:val="26"/>
+          <w:szCs w:val="26"/>
+        </w:rPr>
+        <w:t>. Hiện thực các chức năng</w:t>
       </w:r>
       <w:bookmarkEnd w:id="27"/>
     </w:p>
@@ -16388,7 +16281,7 @@
           <w:szCs w:val="26"/>
         </w:rPr>
       </w:pPr>
-      <w:bookmarkStart w:id="28" w:name="_Toc241157724"/>
+      <w:bookmarkStart w:id="28" w:name="_Toc241219687"/>
       <w:r>
         <w:rPr>
           <w:rFonts w:ascii="Times New Roman" w:eastAsia="Times New Roman" w:hAnsi="Times New Roman" w:cs="Times New Roman"/>
@@ -16397,7 +16290,27 @@
           <w:sz w:val="26"/>
           <w:szCs w:val="26"/>
         </w:rPr>
-        <w:t>3.6.1. Hiển thị danh sách</w:t>
+        <w:t>3.</w:t>
+      </w:r>
+      <w:r>
+        <w:rPr>
+          <w:rFonts w:ascii="Times New Roman" w:eastAsia="Times New Roman" w:hAnsi="Times New Roman" w:cs="Times New Roman"/>
+          <w:b/>
+          <w:color w:val="auto"/>
+          <w:sz w:val="26"/>
+          <w:szCs w:val="26"/>
+        </w:rPr>
+        <w:t>7</w:t>
+      </w:r>
+      <w:r>
+        <w:rPr>
+          <w:rFonts w:ascii="Times New Roman" w:eastAsia="Times New Roman" w:hAnsi="Times New Roman" w:cs="Times New Roman"/>
+          <w:b/>
+          <w:color w:val="auto"/>
+          <w:sz w:val="26"/>
+          <w:szCs w:val="26"/>
+        </w:rPr>
+        <w:t>.1. Hiển thị danh sách</w:t>
       </w:r>
       <w:bookmarkEnd w:id="28"/>
     </w:p>
@@ -16431,7 +16344,7 @@
           <w:szCs w:val="26"/>
         </w:rPr>
       </w:pPr>
-      <w:bookmarkStart w:id="29" w:name="_Toc241157725"/>
+      <w:bookmarkStart w:id="29" w:name="_Toc241219688"/>
       <w:r>
         <w:rPr>
           <w:rFonts w:ascii="Times New Roman" w:eastAsia="Times New Roman" w:hAnsi="Times New Roman" w:cs="Times New Roman"/>
@@ -16440,7 +16353,27 @@
           <w:sz w:val="26"/>
           <w:szCs w:val="26"/>
         </w:rPr>
-        <w:t>3.6.2. Tìm kiếm</w:t>
+        <w:t>3.</w:t>
+      </w:r>
+      <w:r>
+        <w:rPr>
+          <w:rFonts w:ascii="Times New Roman" w:eastAsia="Times New Roman" w:hAnsi="Times New Roman" w:cs="Times New Roman"/>
+          <w:b/>
+          <w:color w:val="auto"/>
+          <w:sz w:val="26"/>
+          <w:szCs w:val="26"/>
+        </w:rPr>
+        <w:t>7</w:t>
+      </w:r>
+      <w:r>
+        <w:rPr>
+          <w:rFonts w:ascii="Times New Roman" w:eastAsia="Times New Roman" w:hAnsi="Times New Roman" w:cs="Times New Roman"/>
+          <w:b/>
+          <w:color w:val="auto"/>
+          <w:sz w:val="26"/>
+          <w:szCs w:val="26"/>
+        </w:rPr>
+        <w:t>.2. Tìm kiếm</w:t>
       </w:r>
       <w:bookmarkEnd w:id="29"/>
     </w:p>
@@ -16474,7 +16407,7 @@
           <w:szCs w:val="26"/>
         </w:rPr>
       </w:pPr>
-      <w:bookmarkStart w:id="30" w:name="_Toc241157726"/>
+      <w:bookmarkStart w:id="30" w:name="_Toc241219689"/>
       <w:r>
         <w:rPr>
           <w:rFonts w:ascii="Times New Roman" w:eastAsia="Times New Roman" w:hAnsi="Times New Roman" w:cs="Times New Roman"/>
@@ -16483,7 +16416,27 @@
           <w:sz w:val="26"/>
           <w:szCs w:val="26"/>
         </w:rPr>
-        <w:t>3.6.3. Lọc và sắp xếp</w:t>
+        <w:t>3.</w:t>
+      </w:r>
+      <w:r>
+        <w:rPr>
+          <w:rFonts w:ascii="Times New Roman" w:eastAsia="Times New Roman" w:hAnsi="Times New Roman" w:cs="Times New Roman"/>
+          <w:b/>
+          <w:color w:val="auto"/>
+          <w:sz w:val="26"/>
+          <w:szCs w:val="26"/>
+        </w:rPr>
+        <w:t>7</w:t>
+      </w:r>
+      <w:r>
+        <w:rPr>
+          <w:rFonts w:ascii="Times New Roman" w:eastAsia="Times New Roman" w:hAnsi="Times New Roman" w:cs="Times New Roman"/>
+          <w:b/>
+          <w:color w:val="auto"/>
+          <w:sz w:val="26"/>
+          <w:szCs w:val="26"/>
+        </w:rPr>
+        <w:t>.3. Lọc và sắp xếp</w:t>
       </w:r>
       <w:bookmarkEnd w:id="30"/>
     </w:p>
@@ -16503,7 +16456,43 @@
           <w:sz w:val="26"/>
           <w:szCs w:val="26"/>
         </w:rPr>
-        <w:t>Lọc sử dụng filter() để giữ lại những phần tử thỏa điều kiện. Sắp xếp sử dụng sort() với hàm so sánh phù hợp. Sau mỗi thay đổi, trang hiện tại được đưa về trạng thái hợp lý, thường là trang đầu tiên, để tránh trường hợp người dùng đang ở một trang không còn dữ liệu.</w:t>
+        <w:t xml:space="preserve">Lọc sử dụng </w:t>
+      </w:r>
+      <w:proofErr w:type="gramStart"/>
+      <w:r>
+        <w:rPr>
+          <w:rFonts w:ascii="Times New Roman" w:eastAsia="Times New Roman" w:hAnsi="Times New Roman"/>
+          <w:sz w:val="26"/>
+          <w:szCs w:val="26"/>
+        </w:rPr>
+        <w:t>filter(</w:t>
+      </w:r>
+      <w:proofErr w:type="gramEnd"/>
+      <w:r>
+        <w:rPr>
+          <w:rFonts w:ascii="Times New Roman" w:eastAsia="Times New Roman" w:hAnsi="Times New Roman"/>
+          <w:sz w:val="26"/>
+          <w:szCs w:val="26"/>
+        </w:rPr>
+        <w:t xml:space="preserve">) để giữ lại những phần tử thỏa điều kiện. Sắp xếp sử dụng </w:t>
+      </w:r>
+      <w:proofErr w:type="gramStart"/>
+      <w:r>
+        <w:rPr>
+          <w:rFonts w:ascii="Times New Roman" w:eastAsia="Times New Roman" w:hAnsi="Times New Roman"/>
+          <w:sz w:val="26"/>
+          <w:szCs w:val="26"/>
+        </w:rPr>
+        <w:t>sort(</w:t>
+      </w:r>
+      <w:proofErr w:type="gramEnd"/>
+      <w:r>
+        <w:rPr>
+          <w:rFonts w:ascii="Times New Roman" w:eastAsia="Times New Roman" w:hAnsi="Times New Roman"/>
+          <w:sz w:val="26"/>
+          <w:szCs w:val="26"/>
+        </w:rPr>
+        <w:t>) với hàm so sánh phù hợp. Sau mỗi thay đổi, trang hiện tại được đưa về trạng thái hợp lý, thường là trang đầu tiên, để tránh trường hợp người dùng đang ở một trang không còn dữ liệu.</w:t>
       </w:r>
     </w:p>
     <w:p>
@@ -16517,7 +16506,7 @@
           <w:szCs w:val="26"/>
         </w:rPr>
       </w:pPr>
-      <w:bookmarkStart w:id="31" w:name="_Toc241157727"/>
+      <w:bookmarkStart w:id="31" w:name="_Toc241219690"/>
       <w:r>
         <w:rPr>
           <w:rFonts w:ascii="Times New Roman" w:eastAsia="Times New Roman" w:hAnsi="Times New Roman" w:cs="Times New Roman"/>
@@ -16526,7 +16515,27 @@
           <w:sz w:val="26"/>
           <w:szCs w:val="26"/>
         </w:rPr>
-        <w:t>3.6.4. Xem chi tiết</w:t>
+        <w:t>3.</w:t>
+      </w:r>
+      <w:r>
+        <w:rPr>
+          <w:rFonts w:ascii="Times New Roman" w:eastAsia="Times New Roman" w:hAnsi="Times New Roman" w:cs="Times New Roman"/>
+          <w:b/>
+          <w:color w:val="auto"/>
+          <w:sz w:val="26"/>
+          <w:szCs w:val="26"/>
+        </w:rPr>
+        <w:t>7</w:t>
+      </w:r>
+      <w:r>
+        <w:rPr>
+          <w:rFonts w:ascii="Times New Roman" w:eastAsia="Times New Roman" w:hAnsi="Times New Roman" w:cs="Times New Roman"/>
+          <w:b/>
+          <w:color w:val="auto"/>
+          <w:sz w:val="26"/>
+          <w:szCs w:val="26"/>
+        </w:rPr>
+        <w:t>.4. Xem chi tiết</w:t>
       </w:r>
       <w:bookmarkEnd w:id="31"/>
     </w:p>
@@ -16546,7 +16555,25 @@
           <w:sz w:val="26"/>
           <w:szCs w:val="26"/>
         </w:rPr>
-        <w:t>Khi người dùng nhấn vào một thẻ sách, chương trình lấy id của sách, tìm bản ghi bằng find() và cập nhật vùng chi tiết. Cách xử lý này cho phép nhiều sách sử dụng chung một khu vực hiển thị thay vì tạo một trang HTML riêng cho từng sách.</w:t>
+        <w:t xml:space="preserve">Khi người dùng nhấn vào một thẻ sách, chương trình lấy id của sách, tìm bản ghi bằng </w:t>
+      </w:r>
+      <w:proofErr w:type="gramStart"/>
+      <w:r>
+        <w:rPr>
+          <w:rFonts w:ascii="Times New Roman" w:eastAsia="Times New Roman" w:hAnsi="Times New Roman"/>
+          <w:sz w:val="26"/>
+          <w:szCs w:val="26"/>
+        </w:rPr>
+        <w:t>find(</w:t>
+      </w:r>
+      <w:proofErr w:type="gramEnd"/>
+      <w:r>
+        <w:rPr>
+          <w:rFonts w:ascii="Times New Roman" w:eastAsia="Times New Roman" w:hAnsi="Times New Roman"/>
+          <w:sz w:val="26"/>
+          <w:szCs w:val="26"/>
+        </w:rPr>
+        <w:t>) và cập nhật vùng chi tiết. Cách xử lý này cho phép nhiều sách sử dụng chung một khu vực hiển thị thay vì tạo một trang HTML riêng cho từng sách.</w:t>
       </w:r>
     </w:p>
     <w:p>
@@ -16560,7 +16587,7 @@
           <w:szCs w:val="26"/>
         </w:rPr>
       </w:pPr>
-      <w:bookmarkStart w:id="32" w:name="_Toc241157728"/>
+      <w:bookmarkStart w:id="32" w:name="_Toc241219691"/>
       <w:r>
         <w:rPr>
           <w:rFonts w:ascii="Times New Roman" w:eastAsia="Times New Roman" w:hAnsi="Times New Roman" w:cs="Times New Roman"/>
@@ -16570,7 +16597,27 @@
           <w:szCs w:val="26"/>
         </w:rPr>
         <w:lastRenderedPageBreak/>
-        <w:t>3.7. Kiểm thử trong quá trình hiện thực</w:t>
+        <w:t>3.</w:t>
+      </w:r>
+      <w:r>
+        <w:rPr>
+          <w:rFonts w:ascii="Times New Roman" w:eastAsia="Times New Roman" w:hAnsi="Times New Roman" w:cs="Times New Roman"/>
+          <w:b/>
+          <w:color w:val="auto"/>
+          <w:sz w:val="26"/>
+          <w:szCs w:val="26"/>
+        </w:rPr>
+        <w:t>8</w:t>
+      </w:r>
+      <w:r>
+        <w:rPr>
+          <w:rFonts w:ascii="Times New Roman" w:eastAsia="Times New Roman" w:hAnsi="Times New Roman" w:cs="Times New Roman"/>
+          <w:b/>
+          <w:color w:val="auto"/>
+          <w:sz w:val="26"/>
+          <w:szCs w:val="26"/>
+        </w:rPr>
+        <w:t>. Kiểm thử trong quá trình hiện thực</w:t>
       </w:r>
       <w:bookmarkEnd w:id="32"/>
     </w:p>
@@ -16605,7 +16652,7 @@
           <w:szCs w:val="26"/>
         </w:rPr>
       </w:pPr>
-      <w:bookmarkStart w:id="33" w:name="_Toc241157729"/>
+      <w:bookmarkStart w:id="33" w:name="_Toc241219692"/>
       <w:r>
         <w:rPr>
           <w:rFonts w:ascii="Times New Roman" w:eastAsia="Times New Roman" w:hAnsi="Times New Roman" w:cs="Times New Roman"/>
@@ -16630,7 +16677,7 @@
           <w:szCs w:val="26"/>
         </w:rPr>
       </w:pPr>
-      <w:bookmarkStart w:id="34" w:name="_Toc241157730"/>
+      <w:bookmarkStart w:id="34" w:name="_Toc241219693"/>
       <w:r>
         <w:rPr>
           <w:rFonts w:ascii="Times New Roman" w:eastAsia="Times New Roman" w:hAnsi="Times New Roman" w:cs="Times New Roman"/>
@@ -16762,17 +16809,7 @@
           <w:sz w:val="26"/>
           <w:szCs w:val="26"/>
         </w:rPr>
-        <w:t xml:space="preserve">Mô </w:t>
-      </w:r>
-      <w:r>
-        <w:rPr>
-          <w:rFonts w:ascii="Times New Roman" w:hAnsi="Times New Roman"/>
-          <w:b/>
-          <w:bCs/>
-          <w:sz w:val="26"/>
-          <w:szCs w:val="26"/>
-        </w:rPr>
-        <w:t>tả chi tiết:</w:t>
+        <w:t>Mô tả chi tiết:</w:t>
       </w:r>
       <w:r>
         <w:rPr>
@@ -16796,7 +16833,7 @@
           <w:szCs w:val="26"/>
         </w:rPr>
       </w:pPr>
-      <w:bookmarkStart w:id="35" w:name="_Toc241157731"/>
+      <w:bookmarkStart w:id="35" w:name="_Toc241219694"/>
       <w:r>
         <w:rPr>
           <w:rFonts w:ascii="Times New Roman" w:hAnsi="Times New Roman" w:cs="Times New Roman"/>
@@ -16929,15 +16966,6 @@
           <w:szCs w:val="26"/>
         </w:rPr>
         <w:tab/>
-      </w:r>
-      <w:r>
-        <w:rPr>
-          <w:rFonts w:ascii="Times New Roman" w:hAnsi="Times New Roman"/>
-          <w:b/>
-          <w:bCs/>
-          <w:sz w:val="26"/>
-          <w:szCs w:val="26"/>
-        </w:rPr>
         <w:t>Mô tả chi tiết:</w:t>
       </w:r>
       <w:r>
@@ -16947,7 +16975,25 @@
           <w:szCs w:val="26"/>
         </w:rPr>
         <w:br/>
-        <w:t>Hình 4.2 minh họa giao diện màn hình Danh sách sách ở trạng thái mặc định ban đầu. Hệ thống tự động kích hoạt tính năng đọc dữ liệu bất đồng bộ từ tệp cấu trúc tĩnh data/books.json, chuyển đổi thành mảng đối tượng JavaScript và sử dụng phương thức .map() để duyệt qua các bản ghi. Trình duyệt ứng dụng sẽ tính toán và tự động khởi tạo cấu trúc giao diện hiển thị dạng lưới Card sách cân đối bằng công nghệ bố cục CSS Grid. Mỗi Card sách bao gồm các thông tin trực quan quan trọng như hình ảnh bìa sách lấy từ API, tên sách (được in đậm), tác giả, thể loại và năm xuất bản kèm theo một nút chức năng "Xem chi tiết".</w:t>
+        <w:t xml:space="preserve">Hình 4.2 minh họa giao diện màn hình Danh sách sách ở trạng thái mặc định ban đầu. Hệ thống tự động kích hoạt tính năng đọc dữ liệu bất đồng bộ từ tệp cấu trúc tĩnh data/books.json, chuyển đổi thành mảng đối tượng JavaScript và sử dụng phương </w:t>
+      </w:r>
+      <w:proofErr w:type="gramStart"/>
+      <w:r>
+        <w:rPr>
+          <w:rFonts w:ascii="Times New Roman" w:hAnsi="Times New Roman"/>
+          <w:sz w:val="26"/>
+          <w:szCs w:val="26"/>
+        </w:rPr>
+        <w:t>thức .map</w:t>
+      </w:r>
+      <w:proofErr w:type="gramEnd"/>
+      <w:r>
+        <w:rPr>
+          <w:rFonts w:ascii="Times New Roman" w:hAnsi="Times New Roman"/>
+          <w:sz w:val="26"/>
+          <w:szCs w:val="26"/>
+        </w:rPr>
+        <w:t>() để duyệt qua các bản ghi. Trình duyệt ứng dụng sẽ tính toán và tự động khởi tạo cấu trúc giao diện hiển thị dạng lưới Card sách cân đối bằng công nghệ bố cục CSS Grid. Mỗi Card sách bao gồm các thông tin trực quan quan trọng như hình ảnh bìa sách lấy từ API, tên sách (được in đậm), tác giả, thể loại và năm xuất bản kèm theo một nút chức năng "Xem chi tiết".</w:t>
       </w:r>
     </w:p>
     <w:p>
@@ -17071,15 +17117,6 @@
           <w:szCs w:val="26"/>
         </w:rPr>
         <w:tab/>
-      </w:r>
-      <w:r>
-        <w:rPr>
-          <w:rFonts w:ascii="Times New Roman" w:hAnsi="Times New Roman"/>
-          <w:b/>
-          <w:bCs/>
-          <w:sz w:val="26"/>
-          <w:szCs w:val="26"/>
-        </w:rPr>
         <w:t>Mô tả chi tiết:</w:t>
       </w:r>
       <w:r>
@@ -17089,7 +17126,25 @@
           <w:szCs w:val="26"/>
         </w:rPr>
         <w:br/>
-        <w:t>Hình 4.3 thể hiện kết quả phản hồi của giao diện khi người dùng thực hiện thao tác nhập chuỗi ký tự vào ô tìm kiếm. Cụ thể, khi người dùng nhập từ khóa "Ato", mã nguồn JavaScript phía trình duyệt sẽ liên tục lắng nghe và bắt sự kiện input. Hệ thống tiến hành chuẩn hóa chuỗi nhập vào (chuyển về dạng chữ thường, loại bỏ khoảng trắng thừa) rồi áp dụng phương thức .filter() phối hợp để so khớp điều kiện với trường dữ liệu title (Tên sách) và author (Tác giả) trong mảng dữ liệu gốc. Ngay lập tức, JavaScript can thiệp vào cây thư mục DOM, ẩn đi các phần tử không liên quan và chỉ hiển thị duy nhất Card sách "Atomic Habits" thỏa mãn điều kiện. Toàn bộ luồng tìm kiếm và kết xuất kết quả được xử lý cục bộ ngay trên bộ nhớ trình duyệt, đảm bảo tốc độ phản hồi dưới 50ms.</w:t>
+        <w:t xml:space="preserve">Hình 4.3 thể hiện kết quả phản hồi của giao diện khi người dùng thực hiện thao tác nhập chuỗi ký tự vào ô tìm kiếm. Cụ thể, khi người dùng nhập từ khóa "Ato", mã nguồn JavaScript phía trình duyệt sẽ liên tục lắng nghe và bắt sự kiện input. Hệ thống tiến hành chuẩn hóa chuỗi nhập vào (chuyển về dạng chữ thường, loại bỏ khoảng trắng thừa) rồi áp dụng phương </w:t>
+      </w:r>
+      <w:proofErr w:type="gramStart"/>
+      <w:r>
+        <w:rPr>
+          <w:rFonts w:ascii="Times New Roman" w:hAnsi="Times New Roman"/>
+          <w:sz w:val="26"/>
+          <w:szCs w:val="26"/>
+        </w:rPr>
+        <w:t>thức .filter</w:t>
+      </w:r>
+      <w:proofErr w:type="gramEnd"/>
+      <w:r>
+        <w:rPr>
+          <w:rFonts w:ascii="Times New Roman" w:hAnsi="Times New Roman"/>
+          <w:sz w:val="26"/>
+          <w:szCs w:val="26"/>
+        </w:rPr>
+        <w:t>() phối hợp để so khớp điều kiện với trường dữ liệu title (Tên sách) và author (Tác giả) trong mảng dữ liệu gốc. Ngay lập tức, JavaScript can thiệp vào cây thư mục DOM, ẩn đi các phần tử không liên quan và chỉ hiển thị duy nhất Card sách "Atomic Habits" thỏa mãn điều kiện. Toàn bộ luồng tìm kiếm và kết xuất kết quả được xử lý cục bộ ngay trên bộ nhớ trình duyệt, đảm bảo tốc độ phản hồi dưới 50ms.</w:t>
       </w:r>
     </w:p>
     <w:p>
@@ -17117,7 +17172,25 @@
           <w:sz w:val="26"/>
           <w:szCs w:val="26"/>
         </w:rPr>
-        <w:t>xem chi tiết: Hệ thống sử dụng phương thức mảng find() truy xuất đối tượng sách theo mã id chọn lựa và kết xuất dữ liệu lên vùng khung nhìn thông tin chi tiết đầy đủ.</w:t>
+        <w:t xml:space="preserve">xem chi tiết: Hệ thống sử dụng phương thức mảng </w:t>
+      </w:r>
+      <w:proofErr w:type="gramStart"/>
+      <w:r>
+        <w:rPr>
+          <w:rFonts w:ascii="Times New Roman" w:hAnsi="Times New Roman"/>
+          <w:sz w:val="26"/>
+          <w:szCs w:val="26"/>
+        </w:rPr>
+        <w:t>find(</w:t>
+      </w:r>
+      <w:proofErr w:type="gramEnd"/>
+      <w:r>
+        <w:rPr>
+          <w:rFonts w:ascii="Times New Roman" w:hAnsi="Times New Roman"/>
+          <w:sz w:val="26"/>
+          <w:szCs w:val="26"/>
+        </w:rPr>
+        <w:t>) truy xuất đối tượng sách theo mã id chọn lựa và kết xuất dữ liệu lên vùng khung nhìn thông tin chi tiết đầy đủ.</w:t>
       </w:r>
     </w:p>
     <w:p>
@@ -17222,7 +17295,25 @@
           <w:szCs w:val="26"/>
         </w:rPr>
         <w:br/>
-        <w:t>Hình 4.4 minh họa giao diện màn hình thông tin chi tiết đầy đủ của một cuốn sách khi người dùng nhấn vào nút lệnh lệnh "Xem chi tiết" tại một Card bất kỳ ngoài trang danh sách. Cơ chế xử lý sự kiện click của JavaScript sẽ nhận vào tham số định danh duy nhất id của cuốn sách được chọn, sử dụng phương thức tìm kiếm mảng nâng cao .find() để truy xuất chính xác toàn bộ đối tượng dữ liệu lưu trữ. Tiếp theo, chương trình thực thi lệnh ẩn phân hệ hiển thị dạng lưới Danh sách sách, đồng thời can thiệp cập nhật thuộc tính innerHTML của vùng hiển thị chi tiết. Các thông tin chuyên sâu như tóm tắt nội dung mô tả ngắn (description), nhà xuất bản, tổng số trang (pages) được kết xuất rõ ràng bố cục. Khi người dùng nhấp chọn liên kết "&lt;- Quay lại danh sách", mã lệnh sẽ đổi trạng thái hiển thị để đưa người dùng về lưới danh sách ban đầu.</w:t>
+        <w:t xml:space="preserve">Hình 4.4 minh họa giao diện màn hình thông tin chi tiết đầy đủ của một cuốn sách khi người dùng nhấn vào nút lệnh lệnh "Xem chi tiết" tại một Card bất kỳ ngoài trang danh sách. Cơ chế xử lý sự kiện click của JavaScript sẽ nhận vào tham số định danh duy nhất id của cuốn sách được chọn, sử dụng phương thức tìm kiếm mảng nâng </w:t>
+      </w:r>
+      <w:proofErr w:type="gramStart"/>
+      <w:r>
+        <w:rPr>
+          <w:rFonts w:ascii="Times New Roman" w:hAnsi="Times New Roman"/>
+          <w:sz w:val="26"/>
+          <w:szCs w:val="26"/>
+        </w:rPr>
+        <w:t>cao .find</w:t>
+      </w:r>
+      <w:proofErr w:type="gramEnd"/>
+      <w:r>
+        <w:rPr>
+          <w:rFonts w:ascii="Times New Roman" w:hAnsi="Times New Roman"/>
+          <w:sz w:val="26"/>
+          <w:szCs w:val="26"/>
+        </w:rPr>
+        <w:t>() để truy xuất chính xác toàn bộ đối tượng dữ liệu lưu trữ. Tiếp theo, chương trình thực thi lệnh ẩn phân hệ hiển thị dạng lưới Danh sách sách, đồng thời can thiệp cập nhật thuộc tính innerHTML của vùng hiển thị chi tiết. Các thông tin chuyên sâu như tóm tắt nội dung mô tả ngắn (description), nhà xuất bản, tổng số trang (pages) được kết xuất rõ ràng bố cục. Khi người dùng nhấp chọn liên kết "&lt;- Quay lại danh sách", mã lệnh sẽ đổi trạng thái hiển thị để đưa người dùng về lưới danh sách ban đầu.</w:t>
       </w:r>
     </w:p>
     <w:p>
@@ -17350,7 +17441,25 @@
           <w:szCs w:val="26"/>
         </w:rPr>
         <w:br/>
-        <w:t>Hình 4.5 mô tả trạng thái giao diện khi người dùng thay đổi tiêu chí hiển thị tại thanh công cụ chọn (Select Box) "Sắp xếp". Khi thao tác chuyển đổi tiêu chí từ lựa chọn "Mặc định" sang tùy chọn "Tên A -&gt; Z" được thực hiện, trình duyệt sẽ kích hoạt sự kiện change. Hàm xử lý logic JavaScript tương ứng sẽ tiếp nhận sự kiện này, lấy mảng dữ liệu sách hiện tại và áp dụng phương thức .sort() với thuật toán so sánh chuỗi (String Comparison) để sắp xếp lại thứ tự các đối tượng sách theo bảng chữ cái tiếng Anh dựa trên thuộc tính title. Sau khi sắp xếp xong cấu trúc mảng trong bộ nhớ, chương trình tự động gọi lại hàm Render để vẽ lại toàn bộ danh sách lên giao diện DOM, đưa cuốn sách "Atomic Habits" lên vị trí đầu tiên một cách chính xác.</w:t>
+        <w:t xml:space="preserve">Hình 4.5 mô tả trạng thái giao diện khi người dùng thay đổi tiêu chí hiển thị tại thanh công cụ chọn (Select Box) "Sắp xếp". Khi thao tác chuyển đổi tiêu chí từ lựa chọn "Mặc định" sang tùy chọn "Tên A -&gt; Z" được thực hiện, trình duyệt sẽ kích hoạt sự kiện change. Hàm xử lý logic JavaScript tương ứng sẽ tiếp nhận sự kiện này, lấy mảng dữ liệu sách hiện tại và áp dụng phương </w:t>
+      </w:r>
+      <w:proofErr w:type="gramStart"/>
+      <w:r>
+        <w:rPr>
+          <w:rFonts w:ascii="Times New Roman" w:hAnsi="Times New Roman"/>
+          <w:sz w:val="26"/>
+          <w:szCs w:val="26"/>
+        </w:rPr>
+        <w:t>thức .sort</w:t>
+      </w:r>
+      <w:proofErr w:type="gramEnd"/>
+      <w:r>
+        <w:rPr>
+          <w:rFonts w:ascii="Times New Roman" w:hAnsi="Times New Roman"/>
+          <w:sz w:val="26"/>
+          <w:szCs w:val="26"/>
+        </w:rPr>
+        <w:t>() với thuật toán so sánh chuỗi (String Comparison) để sắp xếp lại thứ tự các đối tượng sách theo bảng chữ cái tiếng Anh dựa trên thuộc tính title. Sau khi sắp xếp xong cấu trúc mảng trong bộ nhớ, chương trình tự động gọi lại hàm Render để vẽ lại toàn bộ danh sách lên giao diện DOM, đưa cuốn sách "Atomic Habits" lên vị trí đầu tiên một cách chính xác.</w:t>
       </w:r>
     </w:p>
     <w:p>
@@ -17562,7 +17671,25 @@
           <w:szCs w:val="26"/>
         </w:rPr>
         <w:br/>
-        <w:t>Hình 4.6 thể hiện tính năng lọc dữ liệu nâng cao dựa theo từng phân nhóm thể loại cụ thể của đầu sách. Khi người dùng tương tác với hộp chọn "Thể loại" và nhấp chuột chuyển sang danh mục "Công nghệ", sự kiện thay đổi trạng thái phần tử hình thành. Hệ thống kịch bản JavaScript chạy nền lập tức nhận diện giá trị lọc đầu vào, sử dụng hàm .filter() để kiểm tra điều kiện so sánh nghiêm ngặt thuộc tính category === "Công nghệ" đối với từng bản ghi đối tượng. Kết quả giao diện DOM được làm mới ngay tức khắc, màn hình ẩn toàn bộ các đầu sách thuộc chủ đề văn học, kỹ năng và kết xuất chính xác duy nhất thẻ Card thông tin cuốn sách chuyên ngành "Clean Code" lên khung nhìn.</w:t>
+        <w:t xml:space="preserve">Hình 4.6 thể hiện tính năng lọc dữ liệu nâng cao dựa theo từng phân nhóm thể loại cụ thể của đầu sách. Khi người dùng tương tác với hộp chọn "Thể loại" và nhấp chuột chuyển sang danh mục "Công nghệ", sự kiện thay đổi trạng thái phần tử hình thành. Hệ thống kịch bản JavaScript chạy nền lập tức nhận diện giá trị lọc đầu vào, sử dụng </w:t>
+      </w:r>
+      <w:proofErr w:type="gramStart"/>
+      <w:r>
+        <w:rPr>
+          <w:rFonts w:ascii="Times New Roman" w:hAnsi="Times New Roman"/>
+          <w:sz w:val="26"/>
+          <w:szCs w:val="26"/>
+        </w:rPr>
+        <w:t>hàm .filter</w:t>
+      </w:r>
+      <w:proofErr w:type="gramEnd"/>
+      <w:r>
+        <w:rPr>
+          <w:rFonts w:ascii="Times New Roman" w:hAnsi="Times New Roman"/>
+          <w:sz w:val="26"/>
+          <w:szCs w:val="26"/>
+        </w:rPr>
+        <w:t>() để kiểm tra điều kiện so sánh nghiêm ngặt thuộc tính category === "Công nghệ" đối với từng bản ghi đối tượng. Kết quả giao diện DOM được làm mới ngay tức khắc, màn hình ẩn toàn bộ các đầu sách thuộc chủ đề văn học, kỹ năng và kết xuất chính xác duy nhất thẻ Card thông tin cuốn sách chuyên ngành "Clean Code" lên khung nhìn.</w:t>
       </w:r>
     </w:p>
     <w:p>
@@ -17576,7 +17703,7 @@
           <w:szCs w:val="26"/>
         </w:rPr>
       </w:pPr>
-      <w:bookmarkStart w:id="36" w:name="_Toc241157732"/>
+      <w:bookmarkStart w:id="36" w:name="_Toc241219695"/>
       <w:r>
         <w:rPr>
           <w:rFonts w:ascii="Times New Roman" w:eastAsia="Times New Roman" w:hAnsi="Times New Roman" w:cs="Times New Roman"/>
@@ -17733,7 +17860,7 @@
           <w:szCs w:val="26"/>
         </w:rPr>
       </w:pPr>
-      <w:bookmarkStart w:id="37" w:name="_Toc241157733"/>
+      <w:bookmarkStart w:id="37" w:name="_Toc241219696"/>
       <w:r>
         <w:rPr>
           <w:rFonts w:ascii="Times New Roman" w:eastAsia="Times New Roman" w:hAnsi="Times New Roman" w:cs="Times New Roman"/>
@@ -17762,7 +17889,79 @@
           <w:sz w:val="26"/>
           <w:szCs w:val="26"/>
         </w:rPr>
-        <w:t>Việc sử dụng Array/Object hoặc JSON giúp dữ liệu có cấu trúc và dễ xử lý. Các phương thức filter(), find(), sort() và map() giúp mã nguồn thể hiện rõ các bước biến đổi dữ liệu. Việc tách dữ liệu khỏi phần giao diện cũng tạo điều kiện thuận lợi cho việc bổ sung thêm sách.</w:t>
+        <w:t xml:space="preserve">Việc sử dụng Array/Object hoặc JSON giúp dữ liệu có cấu trúc và dễ xử lý. Các phương thức </w:t>
+      </w:r>
+      <w:proofErr w:type="gramStart"/>
+      <w:r>
+        <w:rPr>
+          <w:rFonts w:ascii="Times New Roman" w:eastAsia="Times New Roman" w:hAnsi="Times New Roman"/>
+          <w:sz w:val="26"/>
+          <w:szCs w:val="26"/>
+        </w:rPr>
+        <w:t>filter(</w:t>
+      </w:r>
+      <w:proofErr w:type="gramEnd"/>
+      <w:r>
+        <w:rPr>
+          <w:rFonts w:ascii="Times New Roman" w:eastAsia="Times New Roman" w:hAnsi="Times New Roman"/>
+          <w:sz w:val="26"/>
+          <w:szCs w:val="26"/>
+        </w:rPr>
+        <w:t xml:space="preserve">), </w:t>
+      </w:r>
+      <w:proofErr w:type="gramStart"/>
+      <w:r>
+        <w:rPr>
+          <w:rFonts w:ascii="Times New Roman" w:eastAsia="Times New Roman" w:hAnsi="Times New Roman"/>
+          <w:sz w:val="26"/>
+          <w:szCs w:val="26"/>
+        </w:rPr>
+        <w:t>find(</w:t>
+      </w:r>
+      <w:proofErr w:type="gramEnd"/>
+      <w:r>
+        <w:rPr>
+          <w:rFonts w:ascii="Times New Roman" w:eastAsia="Times New Roman" w:hAnsi="Times New Roman"/>
+          <w:sz w:val="26"/>
+          <w:szCs w:val="26"/>
+        </w:rPr>
+        <w:t xml:space="preserve">), </w:t>
+      </w:r>
+      <w:proofErr w:type="gramStart"/>
+      <w:r>
+        <w:rPr>
+          <w:rFonts w:ascii="Times New Roman" w:eastAsia="Times New Roman" w:hAnsi="Times New Roman"/>
+          <w:sz w:val="26"/>
+          <w:szCs w:val="26"/>
+        </w:rPr>
+        <w:t>sort(</w:t>
+      </w:r>
+      <w:proofErr w:type="gramEnd"/>
+      <w:r>
+        <w:rPr>
+          <w:rFonts w:ascii="Times New Roman" w:eastAsia="Times New Roman" w:hAnsi="Times New Roman"/>
+          <w:sz w:val="26"/>
+          <w:szCs w:val="26"/>
+        </w:rPr>
+        <w:t xml:space="preserve">) và </w:t>
+      </w:r>
+      <w:proofErr w:type="gramStart"/>
+      <w:r>
+        <w:rPr>
+          <w:rFonts w:ascii="Times New Roman" w:eastAsia="Times New Roman" w:hAnsi="Times New Roman"/>
+          <w:sz w:val="26"/>
+          <w:szCs w:val="26"/>
+        </w:rPr>
+        <w:t>map(</w:t>
+      </w:r>
+      <w:proofErr w:type="gramEnd"/>
+      <w:r>
+        <w:rPr>
+          <w:rFonts w:ascii="Times New Roman" w:eastAsia="Times New Roman" w:hAnsi="Times New Roman"/>
+          <w:sz w:val="26"/>
+          <w:szCs w:val="26"/>
+        </w:rPr>
+        <w:t>) giúp mã nguồn thể hiện rõ các bước biến đổi dữ liệu. Việc tách dữ liệu khỏi phần giao diện cũng tạo điều kiện thuận lợi cho việc bổ sung thêm sách.</w:t>
       </w:r>
     </w:p>
     <w:p>
@@ -17776,7 +17975,7 @@
           <w:szCs w:val="26"/>
         </w:rPr>
       </w:pPr>
-      <w:bookmarkStart w:id="38" w:name="_Toc241157734"/>
+      <w:bookmarkStart w:id="38" w:name="_Toc241219697"/>
       <w:r>
         <w:rPr>
           <w:rFonts w:ascii="Times New Roman" w:eastAsia="Times New Roman" w:hAnsi="Times New Roman" w:cs="Times New Roman"/>
@@ -17838,7 +18037,7 @@
           <w:szCs w:val="26"/>
         </w:rPr>
       </w:pPr>
-      <w:bookmarkStart w:id="39" w:name="_Toc241157735"/>
+      <w:bookmarkStart w:id="39" w:name="_Toc241219698"/>
       <w:r>
         <w:rPr>
           <w:rFonts w:ascii="Times New Roman" w:eastAsia="Times New Roman" w:hAnsi="Times New Roman" w:cs="Times New Roman"/>
@@ -17882,7 +18081,7 @@
           <w:szCs w:val="26"/>
         </w:rPr>
       </w:pPr>
-      <w:bookmarkStart w:id="40" w:name="_Toc241157736"/>
+      <w:bookmarkStart w:id="40" w:name="_Toc241219699"/>
       <w:r>
         <w:rPr>
           <w:rFonts w:ascii="Times New Roman" w:eastAsia="Times New Roman" w:hAnsi="Times New Roman" w:cs="Times New Roman"/>
@@ -17908,7 +18107,7 @@
           <w:szCs w:val="26"/>
         </w:rPr>
       </w:pPr>
-      <w:bookmarkStart w:id="41" w:name="_Toc241157737"/>
+      <w:bookmarkStart w:id="41" w:name="_Toc241219700"/>
       <w:r>
         <w:rPr>
           <w:rFonts w:ascii="Times New Roman" w:eastAsia="Times New Roman" w:hAnsi="Times New Roman" w:cs="Times New Roman"/>
@@ -17991,7 +18190,7 @@
           <w:szCs w:val="26"/>
         </w:rPr>
       </w:pPr>
-      <w:bookmarkStart w:id="42" w:name="_Toc241157738"/>
+      <w:bookmarkStart w:id="42" w:name="_Toc241219701"/>
       <w:r>
         <w:rPr>
           <w:rFonts w:ascii="Times New Roman" w:eastAsia="Times New Roman" w:hAnsi="Times New Roman"/>
@@ -18038,7 +18237,79 @@
           <w:sz w:val="26"/>
           <w:szCs w:val="26"/>
         </w:rPr>
-        <w:t>Về JavaScript, người thực hiện nâng cao khả năng sử dụng biến, hàm, điều kiện, vòng lặp, Array và Object để tổ chức và xử lý dữ liệu. Các phương thức map(), filter(), find() và sort() được vận dụng vào những chức năng cụ thể như hiển thị, tìm kiếm, lọc và sắp xếp dữ liệu.</w:t>
+        <w:t xml:space="preserve">Về JavaScript, người thực hiện nâng cao khả năng sử dụng biến, hàm, điều kiện, vòng lặp, Array và Object để tổ chức và xử lý dữ liệu. Các phương thức </w:t>
+      </w:r>
+      <w:proofErr w:type="gramStart"/>
+      <w:r>
+        <w:rPr>
+          <w:rFonts w:ascii="Times New Roman" w:eastAsia="Times New Roman" w:hAnsi="Times New Roman"/>
+          <w:sz w:val="26"/>
+          <w:szCs w:val="26"/>
+        </w:rPr>
+        <w:t>map(</w:t>
+      </w:r>
+      <w:proofErr w:type="gramEnd"/>
+      <w:r>
+        <w:rPr>
+          <w:rFonts w:ascii="Times New Roman" w:eastAsia="Times New Roman" w:hAnsi="Times New Roman"/>
+          <w:sz w:val="26"/>
+          <w:szCs w:val="26"/>
+        </w:rPr>
+        <w:t xml:space="preserve">), </w:t>
+      </w:r>
+      <w:proofErr w:type="gramStart"/>
+      <w:r>
+        <w:rPr>
+          <w:rFonts w:ascii="Times New Roman" w:eastAsia="Times New Roman" w:hAnsi="Times New Roman"/>
+          <w:sz w:val="26"/>
+          <w:szCs w:val="26"/>
+        </w:rPr>
+        <w:t>filter(</w:t>
+      </w:r>
+      <w:proofErr w:type="gramEnd"/>
+      <w:r>
+        <w:rPr>
+          <w:rFonts w:ascii="Times New Roman" w:eastAsia="Times New Roman" w:hAnsi="Times New Roman"/>
+          <w:sz w:val="26"/>
+          <w:szCs w:val="26"/>
+        </w:rPr>
+        <w:t xml:space="preserve">), </w:t>
+      </w:r>
+      <w:proofErr w:type="gramStart"/>
+      <w:r>
+        <w:rPr>
+          <w:rFonts w:ascii="Times New Roman" w:eastAsia="Times New Roman" w:hAnsi="Times New Roman"/>
+          <w:sz w:val="26"/>
+          <w:szCs w:val="26"/>
+        </w:rPr>
+        <w:t>find(</w:t>
+      </w:r>
+      <w:proofErr w:type="gramEnd"/>
+      <w:r>
+        <w:rPr>
+          <w:rFonts w:ascii="Times New Roman" w:eastAsia="Times New Roman" w:hAnsi="Times New Roman"/>
+          <w:sz w:val="26"/>
+          <w:szCs w:val="26"/>
+        </w:rPr>
+        <w:t xml:space="preserve">) và </w:t>
+      </w:r>
+      <w:proofErr w:type="gramStart"/>
+      <w:r>
+        <w:rPr>
+          <w:rFonts w:ascii="Times New Roman" w:eastAsia="Times New Roman" w:hAnsi="Times New Roman"/>
+          <w:sz w:val="26"/>
+          <w:szCs w:val="26"/>
+        </w:rPr>
+        <w:t>sort(</w:t>
+      </w:r>
+      <w:proofErr w:type="gramEnd"/>
+      <w:r>
+        <w:rPr>
+          <w:rFonts w:ascii="Times New Roman" w:eastAsia="Times New Roman" w:hAnsi="Times New Roman"/>
+          <w:sz w:val="26"/>
+          <w:szCs w:val="26"/>
+        </w:rPr>
+        <w:t>) được vận dụng vào những chức năng cụ thể như hiển thị, tìm kiếm, lọc và sắp xếp dữ liệu.</w:t>
       </w:r>
     </w:p>
     <w:p>
@@ -18089,7 +18360,7 @@
           <w:szCs w:val="26"/>
         </w:rPr>
       </w:pPr>
-      <w:bookmarkStart w:id="43" w:name="_Toc241157739"/>
+      <w:bookmarkStart w:id="43" w:name="_Toc241219702"/>
       <w:r>
         <w:rPr>
           <w:rFonts w:ascii="Times New Roman" w:eastAsia="Times New Roman" w:hAnsi="Times New Roman" w:cs="Times New Roman"/>
@@ -18212,7 +18483,7 @@
           <w:szCs w:val="26"/>
         </w:rPr>
       </w:pPr>
-      <w:bookmarkStart w:id="44" w:name="_Toc241157740"/>
+      <w:bookmarkStart w:id="44" w:name="_Toc241219703"/>
       <w:r>
         <w:rPr>
           <w:rFonts w:ascii="Times New Roman" w:hAnsi="Times New Roman" w:cs="Times New Roman"/>
@@ -18563,7 +18834,47 @@
           <w:sz w:val="26"/>
           <w:szCs w:val="26"/>
         </w:rPr>
-        <w:t>B.2. Hàm xử lý logic Tìm kiếm, Lọc và Sắp xếp (Nơi bạn áp dụng .filter() và .sort() phối hợp).</w:t>
+        <w:t xml:space="preserve">B.2. Hàm xử lý logic Tìm kiếm, Lọc và Sắp xếp (Nơi bạn áp </w:t>
+      </w:r>
+      <w:proofErr w:type="gramStart"/>
+      <w:r>
+        <w:rPr>
+          <w:rFonts w:ascii="Times New Roman" w:hAnsi="Times New Roman"/>
+          <w:color w:val="000000"/>
+          <w:sz w:val="26"/>
+          <w:szCs w:val="26"/>
+        </w:rPr>
+        <w:t>dụng .filter</w:t>
+      </w:r>
+      <w:proofErr w:type="gramEnd"/>
+      <w:r>
+        <w:rPr>
+          <w:rFonts w:ascii="Times New Roman" w:hAnsi="Times New Roman"/>
+          <w:color w:val="000000"/>
+          <w:sz w:val="26"/>
+          <w:szCs w:val="26"/>
+        </w:rPr>
+        <w:t xml:space="preserve">() </w:t>
+      </w:r>
+      <w:proofErr w:type="gramStart"/>
+      <w:r>
+        <w:rPr>
+          <w:rFonts w:ascii="Times New Roman" w:hAnsi="Times New Roman"/>
+          <w:color w:val="000000"/>
+          <w:sz w:val="26"/>
+          <w:szCs w:val="26"/>
+        </w:rPr>
+        <w:t>và .sort</w:t>
+      </w:r>
+      <w:proofErr w:type="gramEnd"/>
+      <w:r>
+        <w:rPr>
+          <w:rFonts w:ascii="Times New Roman" w:hAnsi="Times New Roman"/>
+          <w:color w:val="000000"/>
+          <w:sz w:val="26"/>
+          <w:szCs w:val="26"/>
+        </w:rPr>
+        <w:t>() phối hợp).</w:t>
       </w:r>
     </w:p>
     <w:p>
@@ -18584,7 +18895,27 @@
           <w:szCs w:val="26"/>
         </w:rPr>
         <w:lastRenderedPageBreak/>
-        <w:t>B.3. Hàm Render DOM (Nơi bạn dùng .map() hoặc vòng lặp để tạo và chèn HTML cho thẻ sách</w:t>
+        <w:t xml:space="preserve">B.3. Hàm Render DOM (Nơi bạn </w:t>
+      </w:r>
+      <w:proofErr w:type="gramStart"/>
+      <w:r>
+        <w:rPr>
+          <w:rFonts w:ascii="Times New Roman" w:hAnsi="Times New Roman"/>
+          <w:color w:val="000000"/>
+          <w:sz w:val="26"/>
+          <w:szCs w:val="26"/>
+        </w:rPr>
+        <w:t>dùng .map</w:t>
+      </w:r>
+      <w:proofErr w:type="gramEnd"/>
+      <w:r>
+        <w:rPr>
+          <w:rFonts w:ascii="Times New Roman" w:hAnsi="Times New Roman"/>
+          <w:color w:val="000000"/>
+          <w:sz w:val="26"/>
+          <w:szCs w:val="26"/>
+        </w:rPr>
+        <w:t>() hoặc vòng lặp để tạo và chèn HTML cho thẻ sách</w:t>
       </w:r>
       <w:r>
         <w:rPr>
@@ -19808,7 +20139,7 @@
           <w:szCs w:val="26"/>
         </w:rPr>
       </w:pPr>
-      <w:bookmarkStart w:id="45" w:name="_Toc241157741"/>
+      <w:bookmarkStart w:id="45" w:name="_Toc241219704"/>
       <w:r>
         <w:rPr>
           <w:rFonts w:ascii="Times New Roman" w:eastAsia="Times New Roman" w:hAnsi="Times New Roman" w:cs="Times New Roman"/>
@@ -20138,7 +20469,7 @@
   <w:p>
     <w:pPr>
       <w:pStyle w:val="Footer"/>
-      <w:jc w:val="center"/>
+      <w:jc w:val="right"/>
       <w:rPr>
         <w:rFonts w:hint="eastAsia"/>
       </w:rPr>
@@ -23568,6 +23899,7 @@
   <w:style w:type="character" w:default="1" w:styleId="DefaultParagraphFont">
     <w:name w:val="Default Paragraph Font"/>
     <w:uiPriority w:val="1"/>
+    <w:semiHidden/>
     <w:unhideWhenUsed/>
   </w:style>
   <w:style w:type="table" w:default="1" w:styleId="TableNormal">
